--- a/(e)CRF/Per nummer/29_Teach-back - controle begrip patient.docx
+++ b/(e)CRF/Per nummer/29_Teach-back - controle begrip patient.docx
@@ -4154,9 +4154,6 @@
       <w:pPr>
         <w:spacing w:after="0" w:line="240" w:lineRule="auto"/>
       </w:pPr>
-      <w:r>
-        <w:separator/>
-      </w:r>
     </w:p>
   </w:endnote>
   <w:endnote w:type="continuationSeparator" w:id="0">
@@ -4164,9 +4161,6 @@
       <w:pPr>
         <w:spacing w:after="0" w:line="240" w:lineRule="auto"/>
       </w:pPr>
-      <w:r>
-        <w:continuationSeparator/>
-      </w:r>
     </w:p>
   </w:endnote>
 </w:endnotes>
@@ -4255,10 +4249,119 @@
   <w:p>
     <w:pPr>
       <w:pStyle w:val="Footer"/>
+      <w:jc w:val="center"/>
       <w:rPr>
         <w:rFonts w:ascii="Calibri" w:hAnsi="Calibri" w:cs="Calibri"/>
       </w:rPr>
     </w:pPr>
+    <w:r>
+      <w:rPr>
+        <w:rFonts w:ascii="Arial" w:hAnsi="Arial" w:eastAsia="Arial" w:cs="Arial"/>
+        <w:b w:val="0"/>
+        <w:color w:val="59636E"/>
+        <w:sz w:val="18"/>
+      </w:rPr>
+      <w:t xml:space="preserve">Pagina </w:t>
+    </w:r>
+    <w:r>
+      <w:rPr>
+        <w:rFonts w:ascii="Arial" w:hAnsi="Arial" w:eastAsia="Arial" w:cs="Arial"/>
+        <w:b w:val="0"/>
+        <w:color w:val="59636E"/>
+        <w:sz w:val="18"/>
+      </w:rPr>
+      <w:fldChar w:fldCharType="begin"/>
+    </w:r>
+    <w:r>
+      <w:rPr>
+        <w:rFonts w:ascii="Arial" w:hAnsi="Arial" w:eastAsia="Arial" w:cs="Arial"/>
+        <w:b w:val="0"/>
+        <w:color w:val="59636E"/>
+        <w:sz w:val="18"/>
+      </w:rPr>
+      <w:instrText xml:space="preserve"> PAGE </w:instrText>
+    </w:r>
+    <w:r>
+      <w:rPr>
+        <w:rFonts w:ascii="Arial" w:hAnsi="Arial" w:eastAsia="Arial" w:cs="Arial"/>
+        <w:b w:val="0"/>
+        <w:color w:val="59636E"/>
+        <w:sz w:val="18"/>
+      </w:rPr>
+      <w:fldChar w:fldCharType="separate"/>
+    </w:r>
+    <w:r>
+      <w:rPr>
+        <w:rFonts w:ascii="Arial" w:hAnsi="Arial" w:eastAsia="Arial" w:cs="Arial"/>
+        <w:b w:val="0"/>
+        <w:color w:val="59636E"/>
+        <w:sz w:val="18"/>
+      </w:rPr>
+      <w:t>1</w:t>
+    </w:r>
+    <w:r>
+      <w:rPr>
+        <w:rFonts w:ascii="Arial" w:hAnsi="Arial" w:eastAsia="Arial" w:cs="Arial"/>
+        <w:b w:val="0"/>
+        <w:color w:val="59636E"/>
+        <w:sz w:val="18"/>
+      </w:rPr>
+      <w:fldChar w:fldCharType="end"/>
+    </w:r>
+    <w:r>
+      <w:rPr>
+        <w:rFonts w:ascii="Arial" w:hAnsi="Arial" w:eastAsia="Arial" w:cs="Arial"/>
+        <w:b w:val="0"/>
+        <w:color w:val="59636E"/>
+        <w:sz w:val="18"/>
+      </w:rPr>
+      <w:t xml:space="preserve"> van </w:t>
+    </w:r>
+    <w:r>
+      <w:rPr>
+        <w:rFonts w:ascii="Arial" w:hAnsi="Arial" w:eastAsia="Arial" w:cs="Arial"/>
+        <w:b w:val="0"/>
+        <w:color w:val="59636E"/>
+        <w:sz w:val="18"/>
+      </w:rPr>
+      <w:fldChar w:fldCharType="begin"/>
+    </w:r>
+    <w:r>
+      <w:rPr>
+        <w:rFonts w:ascii="Arial" w:hAnsi="Arial" w:eastAsia="Arial" w:cs="Arial"/>
+        <w:b w:val="0"/>
+        <w:color w:val="59636E"/>
+        <w:sz w:val="18"/>
+      </w:rPr>
+      <w:instrText xml:space="preserve"> NUMPAGES </w:instrText>
+    </w:r>
+    <w:r>
+      <w:rPr>
+        <w:rFonts w:ascii="Arial" w:hAnsi="Arial" w:eastAsia="Arial" w:cs="Arial"/>
+        <w:b w:val="0"/>
+        <w:color w:val="59636E"/>
+        <w:sz w:val="18"/>
+      </w:rPr>
+      <w:fldChar w:fldCharType="separate"/>
+    </w:r>
+    <w:r>
+      <w:rPr>
+        <w:rFonts w:ascii="Arial" w:hAnsi="Arial" w:eastAsia="Arial" w:cs="Arial"/>
+        <w:b w:val="0"/>
+        <w:color w:val="59636E"/>
+        <w:sz w:val="18"/>
+      </w:rPr>
+      <w:t>1</w:t>
+    </w:r>
+    <w:r>
+      <w:rPr>
+        <w:rFonts w:ascii="Arial" w:hAnsi="Arial" w:eastAsia="Arial" w:cs="Arial"/>
+        <w:b w:val="0"/>
+        <w:color w:val="59636E"/>
+        <w:sz w:val="18"/>
+      </w:rPr>
+      <w:fldChar w:fldCharType="end"/>
+    </w:r>
   </w:p>
 </w:ftr>
 </file>
@@ -4270,9 +4373,6 @@
       <w:pPr>
         <w:spacing w:after="0" w:line="240" w:lineRule="auto"/>
       </w:pPr>
-      <w:r>
-        <w:separator/>
-      </w:r>
     </w:p>
   </w:footnote>
   <w:footnote w:type="continuationSeparator" w:id="0">
@@ -4280,9 +4380,6 @@
       <w:pPr>
         <w:spacing w:after="0" w:line="240" w:lineRule="auto"/>
       </w:pPr>
-      <w:r>
-        <w:continuationSeparator/>
-      </w:r>
     </w:p>
   </w:footnote>
 </w:footnotes>
@@ -4293,6 +4390,7 @@
   <w:p>
     <w:pPr>
       <w:pStyle w:val="Header"/>
+      <w:jc w:val="left"/>
       <w:rPr>
         <w:color w:val="000000" w:themeColor="text1"/>
         <w:sz w:val="18"/>
@@ -4303,42 +4401,12 @@
     <w:r>
       <w:rPr>
         <w:rFonts w:ascii="Arial" w:hAnsi="Arial" w:cs="Arial" w:eastAsia="Arial"/>
-        <w:color w:val="000000" w:themeColor="text1"/>
+        <w:b w:val="0"/>
+        <w:color w:val="59636E"/>
+        <w:sz w:val="18"/>
         <w:lang w:val="en-US"/>
       </w:rPr>
-      <w:t>TEACH-BACK ASSESSMENT FORM</w:t>
-    </w:r>
-    <w:r>
-      <w:rPr>
-        <w:rFonts w:ascii="Arial" w:hAnsi="Arial" w:cs="Arial" w:eastAsia="Arial"/>
-        <w:color w:val="000000" w:themeColor="text1"/>
-        <w:lang w:val="en-US"/>
-      </w:rPr>
-      <w:tab/>
-    </w:r>
-    <w:r>
-      <w:rPr>
-        <w:rFonts w:ascii="Arial" w:hAnsi="Arial" w:cs="Arial" w:eastAsia="Arial"/>
-        <w:color w:val="000000" w:themeColor="text1"/>
-        <w:lang w:val="en-US"/>
-      </w:rPr>
-      <w:tab/>
-    </w:r>
-    <w:r>
-      <w:rPr>
-        <w:rFonts w:ascii="Arial" w:hAnsi="Arial" w:cs="Arial" w:eastAsia="Arial"/>
-        <w:color w:val="000000" w:themeColor="text1"/>
-        <w:lang w:val="en-US"/>
-      </w:rPr>
-      <w:t>v</w:t>
-    </w:r>
-    <w:r>
-      <w:rPr>
-        <w:rFonts w:ascii="Arial" w:hAnsi="Arial" w:cs="Arial" w:eastAsia="Arial"/>
-        <w:color w:val="000000" w:themeColor="text1"/>
-        <w:lang w:val="en-US"/>
-      </w:rPr>
-      <w:t>.30_03_2026</w:t>
+      <w:t>PARADISE (S71769) — eCRF 29: Teach-back - controle begrip patient</w:t>
     </w:r>
   </w:p>
 </w:hdr>

--- a/(e)CRF/Per nummer/29_Teach-back - controle begrip patient.docx
+++ b/(e)CRF/Per nummer/29_Teach-back - controle begrip patient.docx
@@ -4168,197 +4168,352 @@
 
 <file path=word/footer1.xml><?xml version="1.0" encoding="utf-8"?>
 <w:ftr xmlns:wpc="http://schemas.microsoft.com/office/word/2010/wordprocessingCanvas" xmlns:cx="http://schemas.microsoft.com/office/drawing/2014/chartex" xmlns:cx1="http://schemas.microsoft.com/office/drawing/2015/9/8/chartex" xmlns:cx2="http://schemas.microsoft.com/office/drawing/2015/10/21/chartex" xmlns:cx3="http://schemas.microsoft.com/office/drawing/2016/5/9/chartex" xmlns:cx4="http://schemas.microsoft.com/office/drawing/2016/5/10/chartex" xmlns:cx5="http://schemas.microsoft.com/office/drawing/2016/5/11/chartex" xmlns:cx6="http://schemas.microsoft.com/office/drawing/2016/5/12/chartex" xmlns:cx7="http://schemas.microsoft.com/office/drawing/2016/5/13/chartex" xmlns:cx8="http://schemas.microsoft.com/office/drawing/2016/5/14/chartex" xmlns:mc="http://schemas.openxmlformats.org/markup-compatibility/2006" xmlns:aink="http://schemas.microsoft.com/office/drawing/2016/ink" xmlns:am3d="http://schemas.microsoft.com/office/drawing/2017/model3d" xmlns:o="urn:schemas-microsoft-com:office:office" xmlns:oel="http://schemas.microsoft.com/office/2019/extlst" xmlns:r="http://schemas.openxmlformats.org/officeDocument/2006/relationships" xmlns:m="http://schemas.openxmlformats.org/officeDocument/2006/math" xmlns:v="urn:schemas-microsoft-com:vml" xmlns:wp14="http://schemas.microsoft.com/office/word/2010/wordprocessingDrawing" xmlns:wp="http://schemas.openxmlformats.org/drawingml/2006/wordprocessingDrawing" xmlns:w10="urn:schemas-microsoft-com:office:word" xmlns:w="http://schemas.openxmlformats.org/wordprocessingml/2006/main" xmlns:w14="http://schemas.microsoft.com/office/word/2010/wordml" xmlns:w15="http://schemas.microsoft.com/office/word/2012/wordml" xmlns:w16cex="http://schemas.microsoft.com/office/word/2018/wordml/cex" xmlns:w16cid="http://schemas.microsoft.com/office/word/2016/wordml/cid" xmlns:w16="http://schemas.microsoft.com/office/word/2018/wordml" xmlns:w16du="http://schemas.microsoft.com/office/word/2023/wordml/word16du" xmlns:w16sdtdh="http://schemas.microsoft.com/office/word/2020/wordml/sdtdatahash" xmlns:w16sdtfl="http://schemas.microsoft.com/office/word/2024/wordml/sdtformatlock" xmlns:w16se="http://schemas.microsoft.com/office/word/2015/wordml/symex" xmlns:wpg="http://schemas.microsoft.com/office/word/2010/wordprocessingGroup" xmlns:wpi="http://schemas.microsoft.com/office/word/2010/wordprocessingInk" xmlns:wne="http://schemas.microsoft.com/office/word/2006/wordml" xmlns:wps="http://schemas.microsoft.com/office/word/2010/wordprocessingShape" mc:Ignorable="w14 w15 w16se w16cid w16 w16cex w16sdtdh w16sdtfl w16du wp14">
-  <w:sdt>
-    <w:sdtPr>
-      <w:id w:val="931316503"/>
-      <w:docPartObj>
-        <w:docPartGallery w:val="Page Numbers (Bottom of Page)"/>
-        <w:docPartUnique/>
-      </w:docPartObj>
-    </w:sdtPr>
-    <w:sdtEndPr>
-      <w:rPr>
-        <w:color w:val="7F7F7F" w:themeColor="background1" w:themeShade="7F"/>
-        <w:spacing w:val="60"/>
-      </w:rPr>
-    </w:sdtEndPr>
-    <w:sdtContent>
-      <w:p>
-        <w:pPr>
-          <w:pStyle w:val="Footer"/>
-          <w:pBdr>
-            <w:top w:val="single" w:color="D9D9D9" w:themeColor="background1" w:themeShade="D9" w:sz="4" w:space="1"/>
-          </w:pBdr>
-          <w:jc w:val="right"/>
-        </w:pPr>
-        <w:r>
-          <w:rPr>
-            <w:rFonts w:ascii="Calibri" w:hAnsi="Calibri" w:cs="Calibri"/>
-            <w:color w:val="000000" w:themeColor="text1"/>
-          </w:rPr>
-          <w:fldChar w:fldCharType="begin"/>
-        </w:r>
-        <w:r>
-          <w:rPr>
-            <w:rFonts w:ascii="Calibri" w:hAnsi="Calibri" w:cs="Calibri"/>
-            <w:color w:val="000000" w:themeColor="text1"/>
-          </w:rPr>
-          <w:instrText xml:space="preserve"> PAGE   \* MERGEFORMAT </w:instrText>
-        </w:r>
-        <w:r>
-          <w:rPr>
-            <w:rFonts w:ascii="Calibri" w:hAnsi="Calibri" w:cs="Calibri"/>
-            <w:color w:val="000000" w:themeColor="text1"/>
-          </w:rPr>
-          <w:fldChar w:fldCharType="separate"/>
-        </w:r>
-        <w:r>
-          <w:rPr>
-            <w:rFonts w:ascii="Calibri" w:hAnsi="Calibri" w:cs="Calibri"/>
-            <w:noProof/>
-            <w:color w:val="000000" w:themeColor="text1"/>
-          </w:rPr>
-          <w:t>2</w:t>
-        </w:r>
-        <w:r>
-          <w:rPr>
-            <w:rFonts w:ascii="Calibri" w:hAnsi="Calibri" w:cs="Calibri"/>
-            <w:noProof/>
-            <w:color w:val="000000" w:themeColor="text1"/>
-          </w:rPr>
-          <w:fldChar w:fldCharType="end"/>
-        </w:r>
-        <w:r>
-          <w:rPr>
-            <w:rFonts w:ascii="Calibri" w:hAnsi="Calibri" w:cs="Calibri"/>
-            <w:color w:val="000000" w:themeColor="text1"/>
-          </w:rPr>
-          <w:t xml:space="preserve"> | </w:t>
-        </w:r>
-        <w:r>
-          <w:rPr>
-            <w:rFonts w:ascii="Calibri" w:hAnsi="Calibri" w:cs="Calibri"/>
-            <w:color w:val="000000" w:themeColor="text1"/>
-            <w:spacing w:val="60"/>
-          </w:rPr>
-          <w:t>3</w:t>
-        </w:r>
-      </w:p>
-    </w:sdtContent>
-  </w:sdt>
   <w:p>
     <w:pPr>
-      <w:pStyle w:val="Footer"/>
-      <w:jc w:val="center"/>
-      <w:rPr>
-        <w:rFonts w:ascii="Calibri" w:hAnsi="Calibri" w:cs="Calibri"/>
-      </w:rPr>
+      <w:pBdr>
+        <w:top w:val="single" w:sz="6" w:space="6" w:color="C4CED8"/>
+      </w:pBdr>
     </w:pPr>
     <w:r>
       <w:rPr>
-        <w:rFonts w:ascii="Arial" w:hAnsi="Arial" w:eastAsia="Arial" w:cs="Arial"/>
-        <w:b w:val="0"/>
-        <w:color w:val="59636E"/>
-        <w:sz w:val="18"/>
-      </w:rPr>
-      <w:t xml:space="preserve">Pagina </w:t>
+        <w:noProof/>
+      </w:rPr>
+      <w:drawing>
+        <wp:anchor distT="0" distB="0" distL="114300" distR="114300" simplePos="0" relativeHeight="251659264" behindDoc="0" locked="0" layoutInCell="1" allowOverlap="1" wp14:anchorId="4A8142CD" wp14:editId="6CB4EA88">
+          <wp:simplePos x="0" y="0"/>
+          <wp:positionH relativeFrom="column">
+            <wp:posOffset>5527362</wp:posOffset>
+          </wp:positionH>
+          <wp:positionV relativeFrom="paragraph">
+            <wp:posOffset>66098</wp:posOffset>
+          </wp:positionV>
+          <wp:extent cx="1272540" cy="484505"/>
+          <wp:effectExtent l="0" t="0" r="3810" b="0"/>
+          <wp:wrapSquare wrapText="bothSides"/>
+          <wp:docPr id="1206673644" name="Afbeelding 7"/>
+          <wp:cNvGraphicFramePr>
+            <a:graphicFrameLocks xmlns:a="http://schemas.openxmlformats.org/drawingml/2006/main" noChangeAspect="1"/>
+          </wp:cNvGraphicFramePr>
+          <a:graphic xmlns:a="http://schemas.openxmlformats.org/drawingml/2006/main">
+            <a:graphicData uri="http://schemas.openxmlformats.org/drawingml/2006/picture">
+              <pic:pic xmlns:pic="http://schemas.openxmlformats.org/drawingml/2006/picture">
+                <pic:nvPicPr>
+                  <pic:cNvPr id="1340115081" name="Afbeelding 1340115081"/>
+                  <pic:cNvPicPr/>
+                </pic:nvPicPr>
+                <pic:blipFill rotWithShape="1">
+                  <a:blip r:embed="rIdTplImgC">
+                    <a:extLst>
+                      <a:ext uri="{28A0092B-C50C-407E-A947-70E740481C1C}">
+                        <a14:useLocalDpi xmlns:a14="http://schemas.microsoft.com/office/drawing/2010/main" val="0"/>
+                      </a:ext>
+                    </a:extLst>
+                  </a:blip>
+                  <a:srcRect l="8409" t="28983" b="36048"/>
+                  <a:stretch>
+                    <a:fillRect/>
+                  </a:stretch>
+                </pic:blipFill>
+                <pic:spPr bwMode="auto">
+                  <a:xfrm>
+                    <a:off x="0" y="0"/>
+                    <a:ext cx="1272540" cy="484505"/>
+                  </a:xfrm>
+                  <a:prstGeom prst="rect">
+                    <a:avLst/>
+                  </a:prstGeom>
+                  <a:ln>
+                    <a:noFill/>
+                  </a:ln>
+                  <a:extLst>
+                    <a:ext uri="{53640926-AAD7-44D8-BBD7-CCE9431645EC}">
+                      <a14:shadowObscured xmlns:a14="http://schemas.microsoft.com/office/drawing/2010/main"/>
+                    </a:ext>
+                  </a:extLst>
+                </pic:spPr>
+              </pic:pic>
+            </a:graphicData>
+          </a:graphic>
+          <wp14:sizeRelH relativeFrom="page">
+            <wp14:pctWidth>0</wp14:pctWidth>
+          </wp14:sizeRelH>
+          <wp14:sizeRelV relativeFrom="page">
+            <wp14:pctHeight>0</wp14:pctHeight>
+          </wp14:sizeRelV>
+        </wp:anchor>
+      </w:drawing>
     </w:r>
     <w:r>
       <w:rPr>
-        <w:rFonts w:ascii="Arial" w:hAnsi="Arial" w:eastAsia="Arial" w:cs="Arial"/>
-        <w:b w:val="0"/>
         <w:color w:val="59636E"/>
-        <w:sz w:val="18"/>
+        <w:sz w:val="16"/>
+        <w:szCs w:val="16"/>
+      </w:rPr>
+      <w:t>PARADISE-</w:t>
+    </w:r>
+    <w:proofErr w:type="gramStart"/>
+    <w:r>
+      <w:rPr>
+        <w:color w:val="59636E"/>
+        <w:sz w:val="16"/>
+        <w:szCs w:val="16"/>
+      </w:rPr>
+      <w:t>studie  ·</w:t>
+    </w:r>
+    <w:proofErr w:type="gramEnd"/>
+    <w:r>
+      <w:rPr>
+        <w:color w:val="59636E"/>
+        <w:sz w:val="16"/>
+        <w:szCs w:val="16"/>
+      </w:rPr>
+      <w:t xml:space="preserve">  eCRF 29: Teach-back - controle begrip patient </w:t>
+    </w:r>
+    <w:proofErr w:type="gramStart"/>
+    <w:r>
+      <w:rPr>
+        <w:color w:val="59636E"/>
+        <w:sz w:val="16"/>
+        <w:szCs w:val="16"/>
+      </w:rPr>
+      <w:t>·</w:t>
+    </w:r>
+    <w:proofErr w:type="gramEnd"/>
+    <w:r>
+      <w:rPr>
+        <w:color w:val="59636E"/>
+        <w:sz w:val="16"/>
+        <w:szCs w:val="16"/>
+      </w:rPr>
+      <w:t xml:space="preserve">  Versie </w:t>
+    </w:r>
+    <w:proofErr w:type="gramStart"/>
+    <w:r>
+      <w:rPr>
+        <w:i/>
+        <w:iCs/>
+        <w:color w:val="59636E"/>
+        <w:sz w:val="16"/>
+        <w:szCs w:val="16"/>
+      </w:rPr>
+      <w:t xml:space="preserve">[ </w:t>
+    </w:r>
+    <w:r>
+      <w:rPr>
+        <w:i/>
+        <w:iCs/>
+        <w:color w:val="59636E"/>
+        <w:sz w:val="16"/>
+        <w:szCs w:val="16"/>
+      </w:rPr>
+      <w:t>1.0</w:t>
+    </w:r>
+    <w:proofErr w:type="gramEnd"/>
+    <w:r>
+      <w:rPr>
+        <w:i/>
+        <w:iCs/>
+        <w:color w:val="59636E"/>
+        <w:sz w:val="16"/>
+        <w:szCs w:val="16"/>
+      </w:rPr>
+      <w:t xml:space="preserve"> </w:t>
+    </w:r>
+    <w:proofErr w:type="gramStart"/>
+    <w:r>
+      <w:rPr>
+        <w:i/>
+        <w:iCs/>
+        <w:color w:val="59636E"/>
+        <w:sz w:val="16"/>
+        <w:szCs w:val="16"/>
+      </w:rPr>
+      <w:t>]</w:t>
+    </w:r>
+    <w:r>
+      <w:rPr>
+        <w:color w:val="59636E"/>
+        <w:sz w:val="16"/>
+        <w:szCs w:val="16"/>
+      </w:rPr>
+      <w:t xml:space="preserve">  ·</w:t>
+    </w:r>
+    <w:proofErr w:type="gramEnd"/>
+    <w:r>
+      <w:rPr>
+        <w:color w:val="59636E"/>
+        <w:sz w:val="16"/>
+        <w:szCs w:val="16"/>
+      </w:rPr>
+      <w:t xml:space="preserve">  </w:t>
+    </w:r>
+    <w:proofErr w:type="gramStart"/>
+    <w:r>
+      <w:rPr>
+        <w:i/>
+        <w:iCs/>
+        <w:color w:val="59636E"/>
+        <w:sz w:val="16"/>
+        <w:szCs w:val="16"/>
+      </w:rPr>
+      <w:t xml:space="preserve">[ </w:t>
+    </w:r>
+    <w:r>
+      <w:rPr>
+        <w:i/>
+        <w:iCs/>
+        <w:color w:val="59636E"/>
+        <w:sz w:val="16"/>
+        <w:szCs w:val="16"/>
+      </w:rPr>
+      <w:t>27</w:t>
+    </w:r>
+    <w:proofErr w:type="gramEnd"/>
+    <w:r>
+      <w:rPr>
+        <w:i/>
+        <w:iCs/>
+        <w:color w:val="59636E"/>
+        <w:sz w:val="16"/>
+        <w:szCs w:val="16"/>
+      </w:rPr>
+      <w:t>/07/</w:t>
+    </w:r>
+    <w:proofErr w:type="gramStart"/>
+    <w:r>
+      <w:rPr>
+        <w:i/>
+        <w:iCs/>
+        <w:color w:val="59636E"/>
+        <w:sz w:val="16"/>
+        <w:szCs w:val="16"/>
+      </w:rPr>
+      <w:t>2026</w:t>
+    </w:r>
+    <w:r>
+      <w:rPr>
+        <w:i/>
+        <w:iCs/>
+        <w:color w:val="59636E"/>
+        <w:sz w:val="16"/>
+        <w:szCs w:val="16"/>
+      </w:rPr>
+      <w:t xml:space="preserve"> ]</w:t>
+    </w:r>
+    <w:proofErr w:type="gramEnd"/>
+    <w:r>
+      <w:rPr>
+        <w:color w:val="59636E"/>
+        <w:sz w:val="16"/>
+        <w:szCs w:val="16"/>
+      </w:rPr>
+      <w:t xml:space="preserve">  </w:t>
+    </w:r>
+    <w:proofErr w:type="gramStart"/>
+    <w:r>
+      <w:rPr>
+        <w:color w:val="59636E"/>
+        <w:sz w:val="16"/>
+        <w:szCs w:val="16"/>
+      </w:rPr>
+      <w:t>·  Pagina</w:t>
+    </w:r>
+    <w:proofErr w:type="gramEnd"/>
+    <w:r>
+      <w:rPr>
+        <w:color w:val="59636E"/>
+        <w:sz w:val="16"/>
+        <w:szCs w:val="16"/>
+      </w:rPr>
+      <w:t xml:space="preserve"> </w:t>
+    </w:r>
+    <w:r>
+      <w:rPr>
+        <w:color w:val="59636E"/>
+        <w:sz w:val="16"/>
+        <w:szCs w:val="16"/>
       </w:rPr>
       <w:fldChar w:fldCharType="begin"/>
     </w:r>
     <w:r>
       <w:rPr>
-        <w:rFonts w:ascii="Arial" w:hAnsi="Arial" w:eastAsia="Arial" w:cs="Arial"/>
-        <w:b w:val="0"/>
         <w:color w:val="59636E"/>
-        <w:sz w:val="18"/>
-      </w:rPr>
-      <w:instrText xml:space="preserve"> PAGE </w:instrText>
+        <w:sz w:val="16"/>
+        <w:szCs w:val="16"/>
+      </w:rPr>
+      <w:instrText>PAGE</w:instrText>
     </w:r>
     <w:r>
       <w:rPr>
-        <w:rFonts w:ascii="Arial" w:hAnsi="Arial" w:eastAsia="Arial" w:cs="Arial"/>
-        <w:b w:val="0"/>
         <w:color w:val="59636E"/>
-        <w:sz w:val="18"/>
+        <w:sz w:val="16"/>
+        <w:szCs w:val="16"/>
       </w:rPr>
       <w:fldChar w:fldCharType="separate"/>
     </w:r>
     <w:r>
       <w:rPr>
-        <w:rFonts w:ascii="Arial" w:hAnsi="Arial" w:eastAsia="Arial" w:cs="Arial"/>
-        <w:b w:val="0"/>
+        <w:noProof/>
         <w:color w:val="59636E"/>
-        <w:sz w:val="18"/>
+        <w:sz w:val="16"/>
+        <w:szCs w:val="16"/>
       </w:rPr>
       <w:t>1</w:t>
     </w:r>
     <w:r>
       <w:rPr>
-        <w:rFonts w:ascii="Arial" w:hAnsi="Arial" w:eastAsia="Arial" w:cs="Arial"/>
-        <w:b w:val="0"/>
         <w:color w:val="59636E"/>
-        <w:sz w:val="18"/>
+        <w:sz w:val="16"/>
+        <w:szCs w:val="16"/>
       </w:rPr>
       <w:fldChar w:fldCharType="end"/>
     </w:r>
     <w:r>
       <w:rPr>
-        <w:rFonts w:ascii="Arial" w:hAnsi="Arial" w:eastAsia="Arial" w:cs="Arial"/>
-        <w:b w:val="0"/>
         <w:color w:val="59636E"/>
-        <w:sz w:val="18"/>
+        <w:sz w:val="16"/>
+        <w:szCs w:val="16"/>
       </w:rPr>
       <w:t xml:space="preserve"> van </w:t>
     </w:r>
     <w:r>
       <w:rPr>
-        <w:rFonts w:ascii="Arial" w:hAnsi="Arial" w:eastAsia="Arial" w:cs="Arial"/>
-        <w:b w:val="0"/>
         <w:color w:val="59636E"/>
-        <w:sz w:val="18"/>
+        <w:sz w:val="16"/>
+        <w:szCs w:val="16"/>
       </w:rPr>
       <w:fldChar w:fldCharType="begin"/>
     </w:r>
     <w:r>
       <w:rPr>
-        <w:rFonts w:ascii="Arial" w:hAnsi="Arial" w:eastAsia="Arial" w:cs="Arial"/>
-        <w:b w:val="0"/>
         <w:color w:val="59636E"/>
-        <w:sz w:val="18"/>
-      </w:rPr>
-      <w:instrText xml:space="preserve"> NUMPAGES </w:instrText>
+        <w:sz w:val="16"/>
+        <w:szCs w:val="16"/>
+      </w:rPr>
+      <w:instrText>NUMPAGES</w:instrText>
     </w:r>
     <w:r>
       <w:rPr>
-        <w:rFonts w:ascii="Arial" w:hAnsi="Arial" w:eastAsia="Arial" w:cs="Arial"/>
-        <w:b w:val="0"/>
         <w:color w:val="59636E"/>
-        <w:sz w:val="18"/>
+        <w:sz w:val="16"/>
+        <w:szCs w:val="16"/>
       </w:rPr>
       <w:fldChar w:fldCharType="separate"/>
     </w:r>
     <w:r>
       <w:rPr>
-        <w:rFonts w:ascii="Arial" w:hAnsi="Arial" w:eastAsia="Arial" w:cs="Arial"/>
-        <w:b w:val="0"/>
+        <w:noProof/>
         <w:color w:val="59636E"/>
-        <w:sz w:val="18"/>
-      </w:rPr>
-      <w:t>1</w:t>
+        <w:sz w:val="16"/>
+        <w:szCs w:val="16"/>
+      </w:rPr>
+      <w:t>2</w:t>
     </w:r>
     <w:r>
       <w:rPr>
-        <w:rFonts w:ascii="Arial" w:hAnsi="Arial" w:eastAsia="Arial" w:cs="Arial"/>
-        <w:b w:val="0"/>
         <w:color w:val="59636E"/>
-        <w:sz w:val="18"/>
+        <w:sz w:val="16"/>
+        <w:szCs w:val="16"/>
       </w:rPr>
       <w:fldChar w:fldCharType="end"/>
     </w:r>
@@ -4389,24 +4544,127 @@
 <w:hdr xmlns:wpc="http://schemas.microsoft.com/office/word/2010/wordprocessingCanvas" xmlns:cx="http://schemas.microsoft.com/office/drawing/2014/chartex" xmlns:cx1="http://schemas.microsoft.com/office/drawing/2015/9/8/chartex" xmlns:cx2="http://schemas.microsoft.com/office/drawing/2015/10/21/chartex" xmlns:cx3="http://schemas.microsoft.com/office/drawing/2016/5/9/chartex" xmlns:cx4="http://schemas.microsoft.com/office/drawing/2016/5/10/chartex" xmlns:cx5="http://schemas.microsoft.com/office/drawing/2016/5/11/chartex" xmlns:cx6="http://schemas.microsoft.com/office/drawing/2016/5/12/chartex" xmlns:cx7="http://schemas.microsoft.com/office/drawing/2016/5/13/chartex" xmlns:cx8="http://schemas.microsoft.com/office/drawing/2016/5/14/chartex" xmlns:mc="http://schemas.openxmlformats.org/markup-compatibility/2006" xmlns:aink="http://schemas.microsoft.com/office/drawing/2016/ink" xmlns:am3d="http://schemas.microsoft.com/office/drawing/2017/model3d" xmlns:o="urn:schemas-microsoft-com:office:office" xmlns:oel="http://schemas.microsoft.com/office/2019/extlst" xmlns:r="http://schemas.openxmlformats.org/officeDocument/2006/relationships" xmlns:m="http://schemas.openxmlformats.org/officeDocument/2006/math" xmlns:v="urn:schemas-microsoft-com:vml" xmlns:wp14="http://schemas.microsoft.com/office/word/2010/wordprocessingDrawing" xmlns:wp="http://schemas.openxmlformats.org/drawingml/2006/wordprocessingDrawing" xmlns:w10="urn:schemas-microsoft-com:office:word" xmlns:w="http://schemas.openxmlformats.org/wordprocessingml/2006/main" xmlns:w14="http://schemas.microsoft.com/office/word/2010/wordml" xmlns:w15="http://schemas.microsoft.com/office/word/2012/wordml" xmlns:w16cex="http://schemas.microsoft.com/office/word/2018/wordml/cex" xmlns:w16cid="http://schemas.microsoft.com/office/word/2016/wordml/cid" xmlns:w16="http://schemas.microsoft.com/office/word/2018/wordml" xmlns:w16du="http://schemas.microsoft.com/office/word/2023/wordml/word16du" xmlns:w16sdtdh="http://schemas.microsoft.com/office/word/2020/wordml/sdtdatahash" xmlns:w16sdtfl="http://schemas.microsoft.com/office/word/2024/wordml/sdtformatlock" xmlns:w16se="http://schemas.microsoft.com/office/word/2015/wordml/symex" xmlns:wpg="http://schemas.microsoft.com/office/word/2010/wordprocessingGroup" xmlns:wpi="http://schemas.microsoft.com/office/word/2010/wordprocessingInk" xmlns:wne="http://schemas.microsoft.com/office/word/2006/wordml" xmlns:wps="http://schemas.microsoft.com/office/word/2010/wordprocessingShape" mc:Ignorable="w14 w15 w16se w16cid w16 w16cex w16sdtdh w16sdtfl w16du wp14">
   <w:p>
     <w:pPr>
-      <w:pStyle w:val="Header"/>
-      <w:jc w:val="left"/>
-      <w:rPr>
-        <w:color w:val="000000" w:themeColor="text1"/>
-        <w:sz w:val="18"/>
-        <w:szCs w:val="18"/>
-        <w:lang w:val="en-US"/>
-      </w:rPr>
+      <w:pStyle w:val="Koptekst"/>
+      <w:jc w:val="right"/>
     </w:pPr>
     <w:r>
       <w:rPr>
-        <w:rFonts w:ascii="Arial" w:hAnsi="Arial" w:cs="Arial" w:eastAsia="Arial"/>
-        <w:b w:val="0"/>
-        <w:color w:val="59636E"/>
-        <w:sz w:val="18"/>
-        <w:lang w:val="en-US"/>
-      </w:rPr>
-      <w:t>PARADISE (S71769) — eCRF 29: Teach-back - controle begrip patient</w:t>
+        <w:noProof/>
+      </w:rPr>
+      <w:drawing>
+        <wp:anchor distT="0" distB="0" distL="114300" distR="114300" simplePos="0" relativeHeight="251658240" behindDoc="1" locked="0" layoutInCell="1" allowOverlap="1" wp14:anchorId="755D2A89" wp14:editId="42F71064">
+          <wp:simplePos x="0" y="0"/>
+          <wp:positionH relativeFrom="margin">
+            <wp:align>left</wp:align>
+          </wp:positionH>
+          <wp:positionV relativeFrom="paragraph">
+            <wp:posOffset>-20955</wp:posOffset>
+          </wp:positionV>
+          <wp:extent cx="1615079" cy="720000"/>
+          <wp:effectExtent l="0" t="0" r="0" b="0"/>
+          <wp:wrapTight wrapText="bothSides">
+            <wp:wrapPolygon edited="0">
+              <wp:start x="510" y="1716"/>
+              <wp:lineTo x="255" y="5719"/>
+              <wp:lineTo x="764" y="20018"/>
+              <wp:lineTo x="8664" y="20018"/>
+              <wp:lineTo x="13250" y="18874"/>
+              <wp:lineTo x="20895" y="14298"/>
+              <wp:lineTo x="20895" y="9151"/>
+              <wp:lineTo x="14015" y="4004"/>
+              <wp:lineTo x="8664" y="1716"/>
+              <wp:lineTo x="510" y="1716"/>
+            </wp:wrapPolygon>
+          </wp:wrapTight>
+          <wp:docPr id="1820294796" name="Afbeelding 5"/>
+          <wp:cNvGraphicFramePr>
+            <a:graphicFrameLocks xmlns:a="http://schemas.openxmlformats.org/drawingml/2006/main" noChangeAspect="1"/>
+          </wp:cNvGraphicFramePr>
+          <a:graphic xmlns:a="http://schemas.openxmlformats.org/drawingml/2006/main">
+            <a:graphicData uri="http://schemas.openxmlformats.org/drawingml/2006/picture">
+              <pic:pic xmlns:pic="http://schemas.openxmlformats.org/drawingml/2006/picture">
+                <pic:nvPicPr>
+                  <pic:cNvPr id="1820294796" name="Afbeelding 1820294796"/>
+                  <pic:cNvPicPr/>
+                </pic:nvPicPr>
+                <pic:blipFill>
+                  <a:blip r:embed="rIdTplImgA">
+                    <a:extLst>
+                      <a:ext uri="{28A0092B-C50C-407E-A947-70E740481C1C}">
+                        <a14:useLocalDpi xmlns:a14="http://schemas.microsoft.com/office/drawing/2010/main" val="0"/>
+                      </a:ext>
+                    </a:extLst>
+                  </a:blip>
+                  <a:stretch>
+                    <a:fillRect/>
+                  </a:stretch>
+                </pic:blipFill>
+                <pic:spPr>
+                  <a:xfrm>
+                    <a:off x="0" y="0"/>
+                    <a:ext cx="1615079" cy="720000"/>
+                  </a:xfrm>
+                  <a:prstGeom prst="rect">
+                    <a:avLst/>
+                  </a:prstGeom>
+                </pic:spPr>
+              </pic:pic>
+            </a:graphicData>
+          </a:graphic>
+          <wp14:sizeRelH relativeFrom="page">
+            <wp14:pctWidth>0</wp14:pctWidth>
+          </wp14:sizeRelH>
+          <wp14:sizeRelV relativeFrom="page">
+            <wp14:pctHeight>0</wp14:pctHeight>
+          </wp14:sizeRelV>
+        </wp:anchor>
+      </w:drawing>
+    </w:r>
+    <w:r>
+      <w:rPr>
+        <w:noProof/>
+      </w:rPr>
+      <w:drawing>
+        <wp:inline distT="0" distB="0" distL="0" distR="0" wp14:anchorId="4E8F3C53" wp14:editId="680A2799">
+          <wp:extent cx="2525825" cy="720000"/>
+          <wp:effectExtent l="0" t="0" r="0" b="4445"/>
+          <wp:docPr id="328170997" name="Afbeelding 6"/>
+          <wp:cNvGraphicFramePr>
+            <a:graphicFrameLocks xmlns:a="http://schemas.openxmlformats.org/drawingml/2006/main" noChangeAspect="1"/>
+          </wp:cNvGraphicFramePr>
+          <a:graphic xmlns:a="http://schemas.openxmlformats.org/drawingml/2006/main">
+            <a:graphicData uri="http://schemas.openxmlformats.org/drawingml/2006/picture">
+              <pic:pic xmlns:pic="http://schemas.openxmlformats.org/drawingml/2006/picture">
+                <pic:nvPicPr>
+                  <pic:cNvPr id="328170997" name="Afbeelding 328170997"/>
+                  <pic:cNvPicPr/>
+                </pic:nvPicPr>
+                <pic:blipFill>
+                  <a:blip r:embed="rIdTplImgB">
+                    <a:extLst>
+                      <a:ext uri="{28A0092B-C50C-407E-A947-70E740481C1C}">
+                        <a14:useLocalDpi xmlns:a14="http://schemas.microsoft.com/office/drawing/2010/main" val="0"/>
+                      </a:ext>
+                    </a:extLst>
+                  </a:blip>
+                  <a:stretch>
+                    <a:fillRect/>
+                  </a:stretch>
+                </pic:blipFill>
+                <pic:spPr>
+                  <a:xfrm>
+                    <a:off x="0" y="0"/>
+                    <a:ext cx="2525825" cy="720000"/>
+                  </a:xfrm>
+                  <a:prstGeom prst="rect">
+                    <a:avLst/>
+                  </a:prstGeom>
+                </pic:spPr>
+              </pic:pic>
+            </a:graphicData>
+          </a:graphic>
+        </wp:inline>
+      </w:drawing>
     </w:r>
   </w:p>
 </w:hdr>

--- a/(e)CRF/Per nummer/29_Teach-back - controle begrip patient.docx
+++ b/(e)CRF/Per nummer/29_Teach-back - controle begrip patient.docx
@@ -4182,7 +4182,7 @@
         <wp:anchor distT="0" distB="0" distL="114300" distR="114300" simplePos="0" relativeHeight="251659264" behindDoc="0" locked="0" layoutInCell="1" allowOverlap="1" wp14:anchorId="4A8142CD" wp14:editId="6CB4EA88">
           <wp:simplePos x="0" y="0"/>
           <wp:positionH relativeFrom="column">
-            <wp:posOffset>5527362</wp:posOffset>
+            <wp:posOffset>5351825</wp:posOffset>
           </wp:positionH>
           <wp:positionV relativeFrom="paragraph">
             <wp:posOffset>66098</wp:posOffset>

--- a/(e)CRF/Per nummer/29_Teach-back - controle begrip patient.docx
+++ b/(e)CRF/Per nummer/29_Teach-back - controle begrip patient.docx
@@ -1,73 +1,28 @@
 
 <file path=word/document.xml><?xml version="1.0" encoding="utf-8"?>
-<w:document xmlns:wpc="http://schemas.microsoft.com/office/word/2010/wordprocessingCanvas" xmlns:cx="http://schemas.microsoft.com/office/drawing/2014/chartex" xmlns:cx1="http://schemas.microsoft.com/office/drawing/2015/9/8/chartex" xmlns:cx2="http://schemas.microsoft.com/office/drawing/2015/10/21/chartex" xmlns:cx3="http://schemas.microsoft.com/office/drawing/2016/5/9/chartex" xmlns:cx4="http://schemas.microsoft.com/office/drawing/2016/5/10/chartex" xmlns:cx5="http://schemas.microsoft.com/office/drawing/2016/5/11/chartex" xmlns:cx6="http://schemas.microsoft.com/office/drawing/2016/5/12/chartex" xmlns:cx7="http://schemas.microsoft.com/office/drawing/2016/5/13/chartex" xmlns:cx8="http://schemas.microsoft.com/office/drawing/2016/5/14/chartex" xmlns:mc="http://schemas.openxmlformats.org/markup-compatibility/2006" xmlns:aink="http://schemas.microsoft.com/office/drawing/2016/ink" xmlns:am3d="http://schemas.microsoft.com/office/drawing/2017/model3d" xmlns:o="urn:schemas-microsoft-com:office:office" xmlns:oel="http://schemas.microsoft.com/office/2019/extlst" xmlns:r="http://schemas.openxmlformats.org/officeDocument/2006/relationships" xmlns:m="http://schemas.openxmlformats.org/officeDocument/2006/math" xmlns:v="urn:schemas-microsoft-com:vml" xmlns:wp14="http://schemas.microsoft.com/office/word/2010/wordprocessingDrawing" xmlns:wp="http://schemas.openxmlformats.org/drawingml/2006/wordprocessingDrawing" xmlns:w10="urn:schemas-microsoft-com:office:word" xmlns:w="http://schemas.openxmlformats.org/wordprocessingml/2006/main" xmlns:w14="http://schemas.microsoft.com/office/word/2010/wordml" xmlns:w15="http://schemas.microsoft.com/office/word/2012/wordml" xmlns:w16cex="http://schemas.microsoft.com/office/word/2018/wordml/cex" xmlns:w16cid="http://schemas.microsoft.com/office/word/2016/wordml/cid" xmlns:w16="http://schemas.microsoft.com/office/word/2018/wordml" xmlns:w16du="http://schemas.microsoft.com/office/word/2023/wordml/word16du" xmlns:w16sdtdh="http://schemas.microsoft.com/office/word/2020/wordml/sdtdatahash" xmlns:w16sdtfl="http://schemas.microsoft.com/office/word/2024/wordml/sdtformatlock" xmlns:w16se="http://schemas.microsoft.com/office/word/2015/wordml/symex" xmlns:wpg="http://schemas.microsoft.com/office/word/2010/wordprocessingGroup" xmlns:wpi="http://schemas.microsoft.com/office/word/2010/wordprocessingInk" xmlns:wne="http://schemas.microsoft.com/office/word/2006/wordml" xmlns:wps="http://schemas.microsoft.com/office/word/2010/wordprocessingShape" mc:Ignorable="w14 w15 w16se w16cid w16 w16cex w16sdtdh w16sdtfl w16du wp14">
+<w:document xmlns:wpc="http://schemas.microsoft.com/office/word/2010/wordprocessingCanvas" xmlns:cx="http://schemas.microsoft.com/office/drawing/2014/chartex" xmlns:cx1="http://schemas.microsoft.com/office/drawing/2015/9/8/chartex" xmlns:cx2="http://schemas.microsoft.com/office/drawing/2015/10/21/chartex" xmlns:cx3="http://schemas.microsoft.com/office/drawing/2016/5/9/chartex" xmlns:cx4="http://schemas.microsoft.com/office/drawing/2016/5/10/chartex" xmlns:cx5="http://schemas.microsoft.com/office/drawing/2016/5/11/chartex" xmlns:cx6="http://schemas.microsoft.com/office/drawing/2016/5/12/chartex" xmlns:cx7="http://schemas.microsoft.com/office/drawing/2016/5/13/chartex" xmlns:cx8="http://schemas.microsoft.com/office/drawing/2016/5/14/chartex" xmlns:mc="http://schemas.openxmlformats.org/markup-compatibility/2006" xmlns:aink="http://schemas.microsoft.com/office/drawing/2016/ink" xmlns:am3d="http://schemas.microsoft.com/office/drawing/2017/model3d" xmlns:o="urn:schemas-microsoft-com:office:office" xmlns:oel="http://schemas.microsoft.com/office/2019/extlst" xmlns:r="http://schemas.openxmlformats.org/officeDocument/2006/relationships" xmlns:m="http://schemas.openxmlformats.org/officeDocument/2006/math" xmlns:v="urn:schemas-microsoft-com:vml" xmlns:wp14="http://schemas.microsoft.com/office/word/2010/wordprocessingDrawing" xmlns:wp="http://schemas.openxmlformats.org/drawingml/2006/wordprocessingDrawing" xmlns:w10="urn:schemas-microsoft-com:office:word" xmlns:w="http://schemas.openxmlformats.org/wordprocessingml/2006/main" xmlns:w14="http://schemas.microsoft.com/office/word/2010/wordml" xmlns:w15="http://schemas.microsoft.com/office/word/2012/wordml" xmlns:w16cei="http://schemas.microsoft.com/office/word/2026/wordml/cei" xmlns:w16cex="http://schemas.microsoft.com/office/word/2018/wordml/cex" xmlns:w16cid="http://schemas.microsoft.com/office/word/2016/wordml/cid" xmlns:w16="http://schemas.microsoft.com/office/word/2018/wordml" xmlns:w16du="http://schemas.microsoft.com/office/word/2023/wordml/word16du" xmlns:w16sdtdh="http://schemas.microsoft.com/office/word/2020/wordml/sdtdatahash" xmlns:w16sdtfl="http://schemas.microsoft.com/office/word/2024/wordml/sdtformatlock" xmlns:w16se="http://schemas.microsoft.com/office/word/2015/wordml/symex" xmlns:wpg="http://schemas.microsoft.com/office/word/2010/wordprocessingGroup" xmlns:wpi="http://schemas.microsoft.com/office/word/2010/wordprocessingInk" xmlns:wne="http://schemas.microsoft.com/office/word/2006/wordml" xmlns:wps="http://schemas.microsoft.com/office/word/2010/wordprocessingShape" mc:Ignorable="w14 w15 w16se w16cid w16 w16cex w16sdtdh w16sdtfl w16du wp14">
   <w:body>
     <w:p>
       <w:pPr>
-        <w:spacing w:after="120" w:line="360" w:lineRule="auto"/>
-        <w:jc w:val="center"/>
+        <w:pStyle w:val="Stijl2"/>
         <w:rPr>
           <w:rFonts w:ascii="Calibri" w:hAnsi="Calibri" w:cs="Calibri"/>
-          <w:b w:val="1"/>
-          <w:bCs w:val="1"/>
           <w:color w:val="000000" w:themeColor="text1"/>
-          <w:sz w:val="28"/>
-          <w:szCs w:val="28"/>
         </w:rPr>
       </w:pPr>
       <w:r>
-        <w:rPr>
-          <w:rFonts w:ascii="Arial" w:hAnsi="Arial" w:cs="Arial" w:eastAsia="Arial"/>
-          <w:b w:val="1"/>
-          <w:bCs w:val="1"/>
-          <w:color w:val="123A5F"/>
-          <w:sz w:val="28"/>
-          <w:szCs w:val="28"/>
-        </w:rPr>
         <w:t xml:space="preserve">Appendix </w:t>
       </w:r>
       <w:r>
-        <w:rPr>
-          <w:rFonts w:ascii="Arial" w:hAnsi="Arial" w:cs="Arial" w:eastAsia="Arial"/>
-          <w:b w:val="1"/>
-          <w:bCs w:val="1"/>
-          <w:color w:val="123A5F"/>
-          <w:sz w:val="28"/>
-          <w:szCs w:val="28"/>
-        </w:rPr>
         <w:t>2</w:t>
       </w:r>
       <w:r>
-        <w:rPr>
-          <w:rFonts w:ascii="Arial" w:hAnsi="Arial" w:cs="Arial" w:eastAsia="Arial"/>
-          <w:b w:val="1"/>
-          <w:bCs w:val="1"/>
-          <w:color w:val="123A5F"/>
-          <w:sz w:val="28"/>
-          <w:szCs w:val="28"/>
-        </w:rPr>
         <w:t>9</w:t>
       </w:r>
       <w:r>
-        <w:rPr>
-          <w:rFonts w:ascii="Arial" w:hAnsi="Arial" w:cs="Arial" w:eastAsia="Arial"/>
-          <w:b w:val="1"/>
-          <w:bCs w:val="1"/>
-          <w:color w:val="123A5F"/>
-          <w:sz w:val="28"/>
-          <w:szCs w:val="28"/>
-        </w:rPr>
         <w:t xml:space="preserve">: </w:t>
       </w:r>
       <w:r>
-        <w:rPr>
-          <w:rFonts w:ascii="Arial" w:hAnsi="Arial" w:cs="Arial" w:eastAsia="Arial"/>
-          <w:b w:val="1"/>
-          <w:bCs w:val="1"/>
-          <w:color w:val="123A5F"/>
-          <w:sz w:val="28"/>
-          <w:szCs w:val="28"/>
-        </w:rPr>
         <w:t>TEACH-BACK ASSESSMENT FORM</w:t>
       </w:r>
     </w:p>
@@ -80,7 +35,6 @@
       </w:pPr>
       <w:r>
         <w:rPr>
-          <w:rFonts w:ascii="Arial" w:hAnsi="Arial" w:cs="Arial" w:eastAsia="Arial"/>
           <w:color w:val="000000" w:themeColor="text1"/>
         </w:rPr>
         <w:t>Beoordeling van het herinneringsvermogen van eerder gegeven educatie</w:t>
@@ -88,26 +42,169 @@
     </w:p>
     <w:p>
       <w:pPr>
+        <w:tabs>
+          <w:tab w:val="left" w:leader="underscore" w:pos="8505"/>
+        </w:tabs>
+        <w:spacing w:line="360" w:lineRule="auto"/>
         <w:rPr>
           <w:rFonts w:ascii="Calibri" w:hAnsi="Calibri" w:cs="Calibri"/>
-          <w:color w:val="000000" w:themeColor="text1"/>
+          <w:b/>
+          <w:bCs/>
+          <w:sz w:val="24"/>
+          <w:szCs w:val="24"/>
         </w:rPr>
       </w:pPr>
       <w:r>
         <w:rPr>
-          <w:rFonts w:ascii="Arial" w:hAnsi="Arial" w:cs="Arial" w:eastAsia="Arial"/>
-          <w:color w:val="000000" w:themeColor="text1"/>
+          <w:b/>
+          <w:bCs/>
+          <w:color w:val="123A5F"/>
+          <w:sz w:val="24"/>
+          <w:szCs w:val="24"/>
         </w:rPr>
-        <w:t>Studietitel:</w:t>
+        <w:t>Studie-informatie</w:t>
       </w:r>
     </w:p>
     <w:p>
       <w:pPr>
+        <w:numPr>
+          <w:ilvl w:val="0"/>
+          <w:numId w:val="32"/>
+        </w:numPr>
+        <w:tabs>
+          <w:tab w:val="left" w:leader="underscore" w:pos="8505"/>
+        </w:tabs>
+        <w:spacing w:line="360" w:lineRule="auto"/>
         <w:rPr>
           <w:rFonts w:ascii="Calibri" w:hAnsi="Calibri" w:cs="Calibri"/>
-          <w:color w:val="000000" w:themeColor="text1"/>
+          <w:lang w:val="en-GB"/>
         </w:rPr>
       </w:pPr>
+      <w:r>
+        <w:rPr>
+          <w:color w:val="24303B"/>
+          <w:lang w:val="en-GB"/>
+        </w:rPr>
+        <w:t xml:space="preserve">Studie </w:t>
+      </w:r>
+      <w:proofErr w:type="spellStart"/>
+      <w:r>
+        <w:rPr>
+          <w:color w:val="24303B"/>
+          <w:lang w:val="en-GB"/>
+        </w:rPr>
+        <w:t>titel</w:t>
+      </w:r>
+      <w:proofErr w:type="spellEnd"/>
+      <w:r>
+        <w:rPr>
+          <w:color w:val="24303B"/>
+          <w:lang w:val="en-GB"/>
+        </w:rPr>
+        <w:t>: Towards Pressure-Adherence &amp; Education Driven Service in Diabetic Foot Disease (PARADISE trial)</w:t>
+      </w:r>
+    </w:p>
+    <w:p>
+      <w:pPr>
+        <w:numPr>
+          <w:ilvl w:val="0"/>
+          <w:numId w:val="32"/>
+        </w:numPr>
+        <w:tabs>
+          <w:tab w:val="left" w:leader="underscore" w:pos="8505"/>
+        </w:tabs>
+        <w:spacing w:line="360" w:lineRule="auto"/>
+        <w:rPr>
+          <w:rFonts w:ascii="Calibri" w:hAnsi="Calibri" w:cs="Calibri"/>
+        </w:rPr>
+      </w:pPr>
+      <w:r>
+        <w:rPr>
+          <w:color w:val="24303B"/>
+        </w:rPr>
+        <w:t>Protocolnummer: S71769</w:t>
+      </w:r>
+    </w:p>
+    <w:p>
+      <w:pPr>
+        <w:numPr>
+          <w:ilvl w:val="0"/>
+          <w:numId w:val="32"/>
+        </w:numPr>
+        <w:tabs>
+          <w:tab w:val="left" w:leader="underscore" w:pos="8505"/>
+        </w:tabs>
+        <w:spacing w:line="360" w:lineRule="auto"/>
+        <w:rPr>
+          <w:rFonts w:ascii="Calibri" w:hAnsi="Calibri" w:cs="Calibri"/>
+        </w:rPr>
+      </w:pPr>
+      <w:r>
+        <w:rPr>
+          <w:color w:val="24303B"/>
+        </w:rPr>
+        <w:t xml:space="preserve">Studielocatie: </w:t>
+      </w:r>
+      <w:r>
+        <w:rPr>
+          <w:color w:val="24303B"/>
+        </w:rPr>
+        <w:tab/>
+      </w:r>
+    </w:p>
+    <w:p>
+      <w:pPr>
+        <w:numPr>
+          <w:ilvl w:val="0"/>
+          <w:numId w:val="32"/>
+        </w:numPr>
+        <w:tabs>
+          <w:tab w:val="left" w:leader="underscore" w:pos="8505"/>
+        </w:tabs>
+        <w:spacing w:line="360" w:lineRule="auto"/>
+        <w:rPr>
+          <w:rFonts w:ascii="Calibri" w:hAnsi="Calibri" w:cs="Calibri"/>
+        </w:rPr>
+      </w:pPr>
+      <w:r>
+        <w:rPr>
+          <w:color w:val="24303B"/>
+        </w:rPr>
+        <w:t xml:space="preserve">Hoofdonderzoeker (PI): </w:t>
+      </w:r>
+      <w:r>
+        <w:rPr>
+          <w:color w:val="24303B"/>
+        </w:rPr>
+        <w:tab/>
+      </w:r>
+    </w:p>
+    <w:p>
+      <w:pPr>
+        <w:numPr>
+          <w:ilvl w:val="0"/>
+          <w:numId w:val="32"/>
+        </w:numPr>
+        <w:tabs>
+          <w:tab w:val="left" w:leader="underscore" w:pos="8505"/>
+        </w:tabs>
+        <w:spacing w:line="360" w:lineRule="auto"/>
+        <w:rPr>
+          <w:rFonts w:ascii="Calibri" w:hAnsi="Calibri" w:cs="Calibri"/>
+        </w:rPr>
+      </w:pPr>
+      <w:r>
+        <w:rPr>
+          <w:color w:val="24303B"/>
+        </w:rPr>
+        <w:t xml:space="preserve">Deelnemerscode: </w:t>
+      </w:r>
+      <w:r>
+        <w:rPr>
+          <w:color w:val="24303B"/>
+        </w:rPr>
+        <w:tab/>
+      </w:r>
     </w:p>
     <w:p>
       <w:pPr>
@@ -120,257 +217,6 @@
       </w:pPr>
       <w:r>
         <w:rPr>
-          <w:rFonts w:ascii="Arial" w:hAnsi="Arial" w:cs="Arial" w:eastAsia="Arial"/>
-          <w:b/>
-          <w:bCs/>
-          <w:color w:val="123A5F"/>
-        </w:rPr>
-        <w:t>Deelnemersinformatie</w:t>
-      </w:r>
-    </w:p>
-    <w:p>
-      <w:pPr>
-        <w:numPr>
-          <w:ilvl w:val="0"/>
-          <w:numId w:val="28"/>
-        </w:numPr>
-        <w:tabs>
-          <w:tab w:val="clear" w:pos="720"/>
-          <w:tab w:val="left" w:leader="underscore" w:pos="8505"/>
-        </w:tabs>
-        <w:ind w:left="714" w:hanging="357"/>
-        <w:rPr>
-          <w:rFonts w:ascii="Calibri" w:hAnsi="Calibri" w:cs="Calibri"/>
-          <w:color w:val="000000" w:themeColor="text1"/>
-        </w:rPr>
-      </w:pPr>
-      <w:r>
-        <w:rPr>
-          <w:rFonts w:ascii="Arial" w:hAnsi="Arial" w:cs="Arial" w:eastAsia="Arial"/>
-          <w:color w:val="000000" w:themeColor="text1"/>
-        </w:rPr>
-        <w:t xml:space="preserve">Deelnemers-ID: </w:t>
-      </w:r>
-      <w:r>
-        <w:rPr>
-          <w:rFonts w:ascii="Arial" w:hAnsi="Arial" w:cs="Arial" w:eastAsia="Arial"/>
-          <w:color w:val="000000" w:themeColor="text1"/>
-        </w:rPr>
-        <w:tab/>
-      </w:r>
-    </w:p>
-    <w:p>
-      <w:pPr>
-        <w:numPr>
-          <w:ilvl w:val="0"/>
-          <w:numId w:val="28"/>
-        </w:numPr>
-        <w:tabs>
-          <w:tab w:val="clear" w:pos="720"/>
-          <w:tab w:val="left" w:leader="underscore" w:pos="8505"/>
-        </w:tabs>
-        <w:ind w:left="714" w:hanging="357"/>
-        <w:rPr>
-          <w:rFonts w:ascii="Calibri" w:hAnsi="Calibri" w:cs="Calibri"/>
-          <w:color w:val="000000" w:themeColor="text1"/>
-        </w:rPr>
-      </w:pPr>
-      <w:r>
-        <w:rPr>
-          <w:rFonts w:ascii="Arial" w:hAnsi="Arial" w:cs="Arial" w:eastAsia="Arial"/>
-          <w:color w:val="000000" w:themeColor="text1"/>
-        </w:rPr>
-        <w:t xml:space="preserve">Initialen: ________________________ </w:t>
-      </w:r>
-    </w:p>
-    <w:p>
-      <w:pPr>
-        <w:numPr>
-          <w:ilvl w:val="0"/>
-          <w:numId w:val="28"/>
-        </w:numPr>
-        <w:tabs>
-          <w:tab w:val="clear" w:pos="720"/>
-          <w:tab w:val="left" w:leader="underscore" w:pos="8505"/>
-        </w:tabs>
-        <w:ind w:left="714" w:hanging="357"/>
-        <w:rPr>
-          <w:rFonts w:ascii="Calibri" w:hAnsi="Calibri" w:cs="Calibri"/>
-          <w:color w:val="000000" w:themeColor="text1"/>
-        </w:rPr>
-      </w:pPr>
-      <w:r>
-        <w:rPr>
-          <w:rFonts w:ascii="Arial" w:hAnsi="Arial" w:cs="Arial" w:eastAsia="Arial"/>
-          <w:color w:val="000000" w:themeColor="text1"/>
-        </w:rPr>
-        <w:t xml:space="preserve">Bezoek: </w:t>
-      </w:r>
-      <w:r>
-        <w:rPr>
-          <w:rFonts w:ascii="Arial" w:hAnsi="Arial" w:cs="Arial" w:eastAsia="Arial"/>
-          <w:color w:val="000000" w:themeColor="text1"/>
-        </w:rPr>
-        <w:tab/>
-      </w:r>
-    </w:p>
-    <w:p>
-      <w:pPr>
-        <w:numPr>
-          <w:ilvl w:val="0"/>
-          <w:numId w:val="28"/>
-        </w:numPr>
-        <w:tabs>
-          <w:tab w:val="clear" w:pos="720"/>
-          <w:tab w:val="left" w:leader="underscore" w:pos="8505"/>
-        </w:tabs>
-        <w:ind w:left="714" w:hanging="357"/>
-        <w:rPr>
-          <w:rFonts w:ascii="Calibri" w:hAnsi="Calibri" w:cs="Calibri"/>
-          <w:color w:val="000000" w:themeColor="text1"/>
-        </w:rPr>
-      </w:pPr>
-      <w:r>
-        <w:rPr>
-          <w:rFonts w:ascii="Arial" w:hAnsi="Arial" w:cs="Arial" w:eastAsia="Arial"/>
-          <w:color w:val="000000" w:themeColor="text1"/>
-        </w:rPr>
-        <w:t>Datum: __</w:t>
-      </w:r>
-      <w:r>
-        <w:rPr>
-          <w:rFonts w:ascii="Arial" w:hAnsi="Arial" w:cs="Arial" w:eastAsia="Arial"/>
-          <w:color w:val="000000" w:themeColor="text1"/>
-        </w:rPr>
-        <w:t>__</w:t>
-      </w:r>
-      <w:r>
-        <w:rPr>
-          <w:rFonts w:ascii="Arial" w:hAnsi="Arial" w:cs="Arial" w:eastAsia="Arial"/>
-          <w:color w:val="000000" w:themeColor="text1"/>
-        </w:rPr>
-        <w:t>_</w:t>
-      </w:r>
-      <w:r>
-        <w:rPr>
-          <w:rFonts w:ascii="Arial" w:hAnsi="Arial" w:cs="Arial" w:eastAsia="Arial"/>
-          <w:color w:val="000000" w:themeColor="text1"/>
-        </w:rPr>
-        <w:t>__</w:t>
-      </w:r>
-      <w:proofErr w:type="gramStart"/>
-      <w:r>
-        <w:rPr>
-          <w:rFonts w:ascii="Arial" w:hAnsi="Arial" w:cs="Arial" w:eastAsia="Arial"/>
-          <w:color w:val="000000" w:themeColor="text1"/>
-        </w:rPr>
-        <w:t>_ /</w:t>
-      </w:r>
-      <w:proofErr w:type="gramEnd"/>
-      <w:r>
-        <w:rPr>
-          <w:rFonts w:ascii="Arial" w:hAnsi="Arial" w:cs="Arial" w:eastAsia="Arial"/>
-          <w:color w:val="000000" w:themeColor="text1"/>
-        </w:rPr>
-        <w:t xml:space="preserve"> _</w:t>
-      </w:r>
-      <w:r>
-        <w:rPr>
-          <w:rFonts w:ascii="Arial" w:hAnsi="Arial" w:cs="Arial" w:eastAsia="Arial"/>
-          <w:color w:val="000000" w:themeColor="text1"/>
-        </w:rPr>
-        <w:t>____</w:t>
-      </w:r>
-      <w:r>
-        <w:rPr>
-          <w:rFonts w:ascii="Arial" w:hAnsi="Arial" w:cs="Arial" w:eastAsia="Arial"/>
-          <w:color w:val="000000" w:themeColor="text1"/>
-        </w:rPr>
-        <w:t>__</w:t>
-      </w:r>
-      <w:proofErr w:type="gramStart"/>
-      <w:r>
-        <w:rPr>
-          <w:rFonts w:ascii="Arial" w:hAnsi="Arial" w:cs="Arial" w:eastAsia="Arial"/>
-          <w:color w:val="000000" w:themeColor="text1"/>
-        </w:rPr>
-        <w:t>_ /</w:t>
-      </w:r>
-      <w:proofErr w:type="gramEnd"/>
-      <w:r>
-        <w:rPr>
-          <w:rFonts w:ascii="Arial" w:hAnsi="Arial" w:cs="Arial" w:eastAsia="Arial"/>
-          <w:color w:val="000000" w:themeColor="text1"/>
-        </w:rPr>
-        <w:t xml:space="preserve"> ___</w:t>
-      </w:r>
-      <w:r>
-        <w:rPr>
-          <w:rFonts w:ascii="Arial" w:hAnsi="Arial" w:cs="Arial" w:eastAsia="Arial"/>
-          <w:color w:val="000000" w:themeColor="text1"/>
-        </w:rPr>
-        <w:t>___</w:t>
-      </w:r>
-      <w:r>
-        <w:rPr>
-          <w:rFonts w:ascii="Arial" w:hAnsi="Arial" w:cs="Arial" w:eastAsia="Arial"/>
-          <w:color w:val="000000" w:themeColor="text1"/>
-        </w:rPr>
-        <w:t xml:space="preserve">___ </w:t>
-      </w:r>
-    </w:p>
-    <w:p>
-      <w:pPr>
-        <w:numPr>
-          <w:ilvl w:val="0"/>
-          <w:numId w:val="28"/>
-        </w:numPr>
-        <w:tabs>
-          <w:tab w:val="clear" w:pos="720"/>
-          <w:tab w:val="left" w:leader="underscore" w:pos="8505"/>
-        </w:tabs>
-        <w:ind w:left="714" w:hanging="357"/>
-        <w:rPr>
-          <w:rFonts w:ascii="Calibri" w:hAnsi="Calibri" w:cs="Calibri"/>
-          <w:color w:val="000000" w:themeColor="text1"/>
-        </w:rPr>
-      </w:pPr>
-      <w:r>
-        <w:rPr>
-          <w:rFonts w:ascii="Arial" w:hAnsi="Arial" w:cs="Arial" w:eastAsia="Arial"/>
-          <w:color w:val="000000" w:themeColor="text1"/>
-        </w:rPr>
-        <w:t xml:space="preserve">Beoordelaar: </w:t>
-      </w:r>
-      <w:r>
-        <w:rPr>
-          <w:rFonts w:ascii="Arial" w:hAnsi="Arial" w:cs="Arial" w:eastAsia="Arial"/>
-          <w:color w:val="000000" w:themeColor="text1"/>
-        </w:rPr>
-        <w:tab/>
-      </w:r>
-    </w:p>
-    <w:p>
-      <w:pPr>
-        <w:jc w:val="center"/>
-        <w:rPr>
-          <w:rFonts w:ascii="Calibri" w:hAnsi="Calibri" w:cs="Calibri"/>
-          <w:color w:val="000000" w:themeColor="text1"/>
-        </w:rPr>
-      </w:pPr>
-    </w:p>
-    <w:p>
-      <w:pPr>
-        <w:rPr>
-          <w:rFonts w:ascii="Calibri" w:hAnsi="Calibri" w:cs="Calibri"/>
-          <w:b/>
-          <w:bCs/>
-          <w:color w:val="000000" w:themeColor="text1"/>
-        </w:rPr>
-      </w:pPr>
-      <w:r>
-        <w:rPr>
-          <w:rFonts w:ascii="Arial" w:hAnsi="Arial" w:cs="Arial" w:eastAsia="Arial"/>
           <w:b/>
           <w:bCs/>
           <w:color w:val="123A5F"/>
@@ -389,7 +235,6 @@
       </w:pPr>
       <w:r>
         <w:rPr>
-          <w:rFonts w:ascii="Arial" w:hAnsi="Arial" w:cs="Arial" w:eastAsia="Arial"/>
           <w:i/>
           <w:iCs/>
           <w:color w:val="000000" w:themeColor="text1"/>
@@ -399,22 +244,22 @@
     </w:p>
     <w:tbl>
       <w:tblPr>
-        <w:tblStyle w:val="TableGrid"/>
+        <w:tblStyle w:val="Tabelraster"/>
         <w:tblW w:w="9071" w:type="dxa"/>
         <w:tblBorders>
-          <w:top w:val="none" w:color="auto" w:sz="0" w:space="0"/>
-          <w:left w:val="none" w:color="auto" w:sz="0" w:space="0"/>
-          <w:bottom w:val="none" w:color="auto" w:sz="0" w:space="0"/>
-          <w:right w:val="none" w:color="auto" w:sz="0" w:space="0"/>
-          <w:insideH w:val="none" w:color="auto" w:sz="0" w:space="0"/>
-          <w:insideV w:val="none" w:color="auto" w:sz="0" w:space="0"/>
+          <w:top w:val="none" w:sz="0" w:space="0" w:color="auto"/>
+          <w:left w:val="none" w:sz="0" w:space="0" w:color="auto"/>
+          <w:bottom w:val="none" w:sz="0" w:space="0" w:color="auto"/>
+          <w:right w:val="none" w:sz="0" w:space="0" w:color="auto"/>
+          <w:insideH w:val="none" w:sz="0" w:space="0" w:color="auto"/>
+          <w:insideV w:val="none" w:sz="0" w:space="0" w:color="auto"/>
         </w:tblBorders>
         <w:tblLook w:val="04A0" w:firstRow="1" w:lastRow="0" w:firstColumn="1" w:lastColumn="0" w:noHBand="0" w:noVBand="1"/>
       </w:tblPr>
       <w:tblGrid>
-        <w:gridCol w:w="4649"/>
-        <w:gridCol w:w="1304"/>
-        <w:gridCol w:w="3118"/>
+        <w:gridCol w:w="4574"/>
+        <w:gridCol w:w="1427"/>
+        <w:gridCol w:w="3070"/>
       </w:tblGrid>
       <w:tr>
         <w:tc>
@@ -433,7 +278,6 @@
             </w:pPr>
             <w:r>
               <w:rPr>
-                <w:rFonts w:ascii="Arial" w:hAnsi="Arial" w:cs="Arial" w:eastAsia="Arial"/>
                 <w:b/>
                 <w:bCs/>
                 <w:color w:val="123A5F"/>
@@ -459,7 +303,6 @@
             </w:pPr>
             <w:r>
               <w:rPr>
-                <w:rFonts w:ascii="Arial" w:hAnsi="Arial" w:cs="Arial" w:eastAsia="Arial"/>
                 <w:b/>
                 <w:bCs/>
                 <w:color w:val="123A5F"/>
@@ -484,7 +327,6 @@
             </w:pPr>
             <w:r>
               <w:rPr>
-                <w:rFonts w:ascii="Arial" w:hAnsi="Arial" w:cs="Arial" w:eastAsia="Arial"/>
                 <w:b/>
                 <w:bCs/>
                 <w:color w:val="123A5F"/>
@@ -509,7 +351,6 @@
             </w:pPr>
             <w:r>
               <w:rPr>
-                <w:rFonts w:ascii="Arial" w:hAnsi="Arial" w:cs="Arial" w:eastAsia="Arial"/>
                 <w:color w:val="000000" w:themeColor="text1"/>
               </w:rPr>
               <w:t>Dagelijkse voetinspectie</w:t>
@@ -568,7 +409,6 @@
             </w:pPr>
             <w:r>
               <w:rPr>
-                <w:rFonts w:ascii="Arial" w:hAnsi="Arial" w:cs="Arial" w:eastAsia="Arial"/>
                 <w:color w:val="000000" w:themeColor="text1"/>
               </w:rPr>
               <w:t>Voethygiëne</w:t>
@@ -627,7 +467,6 @@
             </w:pPr>
             <w:r>
               <w:rPr>
-                <w:rFonts w:ascii="Arial" w:hAnsi="Arial" w:cs="Arial" w:eastAsia="Arial"/>
                 <w:color w:val="000000" w:themeColor="text1"/>
               </w:rPr>
               <w:t>Nagelzorg</w:t>
@@ -686,7 +525,6 @@
             </w:pPr>
             <w:r>
               <w:rPr>
-                <w:rFonts w:ascii="Arial" w:hAnsi="Arial" w:cs="Arial" w:eastAsia="Arial"/>
                 <w:color w:val="000000" w:themeColor="text1"/>
               </w:rPr>
               <w:t>Gebruik van schoeisel (binnen/buiten)</w:t>
@@ -745,7 +583,6 @@
             </w:pPr>
             <w:r>
               <w:rPr>
-                <w:rFonts w:ascii="Arial" w:hAnsi="Arial" w:cs="Arial" w:eastAsia="Arial"/>
                 <w:color w:val="000000" w:themeColor="text1"/>
               </w:rPr>
               <w:t>Gebruik van orthesen</w:t>
@@ -805,7 +642,6 @@
             <w:proofErr w:type="spellStart"/>
             <w:r>
               <w:rPr>
-                <w:rFonts w:ascii="Arial" w:hAnsi="Arial" w:cs="Arial" w:eastAsia="Arial"/>
                 <w:color w:val="000000" w:themeColor="text1"/>
               </w:rPr>
               <w:t>Drukontlastende</w:t>
@@ -813,7 +649,6 @@
             <w:proofErr w:type="spellEnd"/>
             <w:r>
               <w:rPr>
-                <w:rFonts w:ascii="Arial" w:hAnsi="Arial" w:cs="Arial" w:eastAsia="Arial"/>
                 <w:color w:val="000000" w:themeColor="text1"/>
               </w:rPr>
               <w:t xml:space="preserve"> strategieën</w:t>
@@ -872,7 +707,6 @@
             </w:pPr>
             <w:r>
               <w:rPr>
-                <w:rFonts w:ascii="Arial" w:hAnsi="Arial" w:cs="Arial" w:eastAsia="Arial"/>
                 <w:color w:val="000000" w:themeColor="text1"/>
               </w:rPr>
               <w:t>Wanneer contact opnemen met een zorgverlener</w:t>
@@ -931,7 +765,6 @@
             </w:pPr>
             <w:r>
               <w:rPr>
-                <w:rFonts w:ascii="Arial" w:hAnsi="Arial" w:cs="Arial" w:eastAsia="Arial"/>
                 <w:color w:val="000000" w:themeColor="text1"/>
               </w:rPr>
               <w:t>Andere: _________________</w:t>
@@ -976,24 +809,6 @@
         </w:tc>
       </w:tr>
     </w:tbl>
-    <w:p>
-      <w:pPr>
-        <w:jc w:val="center"/>
-        <w:rPr>
-          <w:rFonts w:ascii="Calibri" w:hAnsi="Calibri" w:cs="Calibri"/>
-          <w:color w:val="000000" w:themeColor="text1"/>
-        </w:rPr>
-      </w:pPr>
-    </w:p>
-    <w:p>
-      <w:pPr>
-        <w:jc w:val="center"/>
-        <w:rPr>
-          <w:rFonts w:ascii="Calibri" w:hAnsi="Calibri" w:cs="Calibri"/>
-          <w:color w:val="000000" w:themeColor="text1"/>
-        </w:rPr>
-      </w:pPr>
-    </w:p>
     <w:p>
       <w:pPr>
         <w:rPr>
@@ -1005,11 +820,11 @@
       </w:pPr>
       <w:r>
         <w:rPr>
-          <w:rFonts w:ascii="Arial" w:hAnsi="Arial" w:cs="Arial" w:eastAsia="Arial"/>
           <w:b/>
           <w:bCs/>
           <w:color w:val="123A5F"/>
         </w:rPr>
+        <w:lastRenderedPageBreak/>
         <w:t>DEEL B – TEACH-BACK PRESTATIE</w:t>
       </w:r>
     </w:p>
@@ -1022,40 +837,23 @@
       </w:pPr>
       <w:r>
         <w:rPr>
-          <w:rFonts w:ascii="Arial" w:hAnsi="Arial" w:cs="Arial" w:eastAsia="Arial"/>
-          <w:b w:val="1"/>
-          <w:bCs w:val="1"/>
-          <w:color w:val="000000" w:themeColor="text1" w:themeTint="FF" w:themeShade="FF"/>
+          <w:b/>
+          <w:bCs/>
+          <w:color w:val="000000" w:themeColor="text1"/>
         </w:rPr>
         <w:t>Instructie voor de beoordelaar:</w:t>
       </w:r>
       <w:r>
         <w:rPr>
-          <w:rFonts w:ascii="Arial" w:hAnsi="Arial" w:eastAsia="Arial" w:cs="Arial"/>
           <w:color w:val="24303B"/>
         </w:rPr>
         <w:br/>
       </w:r>
       <w:r>
         <w:rPr>
-          <w:rFonts w:ascii="Arial" w:hAnsi="Arial" w:cs="Arial" w:eastAsia="Arial"/>
-          <w:color w:val="000000" w:themeColor="text1" w:themeTint="FF" w:themeShade="FF"/>
+          <w:color w:val="000000" w:themeColor="text1"/>
         </w:rPr>
-        <w:t>V</w:t>
-      </w:r>
-      <w:r>
-        <w:rPr>
-          <w:rFonts w:ascii="Arial" w:hAnsi="Arial" w:cs="Arial" w:eastAsia="Arial"/>
-          <w:color w:val="000000" w:themeColor="text1" w:themeTint="FF" w:themeShade="FF"/>
-        </w:rPr>
-        <w:t>raag</w:t>
-      </w:r>
-      <w:r>
-        <w:rPr>
-          <w:rFonts w:ascii="Arial" w:hAnsi="Arial" w:cs="Arial" w:eastAsia="Arial"/>
-          <w:color w:val="000000" w:themeColor="text1" w:themeTint="FF" w:themeShade="FF"/>
-        </w:rPr>
-        <w:t xml:space="preserve"> de deelnemer om het thema in eigen woorden uit te leggen of te demonstreren (bv. “Kunt u tonen hoe u dagelijks uw voeten controleert?”).</w:t>
+        <w:t>Vraag de deelnemer om het thema in eigen woorden uit te leggen of te demonstreren (bv. “Kunt u tonen hoe u dagelijks uw voeten controleert?”).</w:t>
       </w:r>
     </w:p>
     <w:p>
@@ -1069,7 +867,6 @@
       </w:pPr>
       <w:r>
         <w:rPr>
-          <w:rFonts w:ascii="Arial" w:hAnsi="Arial" w:cs="Arial" w:eastAsia="Arial"/>
           <w:b/>
           <w:bCs/>
           <w:color w:val="123A5F"/>
@@ -1090,7 +887,6 @@
       </w:pPr>
       <w:r>
         <w:rPr>
-          <w:rFonts w:ascii="Arial" w:hAnsi="Arial" w:cs="Arial" w:eastAsia="Arial"/>
           <w:b/>
           <w:bCs/>
           <w:color w:val="000000" w:themeColor="text1"/>
@@ -1099,7 +895,6 @@
       </w:r>
       <w:r>
         <w:rPr>
-          <w:rFonts w:ascii="Arial" w:hAnsi="Arial" w:cs="Arial" w:eastAsia="Arial"/>
           <w:color w:val="000000" w:themeColor="text1"/>
         </w:rPr>
         <w:t xml:space="preserve"> (geen hulp nodig) </w:t>
@@ -1118,7 +913,6 @@
       </w:pPr>
       <w:r>
         <w:rPr>
-          <w:rFonts w:ascii="Arial" w:hAnsi="Arial" w:cs="Arial" w:eastAsia="Arial"/>
           <w:b/>
           <w:bCs/>
           <w:color w:val="000000" w:themeColor="text1"/>
@@ -1127,7 +921,6 @@
       </w:r>
       <w:r>
         <w:rPr>
-          <w:rFonts w:ascii="Arial" w:hAnsi="Arial" w:cs="Arial" w:eastAsia="Arial"/>
           <w:color w:val="000000" w:themeColor="text1"/>
         </w:rPr>
         <w:t xml:space="preserve"> (met hulp of kleine correcties) </w:t>
@@ -1146,7 +939,6 @@
       </w:pPr>
       <w:r>
         <w:rPr>
-          <w:rFonts w:ascii="Arial" w:hAnsi="Arial" w:cs="Arial" w:eastAsia="Arial"/>
           <w:b/>
           <w:bCs/>
           <w:color w:val="123A5F"/>
@@ -1156,7 +948,6 @@
       <w:proofErr w:type="gramStart"/>
       <w:r>
         <w:rPr>
-          <w:rFonts w:ascii="Arial" w:hAnsi="Arial" w:cs="Arial" w:eastAsia="Arial"/>
           <w:b/>
           <w:bCs/>
           <w:color w:val="123A5F"/>
@@ -1166,7 +957,6 @@
       <w:proofErr w:type="gramEnd"/>
       <w:r>
         <w:rPr>
-          <w:rFonts w:ascii="Arial" w:hAnsi="Arial" w:cs="Arial" w:eastAsia="Arial"/>
           <w:b/>
           <w:bCs/>
           <w:color w:val="123A5F"/>
@@ -1175,7 +965,6 @@
       </w:r>
       <w:r>
         <w:rPr>
-          <w:rFonts w:ascii="Arial" w:hAnsi="Arial" w:cs="Arial" w:eastAsia="Arial"/>
           <w:color w:val="000000" w:themeColor="text1"/>
         </w:rPr>
         <w:t xml:space="preserve"> </w:t>
@@ -1191,15 +980,15 @@
     </w:p>
     <w:tbl>
       <w:tblPr>
-        <w:tblStyle w:val="TableGrid"/>
+        <w:tblStyle w:val="Tabelraster"/>
         <w:tblW w:w="9185" w:type="dxa"/>
         <w:tblBorders>
-          <w:top w:val="none" w:color="auto" w:sz="0" w:space="0"/>
-          <w:left w:val="none" w:color="auto" w:sz="0" w:space="0"/>
-          <w:bottom w:val="none" w:color="auto" w:sz="0" w:space="0"/>
-          <w:right w:val="none" w:color="auto" w:sz="0" w:space="0"/>
-          <w:insideH w:val="none" w:color="auto" w:sz="0" w:space="0"/>
-          <w:insideV w:val="none" w:color="auto" w:sz="0" w:space="0"/>
+          <w:top w:val="none" w:sz="0" w:space="0" w:color="auto"/>
+          <w:left w:val="none" w:sz="0" w:space="0" w:color="auto"/>
+          <w:bottom w:val="none" w:sz="0" w:space="0" w:color="auto"/>
+          <w:right w:val="none" w:sz="0" w:space="0" w:color="auto"/>
+          <w:insideH w:val="none" w:sz="0" w:space="0" w:color="auto"/>
+          <w:insideV w:val="none" w:sz="0" w:space="0" w:color="auto"/>
         </w:tblBorders>
         <w:tblLook w:val="04A0" w:firstRow="1" w:lastRow="0" w:firstColumn="1" w:lastColumn="0" w:noHBand="0" w:noVBand="1"/>
       </w:tblPr>
@@ -1230,7 +1019,6 @@
             </w:pPr>
             <w:r>
               <w:rPr>
-                <w:rFonts w:ascii="Arial" w:hAnsi="Arial" w:cs="Arial" w:eastAsia="Arial"/>
                 <w:b/>
                 <w:bCs/>
                 <w:color w:val="123A5F"/>
@@ -1257,7 +1045,6 @@
             </w:pPr>
             <w:r>
               <w:rPr>
-                <w:rFonts w:ascii="Arial" w:hAnsi="Arial" w:cs="Arial" w:eastAsia="Arial"/>
                 <w:b/>
                 <w:bCs/>
                 <w:color w:val="123A5F"/>
@@ -1284,7 +1071,6 @@
             </w:pPr>
             <w:r>
               <w:rPr>
-                <w:rFonts w:ascii="Arial" w:hAnsi="Arial" w:cs="Arial" w:eastAsia="Arial"/>
                 <w:b/>
                 <w:bCs/>
                 <w:color w:val="123A5F"/>
@@ -1305,7 +1091,6 @@
             </w:pPr>
             <w:r>
               <w:rPr>
-                <w:rFonts w:ascii="Arial" w:hAnsi="Arial" w:cs="Arial" w:eastAsia="Arial"/>
                 <w:b/>
                 <w:bCs/>
                 <w:color w:val="123A5F"/>
@@ -1314,7 +1099,6 @@
             </w:r>
             <w:r>
               <w:rPr>
-                <w:rFonts w:ascii="Arial" w:hAnsi="Arial" w:cs="Arial" w:eastAsia="Arial"/>
                 <w:b/>
                 <w:bCs/>
                 <w:color w:val="123A5F"/>
@@ -1323,7 +1107,6 @@
             </w:r>
             <w:r>
               <w:rPr>
-                <w:rFonts w:ascii="Arial" w:hAnsi="Arial" w:cs="Arial" w:eastAsia="Arial"/>
                 <w:b/>
                 <w:bCs/>
                 <w:color w:val="123A5F"/>
@@ -1332,7 +1115,6 @@
             </w:r>
             <w:r>
               <w:rPr>
-                <w:rFonts w:ascii="Arial" w:hAnsi="Arial" w:cs="Arial" w:eastAsia="Arial"/>
                 <w:b/>
                 <w:bCs/>
                 <w:color w:val="123A5F"/>
@@ -1341,7 +1123,6 @@
             </w:r>
             <w:r>
               <w:rPr>
-                <w:rFonts w:ascii="Arial" w:hAnsi="Arial" w:cs="Arial" w:eastAsia="Arial"/>
                 <w:b/>
                 <w:bCs/>
                 <w:color w:val="123A5F"/>
@@ -1367,7 +1148,6 @@
             </w:pPr>
             <w:r>
               <w:rPr>
-                <w:rFonts w:ascii="Arial" w:hAnsi="Arial" w:cs="Arial" w:eastAsia="Arial"/>
                 <w:b/>
                 <w:bCs/>
                 <w:color w:val="123A5F"/>
@@ -1392,7 +1172,6 @@
             </w:pPr>
             <w:r>
               <w:rPr>
-                <w:rFonts w:ascii="Arial" w:hAnsi="Arial" w:cs="Arial" w:eastAsia="Arial"/>
                 <w:color w:val="000000" w:themeColor="text1"/>
               </w:rPr>
               <w:t>Dagelijkse voetinspectie</w:t>
@@ -1428,7 +1207,6 @@
             </w:r>
             <w:r>
               <w:rPr>
-                <w:rFonts w:ascii="Arial" w:hAnsi="Arial" w:cs="Arial" w:eastAsia="Arial"/>
                 <w:color w:val="000000" w:themeColor="text1"/>
               </w:rPr>
               <w:t>0</w:t>
@@ -1464,7 +1242,6 @@
             </w:r>
             <w:r>
               <w:rPr>
-                <w:rFonts w:ascii="Arial" w:hAnsi="Arial" w:cs="Arial" w:eastAsia="Arial"/>
                 <w:color w:val="000000" w:themeColor="text1"/>
               </w:rPr>
               <w:t>1</w:t>
@@ -1500,7 +1277,6 @@
             </w:r>
             <w:r>
               <w:rPr>
-                <w:rFonts w:ascii="Arial" w:hAnsi="Arial" w:cs="Arial" w:eastAsia="Arial"/>
                 <w:color w:val="000000" w:themeColor="text1"/>
               </w:rPr>
               <w:t>2</w:t>
@@ -1536,14 +1312,12 @@
             </w:r>
             <w:r>
               <w:rPr>
-                <w:rFonts w:ascii="Arial" w:hAnsi="Arial" w:cs="Arial" w:eastAsia="Arial"/>
                 <w:color w:val="000000" w:themeColor="text1"/>
               </w:rPr>
               <w:t>J</w:t>
             </w:r>
             <w:r>
               <w:rPr>
-                <w:rFonts w:ascii="Arial" w:hAnsi="Arial" w:cs="Arial" w:eastAsia="Arial"/>
                 <w:color w:val="000000" w:themeColor="text1"/>
               </w:rPr>
               <w:t>a</w:t>
@@ -1579,14 +1353,12 @@
             </w:r>
             <w:r>
               <w:rPr>
-                <w:rFonts w:ascii="Arial" w:hAnsi="Arial" w:cs="Arial" w:eastAsia="Arial"/>
                 <w:color w:val="000000" w:themeColor="text1"/>
               </w:rPr>
               <w:t>N</w:t>
             </w:r>
             <w:r>
               <w:rPr>
-                <w:rFonts w:ascii="Arial" w:hAnsi="Arial" w:cs="Arial" w:eastAsia="Arial"/>
                 <w:color w:val="000000" w:themeColor="text1"/>
               </w:rPr>
               <w:t>ee</w:t>
@@ -1623,7 +1395,6 @@
             </w:pPr>
             <w:r>
               <w:rPr>
-                <w:rFonts w:ascii="Arial" w:hAnsi="Arial" w:cs="Arial" w:eastAsia="Arial"/>
                 <w:color w:val="000000" w:themeColor="text1"/>
               </w:rPr>
               <w:t>Voethygiëne</w:t>
@@ -1659,7 +1430,6 @@
             </w:r>
             <w:r>
               <w:rPr>
-                <w:rFonts w:ascii="Arial" w:hAnsi="Arial" w:cs="Arial" w:eastAsia="Arial"/>
                 <w:color w:val="000000" w:themeColor="text1"/>
               </w:rPr>
               <w:t>0</w:t>
@@ -1695,7 +1465,6 @@
             </w:r>
             <w:r>
               <w:rPr>
-                <w:rFonts w:ascii="Arial" w:hAnsi="Arial" w:cs="Arial" w:eastAsia="Arial"/>
                 <w:color w:val="000000" w:themeColor="text1"/>
               </w:rPr>
               <w:t>1</w:t>
@@ -1731,7 +1500,6 @@
             </w:r>
             <w:r>
               <w:rPr>
-                <w:rFonts w:ascii="Arial" w:hAnsi="Arial" w:cs="Arial" w:eastAsia="Arial"/>
                 <w:color w:val="000000" w:themeColor="text1"/>
               </w:rPr>
               <w:t>2</w:t>
@@ -1767,14 +1535,12 @@
             </w:r>
             <w:r>
               <w:rPr>
-                <w:rFonts w:ascii="Arial" w:hAnsi="Arial" w:cs="Arial" w:eastAsia="Arial"/>
                 <w:color w:val="000000" w:themeColor="text1"/>
               </w:rPr>
               <w:t>J</w:t>
             </w:r>
             <w:r>
               <w:rPr>
-                <w:rFonts w:ascii="Arial" w:hAnsi="Arial" w:cs="Arial" w:eastAsia="Arial"/>
                 <w:color w:val="000000" w:themeColor="text1"/>
               </w:rPr>
               <w:t>a</w:t>
@@ -1810,14 +1576,12 @@
             </w:r>
             <w:r>
               <w:rPr>
-                <w:rFonts w:ascii="Arial" w:hAnsi="Arial" w:cs="Arial" w:eastAsia="Arial"/>
                 <w:color w:val="000000" w:themeColor="text1"/>
               </w:rPr>
               <w:t>N</w:t>
             </w:r>
             <w:r>
               <w:rPr>
-                <w:rFonts w:ascii="Arial" w:hAnsi="Arial" w:cs="Arial" w:eastAsia="Arial"/>
                 <w:color w:val="000000" w:themeColor="text1"/>
               </w:rPr>
               <w:t>ee</w:t>
@@ -1854,7 +1618,6 @@
             </w:pPr>
             <w:r>
               <w:rPr>
-                <w:rFonts w:ascii="Arial" w:hAnsi="Arial" w:cs="Arial" w:eastAsia="Arial"/>
                 <w:color w:val="000000" w:themeColor="text1"/>
               </w:rPr>
               <w:t>Nagelzorg</w:t>
@@ -1890,7 +1653,6 @@
             </w:r>
             <w:r>
               <w:rPr>
-                <w:rFonts w:ascii="Arial" w:hAnsi="Arial" w:cs="Arial" w:eastAsia="Arial"/>
                 <w:color w:val="000000" w:themeColor="text1"/>
               </w:rPr>
               <w:t>0</w:t>
@@ -1926,7 +1688,6 @@
             </w:r>
             <w:r>
               <w:rPr>
-                <w:rFonts w:ascii="Arial" w:hAnsi="Arial" w:cs="Arial" w:eastAsia="Arial"/>
                 <w:color w:val="000000" w:themeColor="text1"/>
               </w:rPr>
               <w:t>1</w:t>
@@ -1962,7 +1723,6 @@
             </w:r>
             <w:r>
               <w:rPr>
-                <w:rFonts w:ascii="Arial" w:hAnsi="Arial" w:cs="Arial" w:eastAsia="Arial"/>
                 <w:color w:val="000000" w:themeColor="text1"/>
               </w:rPr>
               <w:t>2</w:t>
@@ -1998,14 +1758,12 @@
             </w:r>
             <w:r>
               <w:rPr>
-                <w:rFonts w:ascii="Arial" w:hAnsi="Arial" w:cs="Arial" w:eastAsia="Arial"/>
                 <w:color w:val="000000" w:themeColor="text1"/>
               </w:rPr>
               <w:t>J</w:t>
             </w:r>
             <w:r>
               <w:rPr>
-                <w:rFonts w:ascii="Arial" w:hAnsi="Arial" w:cs="Arial" w:eastAsia="Arial"/>
                 <w:color w:val="000000" w:themeColor="text1"/>
               </w:rPr>
               <w:t>a</w:t>
@@ -2041,14 +1799,12 @@
             </w:r>
             <w:r>
               <w:rPr>
-                <w:rFonts w:ascii="Arial" w:hAnsi="Arial" w:cs="Arial" w:eastAsia="Arial"/>
                 <w:color w:val="000000" w:themeColor="text1"/>
               </w:rPr>
               <w:t>N</w:t>
             </w:r>
             <w:r>
               <w:rPr>
-                <w:rFonts w:ascii="Arial" w:hAnsi="Arial" w:cs="Arial" w:eastAsia="Arial"/>
                 <w:color w:val="000000" w:themeColor="text1"/>
               </w:rPr>
               <w:t>ee</w:t>
@@ -2085,7 +1841,6 @@
             </w:pPr>
             <w:r>
               <w:rPr>
-                <w:rFonts w:ascii="Arial" w:hAnsi="Arial" w:cs="Arial" w:eastAsia="Arial"/>
                 <w:color w:val="000000" w:themeColor="text1"/>
               </w:rPr>
               <w:t>Gebruik van schoeisel</w:t>
@@ -2121,7 +1876,6 @@
             </w:r>
             <w:r>
               <w:rPr>
-                <w:rFonts w:ascii="Arial" w:hAnsi="Arial" w:cs="Arial" w:eastAsia="Arial"/>
                 <w:color w:val="000000" w:themeColor="text1"/>
               </w:rPr>
               <w:t>0</w:t>
@@ -2157,7 +1911,6 @@
             </w:r>
             <w:r>
               <w:rPr>
-                <w:rFonts w:ascii="Arial" w:hAnsi="Arial" w:cs="Arial" w:eastAsia="Arial"/>
                 <w:color w:val="000000" w:themeColor="text1"/>
               </w:rPr>
               <w:t>1</w:t>
@@ -2193,7 +1946,6 @@
             </w:r>
             <w:r>
               <w:rPr>
-                <w:rFonts w:ascii="Arial" w:hAnsi="Arial" w:cs="Arial" w:eastAsia="Arial"/>
                 <w:color w:val="000000" w:themeColor="text1"/>
               </w:rPr>
               <w:t>2</w:t>
@@ -2229,14 +1981,12 @@
             </w:r>
             <w:r>
               <w:rPr>
-                <w:rFonts w:ascii="Arial" w:hAnsi="Arial" w:cs="Arial" w:eastAsia="Arial"/>
                 <w:color w:val="000000" w:themeColor="text1"/>
               </w:rPr>
               <w:t>J</w:t>
             </w:r>
             <w:r>
               <w:rPr>
-                <w:rFonts w:ascii="Arial" w:hAnsi="Arial" w:cs="Arial" w:eastAsia="Arial"/>
                 <w:color w:val="000000" w:themeColor="text1"/>
               </w:rPr>
               <w:t>a</w:t>
@@ -2272,14 +2022,12 @@
             </w:r>
             <w:r>
               <w:rPr>
-                <w:rFonts w:ascii="Arial" w:hAnsi="Arial" w:cs="Arial" w:eastAsia="Arial"/>
                 <w:color w:val="000000" w:themeColor="text1"/>
               </w:rPr>
               <w:t>N</w:t>
             </w:r>
             <w:r>
               <w:rPr>
-                <w:rFonts w:ascii="Arial" w:hAnsi="Arial" w:cs="Arial" w:eastAsia="Arial"/>
                 <w:color w:val="000000" w:themeColor="text1"/>
               </w:rPr>
               <w:t>ee</w:t>
@@ -2316,7 +2064,6 @@
             </w:pPr>
             <w:r>
               <w:rPr>
-                <w:rFonts w:ascii="Arial" w:hAnsi="Arial" w:cs="Arial" w:eastAsia="Arial"/>
                 <w:color w:val="000000" w:themeColor="text1"/>
               </w:rPr>
               <w:t>Gebruik van orthesen</w:t>
@@ -2352,7 +2099,6 @@
             </w:r>
             <w:r>
               <w:rPr>
-                <w:rFonts w:ascii="Arial" w:hAnsi="Arial" w:cs="Arial" w:eastAsia="Arial"/>
                 <w:color w:val="000000" w:themeColor="text1"/>
               </w:rPr>
               <w:t>0</w:t>
@@ -2388,7 +2134,6 @@
             </w:r>
             <w:r>
               <w:rPr>
-                <w:rFonts w:ascii="Arial" w:hAnsi="Arial" w:cs="Arial" w:eastAsia="Arial"/>
                 <w:color w:val="000000" w:themeColor="text1"/>
               </w:rPr>
               <w:t>1</w:t>
@@ -2424,7 +2169,6 @@
             </w:r>
             <w:r>
               <w:rPr>
-                <w:rFonts w:ascii="Arial" w:hAnsi="Arial" w:cs="Arial" w:eastAsia="Arial"/>
                 <w:color w:val="000000" w:themeColor="text1"/>
               </w:rPr>
               <w:t>2</w:t>
@@ -2460,14 +2204,12 @@
             </w:r>
             <w:r>
               <w:rPr>
-                <w:rFonts w:ascii="Arial" w:hAnsi="Arial" w:cs="Arial" w:eastAsia="Arial"/>
                 <w:color w:val="000000" w:themeColor="text1"/>
               </w:rPr>
               <w:t>J</w:t>
             </w:r>
             <w:r>
               <w:rPr>
-                <w:rFonts w:ascii="Arial" w:hAnsi="Arial" w:cs="Arial" w:eastAsia="Arial"/>
                 <w:color w:val="000000" w:themeColor="text1"/>
               </w:rPr>
               <w:t>a</w:t>
@@ -2503,14 +2245,12 @@
             </w:r>
             <w:r>
               <w:rPr>
-                <w:rFonts w:ascii="Arial" w:hAnsi="Arial" w:cs="Arial" w:eastAsia="Arial"/>
                 <w:color w:val="000000" w:themeColor="text1"/>
               </w:rPr>
               <w:t>N</w:t>
             </w:r>
             <w:r>
               <w:rPr>
-                <w:rFonts w:ascii="Arial" w:hAnsi="Arial" w:cs="Arial" w:eastAsia="Arial"/>
                 <w:color w:val="000000" w:themeColor="text1"/>
               </w:rPr>
               <w:t>ee</w:t>
@@ -2547,7 +2287,6 @@
             </w:pPr>
             <w:r>
               <w:rPr>
-                <w:rFonts w:ascii="Arial" w:hAnsi="Arial" w:cs="Arial" w:eastAsia="Arial"/>
                 <w:color w:val="000000" w:themeColor="text1"/>
               </w:rPr>
               <w:t>Drukontlasting</w:t>
@@ -2583,7 +2322,6 @@
             </w:r>
             <w:r>
               <w:rPr>
-                <w:rFonts w:ascii="Arial" w:hAnsi="Arial" w:cs="Arial" w:eastAsia="Arial"/>
                 <w:color w:val="000000" w:themeColor="text1"/>
               </w:rPr>
               <w:t>0</w:t>
@@ -2619,7 +2357,6 @@
             </w:r>
             <w:r>
               <w:rPr>
-                <w:rFonts w:ascii="Arial" w:hAnsi="Arial" w:cs="Arial" w:eastAsia="Arial"/>
                 <w:color w:val="000000" w:themeColor="text1"/>
               </w:rPr>
               <w:t>1</w:t>
@@ -2655,7 +2392,6 @@
             </w:r>
             <w:r>
               <w:rPr>
-                <w:rFonts w:ascii="Arial" w:hAnsi="Arial" w:cs="Arial" w:eastAsia="Arial"/>
                 <w:color w:val="000000" w:themeColor="text1"/>
               </w:rPr>
               <w:t>2</w:t>
@@ -2691,14 +2427,12 @@
             </w:r>
             <w:r>
               <w:rPr>
-                <w:rFonts w:ascii="Arial" w:hAnsi="Arial" w:cs="Arial" w:eastAsia="Arial"/>
                 <w:color w:val="000000" w:themeColor="text1"/>
               </w:rPr>
               <w:t>J</w:t>
             </w:r>
             <w:r>
               <w:rPr>
-                <w:rFonts w:ascii="Arial" w:hAnsi="Arial" w:cs="Arial" w:eastAsia="Arial"/>
                 <w:color w:val="000000" w:themeColor="text1"/>
               </w:rPr>
               <w:t>a</w:t>
@@ -2734,14 +2468,12 @@
             </w:r>
             <w:r>
               <w:rPr>
-                <w:rFonts w:ascii="Arial" w:hAnsi="Arial" w:cs="Arial" w:eastAsia="Arial"/>
                 <w:color w:val="000000" w:themeColor="text1"/>
               </w:rPr>
               <w:t>N</w:t>
             </w:r>
             <w:r>
               <w:rPr>
-                <w:rFonts w:ascii="Arial" w:hAnsi="Arial" w:cs="Arial" w:eastAsia="Arial"/>
                 <w:color w:val="000000" w:themeColor="text1"/>
               </w:rPr>
               <w:t>ee</w:t>
@@ -2778,7 +2510,6 @@
             </w:pPr>
             <w:r>
               <w:rPr>
-                <w:rFonts w:ascii="Arial" w:hAnsi="Arial" w:cs="Arial" w:eastAsia="Arial"/>
                 <w:color w:val="000000" w:themeColor="text1"/>
               </w:rPr>
               <w:t>Wanneer hulp zoeken</w:t>
@@ -2814,7 +2545,6 @@
             </w:r>
             <w:r>
               <w:rPr>
-                <w:rFonts w:ascii="Arial" w:hAnsi="Arial" w:cs="Arial" w:eastAsia="Arial"/>
                 <w:color w:val="000000" w:themeColor="text1"/>
               </w:rPr>
               <w:t>0</w:t>
@@ -2850,7 +2580,6 @@
             </w:r>
             <w:r>
               <w:rPr>
-                <w:rFonts w:ascii="Arial" w:hAnsi="Arial" w:cs="Arial" w:eastAsia="Arial"/>
                 <w:color w:val="000000" w:themeColor="text1"/>
               </w:rPr>
               <w:t>1</w:t>
@@ -2886,7 +2615,6 @@
             </w:r>
             <w:r>
               <w:rPr>
-                <w:rFonts w:ascii="Arial" w:hAnsi="Arial" w:cs="Arial" w:eastAsia="Arial"/>
                 <w:color w:val="000000" w:themeColor="text1"/>
               </w:rPr>
               <w:t>2</w:t>
@@ -2922,14 +2650,12 @@
             </w:r>
             <w:r>
               <w:rPr>
-                <w:rFonts w:ascii="Arial" w:hAnsi="Arial" w:cs="Arial" w:eastAsia="Arial"/>
                 <w:color w:val="000000" w:themeColor="text1"/>
               </w:rPr>
               <w:t>J</w:t>
             </w:r>
             <w:r>
               <w:rPr>
-                <w:rFonts w:ascii="Arial" w:hAnsi="Arial" w:cs="Arial" w:eastAsia="Arial"/>
                 <w:color w:val="000000" w:themeColor="text1"/>
               </w:rPr>
               <w:t>a</w:t>
@@ -2965,14 +2691,12 @@
             </w:r>
             <w:r>
               <w:rPr>
-                <w:rFonts w:ascii="Arial" w:hAnsi="Arial" w:cs="Arial" w:eastAsia="Arial"/>
                 <w:color w:val="000000" w:themeColor="text1"/>
               </w:rPr>
               <w:t>N</w:t>
             </w:r>
             <w:r>
               <w:rPr>
-                <w:rFonts w:ascii="Arial" w:hAnsi="Arial" w:cs="Arial" w:eastAsia="Arial"/>
                 <w:color w:val="000000" w:themeColor="text1"/>
               </w:rPr>
               <w:t>ee</w:t>
@@ -3009,14 +2733,12 @@
             </w:pPr>
             <w:r>
               <w:rPr>
-                <w:rFonts w:ascii="Arial" w:hAnsi="Arial" w:cs="Arial" w:eastAsia="Arial"/>
                 <w:color w:val="000000" w:themeColor="text1"/>
               </w:rPr>
               <w:t>Andere: __________</w:t>
             </w:r>
             <w:r>
               <w:rPr>
-                <w:rFonts w:ascii="Arial" w:hAnsi="Arial" w:cs="Arial" w:eastAsia="Arial"/>
                 <w:color w:val="000000" w:themeColor="text1"/>
               </w:rPr>
               <w:t>____</w:t>
@@ -3052,7 +2774,6 @@
             </w:r>
             <w:r>
               <w:rPr>
-                <w:rFonts w:ascii="Arial" w:hAnsi="Arial" w:cs="Arial" w:eastAsia="Arial"/>
                 <w:color w:val="000000" w:themeColor="text1"/>
               </w:rPr>
               <w:t>0</w:t>
@@ -3088,7 +2809,6 @@
             </w:r>
             <w:r>
               <w:rPr>
-                <w:rFonts w:ascii="Arial" w:hAnsi="Arial" w:cs="Arial" w:eastAsia="Arial"/>
                 <w:color w:val="000000" w:themeColor="text1"/>
               </w:rPr>
               <w:t>1</w:t>
@@ -3124,7 +2844,6 @@
             </w:r>
             <w:r>
               <w:rPr>
-                <w:rFonts w:ascii="Arial" w:hAnsi="Arial" w:cs="Arial" w:eastAsia="Arial"/>
                 <w:color w:val="000000" w:themeColor="text1"/>
               </w:rPr>
               <w:t>2</w:t>
@@ -3160,14 +2879,12 @@
             </w:r>
             <w:r>
               <w:rPr>
-                <w:rFonts w:ascii="Arial" w:hAnsi="Arial" w:cs="Arial" w:eastAsia="Arial"/>
                 <w:color w:val="000000" w:themeColor="text1"/>
               </w:rPr>
               <w:t>J</w:t>
             </w:r>
             <w:r>
               <w:rPr>
-                <w:rFonts w:ascii="Arial" w:hAnsi="Arial" w:cs="Arial" w:eastAsia="Arial"/>
                 <w:color w:val="000000" w:themeColor="text1"/>
               </w:rPr>
               <w:t>a</w:t>
@@ -3203,14 +2920,12 @@
             </w:r>
             <w:r>
               <w:rPr>
-                <w:rFonts w:ascii="Arial" w:hAnsi="Arial" w:cs="Arial" w:eastAsia="Arial"/>
                 <w:color w:val="000000" w:themeColor="text1"/>
               </w:rPr>
               <w:t>N</w:t>
             </w:r>
             <w:r>
               <w:rPr>
-                <w:rFonts w:ascii="Arial" w:hAnsi="Arial" w:cs="Arial" w:eastAsia="Arial"/>
                 <w:color w:val="000000" w:themeColor="text1"/>
               </w:rPr>
               <w:t>ee</w:t>
@@ -3298,7 +3013,6 @@
       </w:pPr>
       <w:r>
         <w:rPr>
-          <w:rFonts w:ascii="Arial" w:hAnsi="Arial" w:cs="Arial" w:eastAsia="Arial"/>
           <w:b/>
           <w:bCs/>
           <w:color w:val="123A5F"/>
@@ -3320,7 +3034,6 @@
       </w:pPr>
       <w:r>
         <w:rPr>
-          <w:rFonts w:ascii="Arial" w:hAnsi="Arial" w:cs="Arial" w:eastAsia="Arial"/>
           <w:b/>
           <w:bCs/>
           <w:color w:val="000000" w:themeColor="text1"/>
@@ -3329,14 +3042,12 @@
       </w:r>
       <w:r>
         <w:rPr>
-          <w:rFonts w:ascii="Arial" w:hAnsi="Arial" w:cs="Arial" w:eastAsia="Arial"/>
           <w:color w:val="000000" w:themeColor="text1"/>
         </w:rPr>
         <w:t xml:space="preserve"> ___</w:t>
       </w:r>
       <w:r>
         <w:rPr>
-          <w:rFonts w:ascii="Arial" w:hAnsi="Arial" w:cs="Arial" w:eastAsia="Arial"/>
           <w:color w:val="000000" w:themeColor="text1"/>
         </w:rPr>
         <w:t>_____</w:t>
@@ -3344,7 +3055,6 @@
       <w:proofErr w:type="gramStart"/>
       <w:r>
         <w:rPr>
-          <w:rFonts w:ascii="Arial" w:hAnsi="Arial" w:cs="Arial" w:eastAsia="Arial"/>
           <w:color w:val="000000" w:themeColor="text1"/>
         </w:rPr>
         <w:t>_ /</w:t>
@@ -3352,35 +3062,30 @@
       <w:proofErr w:type="gramEnd"/>
       <w:r>
         <w:rPr>
-          <w:rFonts w:ascii="Arial" w:hAnsi="Arial" w:cs="Arial" w:eastAsia="Arial"/>
           <w:color w:val="000000" w:themeColor="text1"/>
         </w:rPr>
         <w:t xml:space="preserve"> </w:t>
       </w:r>
       <w:r>
         <w:rPr>
-          <w:rFonts w:ascii="Arial" w:hAnsi="Arial" w:cs="Arial" w:eastAsia="Arial"/>
           <w:color w:val="000000" w:themeColor="text1"/>
         </w:rPr>
         <w:t>___</w:t>
       </w:r>
       <w:r>
         <w:rPr>
-          <w:rFonts w:ascii="Arial" w:hAnsi="Arial" w:cs="Arial" w:eastAsia="Arial"/>
           <w:color w:val="000000" w:themeColor="text1"/>
         </w:rPr>
         <w:t>_____</w:t>
       </w:r>
       <w:r>
         <w:rPr>
-          <w:rFonts w:ascii="Arial" w:hAnsi="Arial" w:cs="Arial" w:eastAsia="Arial"/>
           <w:color w:val="000000" w:themeColor="text1"/>
         </w:rPr>
         <w:t>_</w:t>
       </w:r>
       <w:r>
         <w:rPr>
-          <w:rFonts w:ascii="Arial" w:hAnsi="Arial" w:cs="Arial" w:eastAsia="Arial"/>
           <w:color w:val="000000" w:themeColor="text1"/>
         </w:rPr>
         <w:t xml:space="preserve"> </w:t>
@@ -3400,7 +3105,6 @@
       </w:pPr>
       <w:r>
         <w:rPr>
-          <w:rFonts w:ascii="Arial" w:hAnsi="Arial" w:cs="Arial" w:eastAsia="Arial"/>
           <w:b/>
           <w:bCs/>
           <w:color w:val="000000" w:themeColor="text1"/>
@@ -3409,7 +3113,6 @@
       </w:r>
       <w:r>
         <w:rPr>
-          <w:rFonts w:ascii="Arial" w:hAnsi="Arial" w:cs="Arial" w:eastAsia="Arial"/>
           <w:color w:val="000000" w:themeColor="text1"/>
         </w:rPr>
         <w:br/>
@@ -3423,14 +3126,12 @@
       </w:r>
       <w:r>
         <w:rPr>
-          <w:rFonts w:ascii="Arial" w:hAnsi="Arial" w:cs="Arial" w:eastAsia="Arial"/>
           <w:color w:val="000000" w:themeColor="text1"/>
         </w:rPr>
         <w:t xml:space="preserve"> Adequaat</w:t>
       </w:r>
       <w:r>
         <w:rPr>
-          <w:rFonts w:ascii="Arial" w:hAnsi="Arial" w:cs="Arial" w:eastAsia="Arial"/>
           <w:color w:val="000000" w:themeColor="text1"/>
         </w:rPr>
         <w:br/>
@@ -3444,14 +3145,12 @@
       </w:r>
       <w:r>
         <w:rPr>
-          <w:rFonts w:ascii="Arial" w:hAnsi="Arial" w:cs="Arial" w:eastAsia="Arial"/>
           <w:color w:val="000000" w:themeColor="text1"/>
         </w:rPr>
         <w:t xml:space="preserve"> Matig</w:t>
       </w:r>
       <w:r>
         <w:rPr>
-          <w:rFonts w:ascii="Arial" w:hAnsi="Arial" w:cs="Arial" w:eastAsia="Arial"/>
           <w:color w:val="000000" w:themeColor="text1"/>
         </w:rPr>
         <w:br/>
@@ -3465,7 +3164,6 @@
       </w:r>
       <w:r>
         <w:rPr>
-          <w:rFonts w:ascii="Arial" w:hAnsi="Arial" w:cs="Arial" w:eastAsia="Arial"/>
           <w:color w:val="000000" w:themeColor="text1"/>
         </w:rPr>
         <w:t xml:space="preserve"> Onvoldoende </w:t>
@@ -3485,7 +3183,6 @@
       </w:pPr>
       <w:r>
         <w:rPr>
-          <w:rFonts w:ascii="Arial" w:hAnsi="Arial" w:cs="Arial" w:eastAsia="Arial"/>
           <w:b/>
           <w:bCs/>
           <w:color w:val="123A5F"/>
@@ -3494,7 +3191,6 @@
       </w:r>
       <w:r>
         <w:rPr>
-          <w:rFonts w:ascii="Arial" w:hAnsi="Arial" w:cs="Arial" w:eastAsia="Arial"/>
           <w:color w:val="000000" w:themeColor="text1"/>
         </w:rPr>
         <w:t xml:space="preserve"> </w:t>
@@ -3521,7 +3217,6 @@
       </w:pPr>
       <w:r>
         <w:rPr>
-          <w:rFonts w:ascii="Arial" w:hAnsi="Arial" w:cs="Arial" w:eastAsia="Arial"/>
           <w:b/>
           <w:bCs/>
           <w:color w:val="123A5F"/>
@@ -3531,7 +3226,7 @@
     </w:p>
     <w:tbl>
       <w:tblPr>
-        <w:tblStyle w:val="TableGrid"/>
+        <w:tblStyle w:val="Tabelraster"/>
         <w:tblW w:w="9071" w:type="dxa"/>
         <w:tblLook w:val="04A0" w:firstRow="1" w:lastRow="0" w:firstColumn="1" w:lastColumn="0" w:noHBand="0" w:noVBand="1"/>
       </w:tblPr>
@@ -3558,7 +3253,6 @@
             </w:pPr>
             <w:r>
               <w:rPr>
-                <w:rFonts w:ascii="Arial" w:hAnsi="Arial" w:cs="Arial" w:eastAsia="Arial"/>
                 <w:b/>
                 <w:bCs/>
                 <w:color w:val="123A5F"/>
@@ -3584,7 +3278,6 @@
             </w:pPr>
             <w:r>
               <w:rPr>
-                <w:rFonts w:ascii="Arial" w:hAnsi="Arial" w:cs="Arial" w:eastAsia="Arial"/>
                 <w:b/>
                 <w:bCs/>
                 <w:color w:val="123A5F"/>
@@ -3610,7 +3303,6 @@
             </w:pPr>
             <w:r>
               <w:rPr>
-                <w:rFonts w:ascii="Arial" w:hAnsi="Arial" w:cs="Arial" w:eastAsia="Arial"/>
                 <w:b/>
                 <w:bCs/>
                 <w:color w:val="123A5F"/>
@@ -3636,7 +3328,6 @@
             </w:pPr>
             <w:r>
               <w:rPr>
-                <w:rFonts w:ascii="Arial" w:hAnsi="Arial" w:cs="Arial" w:eastAsia="Arial"/>
                 <w:b/>
                 <w:bCs/>
                 <w:color w:val="123A5F"/>
@@ -3663,7 +3354,6 @@
             </w:pPr>
             <w:r>
               <w:rPr>
-                <w:rFonts w:ascii="Arial" w:hAnsi="Arial" w:cs="Arial" w:eastAsia="Arial"/>
                 <w:color w:val="000000" w:themeColor="text1"/>
               </w:rPr>
               <w:t>Voetinspectie</w:t>
@@ -3753,7 +3443,6 @@
             </w:pPr>
             <w:r>
               <w:rPr>
-                <w:rFonts w:ascii="Arial" w:hAnsi="Arial" w:cs="Arial" w:eastAsia="Arial"/>
                 <w:color w:val="000000" w:themeColor="text1"/>
               </w:rPr>
               <w:t>Schoeisel</w:t>
@@ -3843,7 +3532,6 @@
             </w:pPr>
             <w:r>
               <w:rPr>
-                <w:rFonts w:ascii="Arial" w:hAnsi="Arial" w:cs="Arial" w:eastAsia="Arial"/>
                 <w:color w:val="000000" w:themeColor="text1"/>
               </w:rPr>
               <w:t>Gebruik van orthesen</w:t>
@@ -3933,28 +3621,24 @@
             </w:pPr>
             <w:r>
               <w:rPr>
-                <w:rFonts w:ascii="Arial" w:hAnsi="Arial" w:cs="Arial" w:eastAsia="Arial"/>
                 <w:color w:val="000000" w:themeColor="text1"/>
               </w:rPr>
               <w:t>Andere: ______</w:t>
             </w:r>
             <w:r>
               <w:rPr>
-                <w:rFonts w:ascii="Arial" w:hAnsi="Arial" w:cs="Arial" w:eastAsia="Arial"/>
                 <w:color w:val="000000" w:themeColor="text1"/>
               </w:rPr>
               <w:t>_____</w:t>
             </w:r>
             <w:r>
               <w:rPr>
-                <w:rFonts w:ascii="Arial" w:hAnsi="Arial" w:cs="Arial" w:eastAsia="Arial"/>
                 <w:color w:val="000000" w:themeColor="text1"/>
               </w:rPr>
               <w:t>___</w:t>
             </w:r>
             <w:r>
               <w:rPr>
-                <w:rFonts w:ascii="Arial" w:hAnsi="Arial" w:cs="Arial" w:eastAsia="Arial"/>
                 <w:color w:val="000000" w:themeColor="text1"/>
               </w:rPr>
               <w:t>___</w:t>
@@ -4048,7 +3732,6 @@
       </w:pPr>
       <w:r>
         <w:rPr>
-          <w:rFonts w:ascii="Arial" w:hAnsi="Arial" w:cs="Arial" w:eastAsia="Arial"/>
           <w:b/>
           <w:bCs/>
           <w:color w:val="123A5F"/>
@@ -4070,7 +3753,6 @@
       </w:pPr>
       <w:r>
         <w:rPr>
-          <w:rFonts w:ascii="Arial" w:hAnsi="Arial" w:cs="Arial" w:eastAsia="Arial"/>
           <w:b/>
           <w:bCs/>
           <w:color w:val="000000" w:themeColor="text1"/>
@@ -4079,28 +3761,19 @@
       </w:r>
       <w:r>
         <w:rPr>
-          <w:rFonts w:ascii="Arial" w:hAnsi="Arial" w:cs="Arial" w:eastAsia="Arial"/>
           <w:color w:val="000000" w:themeColor="text1"/>
         </w:rPr>
         <w:br/>
-      </w:r>
-      <w:r>
-        <w:rPr>
-          <w:rFonts w:ascii="Arial" w:hAnsi="Arial" w:cs="Arial" w:eastAsia="Arial"/>
-          <w:color w:val="000000" w:themeColor="text1"/>
-        </w:rPr>
         <w:t>Score (0–10): _____</w:t>
       </w:r>
       <w:r>
         <w:rPr>
-          <w:rFonts w:ascii="Arial" w:hAnsi="Arial" w:cs="Arial" w:eastAsia="Arial"/>
           <w:color w:val="000000" w:themeColor="text1"/>
         </w:rPr>
         <w:t>______</w:t>
       </w:r>
       <w:r>
         <w:rPr>
-          <w:rFonts w:ascii="Arial" w:hAnsi="Arial" w:cs="Arial" w:eastAsia="Arial"/>
           <w:color w:val="000000" w:themeColor="text1"/>
         </w:rPr>
         <w:t xml:space="preserve">_ </w:t>
@@ -4120,7 +3793,6 @@
       </w:pPr>
       <w:r>
         <w:rPr>
-          <w:rFonts w:ascii="Arial" w:hAnsi="Arial" w:cs="Arial" w:eastAsia="Arial"/>
           <w:b/>
           <w:bCs/>
           <w:color w:val="123A5F"/>
@@ -4129,16 +3801,15 @@
       </w:r>
       <w:r>
         <w:rPr>
-          <w:rFonts w:ascii="Arial" w:hAnsi="Arial" w:cs="Arial" w:eastAsia="Arial"/>
           <w:color w:val="000000" w:themeColor="text1"/>
         </w:rPr>
         <w:t xml:space="preserve"> </w:t>
       </w:r>
     </w:p>
     <w:sectPr>
-      <w:headerReference w:type="default" r:id="rId7"/>
-      <w:footerReference w:type="default" r:id="rId8"/>
-      <w:pgSz w:w="11906" w:h="16838" w:orient="portrait"/>
+      <w:headerReference w:type="default" r:id="rId10"/>
+      <w:footerReference w:type="default" r:id="rId11"/>
+      <w:pgSz w:w="11906" w:h="16838"/>
       <w:pgMar w:top="1440" w:right="1440" w:bottom="1440" w:left="1440" w:header="708" w:footer="708" w:gutter="0"/>
       <w:cols w:space="708"/>
       <w:docGrid w:linePitch="360"/>
@@ -4148,7 +3819,7 @@
 </file>
 
 <file path=word/endnotes.xml><?xml version="1.0" encoding="utf-8"?>
-<w:endnotes xmlns:wpc="http://schemas.microsoft.com/office/word/2010/wordprocessingCanvas" xmlns:cx="http://schemas.microsoft.com/office/drawing/2014/chartex" xmlns:cx1="http://schemas.microsoft.com/office/drawing/2015/9/8/chartex" xmlns:cx2="http://schemas.microsoft.com/office/drawing/2015/10/21/chartex" xmlns:cx3="http://schemas.microsoft.com/office/drawing/2016/5/9/chartex" xmlns:cx4="http://schemas.microsoft.com/office/drawing/2016/5/10/chartex" xmlns:cx5="http://schemas.microsoft.com/office/drawing/2016/5/11/chartex" xmlns:cx6="http://schemas.microsoft.com/office/drawing/2016/5/12/chartex" xmlns:cx7="http://schemas.microsoft.com/office/drawing/2016/5/13/chartex" xmlns:cx8="http://schemas.microsoft.com/office/drawing/2016/5/14/chartex" xmlns:mc="http://schemas.openxmlformats.org/markup-compatibility/2006" xmlns:aink="http://schemas.microsoft.com/office/drawing/2016/ink" xmlns:am3d="http://schemas.microsoft.com/office/drawing/2017/model3d" xmlns:o="urn:schemas-microsoft-com:office:office" xmlns:oel="http://schemas.microsoft.com/office/2019/extlst" xmlns:r="http://schemas.openxmlformats.org/officeDocument/2006/relationships" xmlns:m="http://schemas.openxmlformats.org/officeDocument/2006/math" xmlns:v="urn:schemas-microsoft-com:vml" xmlns:wp14="http://schemas.microsoft.com/office/word/2010/wordprocessingDrawing" xmlns:wp="http://schemas.openxmlformats.org/drawingml/2006/wordprocessingDrawing" xmlns:w10="urn:schemas-microsoft-com:office:word" xmlns:w="http://schemas.openxmlformats.org/wordprocessingml/2006/main" xmlns:w14="http://schemas.microsoft.com/office/word/2010/wordml" xmlns:w15="http://schemas.microsoft.com/office/word/2012/wordml" xmlns:w16cex="http://schemas.microsoft.com/office/word/2018/wordml/cex" xmlns:w16cid="http://schemas.microsoft.com/office/word/2016/wordml/cid" xmlns:w16="http://schemas.microsoft.com/office/word/2018/wordml" xmlns:w16du="http://schemas.microsoft.com/office/word/2023/wordml/word16du" xmlns:w16sdtdh="http://schemas.microsoft.com/office/word/2020/wordml/sdtdatahash" xmlns:w16sdtfl="http://schemas.microsoft.com/office/word/2024/wordml/sdtformatlock" xmlns:w16se="http://schemas.microsoft.com/office/word/2015/wordml/symex" xmlns:wpg="http://schemas.microsoft.com/office/word/2010/wordprocessingGroup" xmlns:wpi="http://schemas.microsoft.com/office/word/2010/wordprocessingInk" xmlns:wne="http://schemas.microsoft.com/office/word/2006/wordml" xmlns:wps="http://schemas.microsoft.com/office/word/2010/wordprocessingShape" mc:Ignorable="w14 w15 w16se w16cid w16 w16cex w16sdtdh w16sdtfl w16du wp14">
+<w:endnotes xmlns:wpc="http://schemas.microsoft.com/office/word/2010/wordprocessingCanvas" xmlns:cx="http://schemas.microsoft.com/office/drawing/2014/chartex" xmlns:cx1="http://schemas.microsoft.com/office/drawing/2015/9/8/chartex" xmlns:cx2="http://schemas.microsoft.com/office/drawing/2015/10/21/chartex" xmlns:cx3="http://schemas.microsoft.com/office/drawing/2016/5/9/chartex" xmlns:cx4="http://schemas.microsoft.com/office/drawing/2016/5/10/chartex" xmlns:cx5="http://schemas.microsoft.com/office/drawing/2016/5/11/chartex" xmlns:cx6="http://schemas.microsoft.com/office/drawing/2016/5/12/chartex" xmlns:cx7="http://schemas.microsoft.com/office/drawing/2016/5/13/chartex" xmlns:cx8="http://schemas.microsoft.com/office/drawing/2016/5/14/chartex" xmlns:mc="http://schemas.openxmlformats.org/markup-compatibility/2006" xmlns:aink="http://schemas.microsoft.com/office/drawing/2016/ink" xmlns:am3d="http://schemas.microsoft.com/office/drawing/2017/model3d" xmlns:o="urn:schemas-microsoft-com:office:office" xmlns:oel="http://schemas.microsoft.com/office/2019/extlst" xmlns:r="http://schemas.openxmlformats.org/officeDocument/2006/relationships" xmlns:m="http://schemas.openxmlformats.org/officeDocument/2006/math" xmlns:v="urn:schemas-microsoft-com:vml" xmlns:wp14="http://schemas.microsoft.com/office/word/2010/wordprocessingDrawing" xmlns:wp="http://schemas.openxmlformats.org/drawingml/2006/wordprocessingDrawing" xmlns:w10="urn:schemas-microsoft-com:office:word" xmlns:w="http://schemas.openxmlformats.org/wordprocessingml/2006/main" xmlns:w14="http://schemas.microsoft.com/office/word/2010/wordml" xmlns:w15="http://schemas.microsoft.com/office/word/2012/wordml" xmlns:w16cei="http://schemas.microsoft.com/office/word/2026/wordml/cei" xmlns:w16cex="http://schemas.microsoft.com/office/word/2018/wordml/cex" xmlns:w16cid="http://schemas.microsoft.com/office/word/2016/wordml/cid" xmlns:w16="http://schemas.microsoft.com/office/word/2018/wordml" xmlns:w16du="http://schemas.microsoft.com/office/word/2023/wordml/word16du" xmlns:w16sdtdh="http://schemas.microsoft.com/office/word/2020/wordml/sdtdatahash" xmlns:w16sdtfl="http://schemas.microsoft.com/office/word/2024/wordml/sdtformatlock" xmlns:w16se="http://schemas.microsoft.com/office/word/2015/wordml/symex" xmlns:wpg="http://schemas.microsoft.com/office/word/2010/wordprocessingGroup" xmlns:wpi="http://schemas.microsoft.com/office/word/2010/wordprocessingInk" xmlns:wne="http://schemas.microsoft.com/office/word/2006/wordml" xmlns:wps="http://schemas.microsoft.com/office/word/2010/wordprocessingShape" mc:Ignorable="w14 w15 w16se w16cid w16 w16cex w16sdtdh w16sdtfl w16du wp14">
   <w:endnote w:type="separator" w:id="-1">
     <w:p>
       <w:pPr>
@@ -4167,7 +3838,7 @@
 </file>
 
 <file path=word/footer1.xml><?xml version="1.0" encoding="utf-8"?>
-<w:ftr xmlns:wpc="http://schemas.microsoft.com/office/word/2010/wordprocessingCanvas" xmlns:cx="http://schemas.microsoft.com/office/drawing/2014/chartex" xmlns:cx1="http://schemas.microsoft.com/office/drawing/2015/9/8/chartex" xmlns:cx2="http://schemas.microsoft.com/office/drawing/2015/10/21/chartex" xmlns:cx3="http://schemas.microsoft.com/office/drawing/2016/5/9/chartex" xmlns:cx4="http://schemas.microsoft.com/office/drawing/2016/5/10/chartex" xmlns:cx5="http://schemas.microsoft.com/office/drawing/2016/5/11/chartex" xmlns:cx6="http://schemas.microsoft.com/office/drawing/2016/5/12/chartex" xmlns:cx7="http://schemas.microsoft.com/office/drawing/2016/5/13/chartex" xmlns:cx8="http://schemas.microsoft.com/office/drawing/2016/5/14/chartex" xmlns:mc="http://schemas.openxmlformats.org/markup-compatibility/2006" xmlns:aink="http://schemas.microsoft.com/office/drawing/2016/ink" xmlns:am3d="http://schemas.microsoft.com/office/drawing/2017/model3d" xmlns:o="urn:schemas-microsoft-com:office:office" xmlns:oel="http://schemas.microsoft.com/office/2019/extlst" xmlns:r="http://schemas.openxmlformats.org/officeDocument/2006/relationships" xmlns:m="http://schemas.openxmlformats.org/officeDocument/2006/math" xmlns:v="urn:schemas-microsoft-com:vml" xmlns:wp14="http://schemas.microsoft.com/office/word/2010/wordprocessingDrawing" xmlns:wp="http://schemas.openxmlformats.org/drawingml/2006/wordprocessingDrawing" xmlns:w10="urn:schemas-microsoft-com:office:word" xmlns:w="http://schemas.openxmlformats.org/wordprocessingml/2006/main" xmlns:w14="http://schemas.microsoft.com/office/word/2010/wordml" xmlns:w15="http://schemas.microsoft.com/office/word/2012/wordml" xmlns:w16cex="http://schemas.microsoft.com/office/word/2018/wordml/cex" xmlns:w16cid="http://schemas.microsoft.com/office/word/2016/wordml/cid" xmlns:w16="http://schemas.microsoft.com/office/word/2018/wordml" xmlns:w16du="http://schemas.microsoft.com/office/word/2023/wordml/word16du" xmlns:w16sdtdh="http://schemas.microsoft.com/office/word/2020/wordml/sdtdatahash" xmlns:w16sdtfl="http://schemas.microsoft.com/office/word/2024/wordml/sdtformatlock" xmlns:w16se="http://schemas.microsoft.com/office/word/2015/wordml/symex" xmlns:wpg="http://schemas.microsoft.com/office/word/2010/wordprocessingGroup" xmlns:wpi="http://schemas.microsoft.com/office/word/2010/wordprocessingInk" xmlns:wne="http://schemas.microsoft.com/office/word/2006/wordml" xmlns:wps="http://schemas.microsoft.com/office/word/2010/wordprocessingShape" mc:Ignorable="w14 w15 w16se w16cid w16 w16cex w16sdtdh w16sdtfl w16du wp14">
+<w:ftr xmlns:wpc="http://schemas.microsoft.com/office/word/2010/wordprocessingCanvas" xmlns:cx="http://schemas.microsoft.com/office/drawing/2014/chartex" xmlns:cx1="http://schemas.microsoft.com/office/drawing/2015/9/8/chartex" xmlns:cx2="http://schemas.microsoft.com/office/drawing/2015/10/21/chartex" xmlns:cx3="http://schemas.microsoft.com/office/drawing/2016/5/9/chartex" xmlns:cx4="http://schemas.microsoft.com/office/drawing/2016/5/10/chartex" xmlns:cx5="http://schemas.microsoft.com/office/drawing/2016/5/11/chartex" xmlns:cx6="http://schemas.microsoft.com/office/drawing/2016/5/12/chartex" xmlns:cx7="http://schemas.microsoft.com/office/drawing/2016/5/13/chartex" xmlns:cx8="http://schemas.microsoft.com/office/drawing/2016/5/14/chartex" xmlns:mc="http://schemas.openxmlformats.org/markup-compatibility/2006" xmlns:aink="http://schemas.microsoft.com/office/drawing/2016/ink" xmlns:am3d="http://schemas.microsoft.com/office/drawing/2017/model3d" xmlns:o="urn:schemas-microsoft-com:office:office" xmlns:oel="http://schemas.microsoft.com/office/2019/extlst" xmlns:r="http://schemas.openxmlformats.org/officeDocument/2006/relationships" xmlns:m="http://schemas.openxmlformats.org/officeDocument/2006/math" xmlns:v="urn:schemas-microsoft-com:vml" xmlns:wp14="http://schemas.microsoft.com/office/word/2010/wordprocessingDrawing" xmlns:wp="http://schemas.openxmlformats.org/drawingml/2006/wordprocessingDrawing" xmlns:w10="urn:schemas-microsoft-com:office:word" xmlns:w="http://schemas.openxmlformats.org/wordprocessingml/2006/main" xmlns:w14="http://schemas.microsoft.com/office/word/2010/wordml" xmlns:w15="http://schemas.microsoft.com/office/word/2012/wordml" xmlns:w16cei="http://schemas.microsoft.com/office/word/2026/wordml/cei" xmlns:w16cex="http://schemas.microsoft.com/office/word/2018/wordml/cex" xmlns:w16cid="http://schemas.microsoft.com/office/word/2016/wordml/cid" xmlns:w16="http://schemas.microsoft.com/office/word/2018/wordml" xmlns:w16du="http://schemas.microsoft.com/office/word/2023/wordml/word16du" xmlns:w16sdtdh="http://schemas.microsoft.com/office/word/2020/wordml/sdtdatahash" xmlns:w16sdtfl="http://schemas.microsoft.com/office/word/2024/wordml/sdtformatlock" xmlns:w16se="http://schemas.microsoft.com/office/word/2015/wordml/symex" xmlns:wpg="http://schemas.microsoft.com/office/word/2010/wordprocessingGroup" xmlns:wpi="http://schemas.microsoft.com/office/word/2010/wordprocessingInk" xmlns:wne="http://schemas.microsoft.com/office/word/2006/wordml" xmlns:wps="http://schemas.microsoft.com/office/word/2010/wordprocessingShape" mc:Ignorable="w14 w15 w16se w16cid w16 w16cex w16sdtdh w16sdtfl w16du wp14">
   <w:p>
     <w:pPr>
       <w:pBdr>
@@ -4202,7 +3873,7 @@
                   <pic:cNvPicPr/>
                 </pic:nvPicPr>
                 <pic:blipFill rotWithShape="1">
-                  <a:blip r:embed="rIdTplImgC">
+                  <a:blip r:embed="rId1">
                     <a:extLst>
                       <a:ext uri="{28A0092B-C50C-407E-A947-70E740481C1C}">
                         <a14:useLocalDpi xmlns:a14="http://schemas.microsoft.com/office/drawing/2010/main" val="0"/>
@@ -4267,7 +3938,43 @@
         <w:sz w:val="16"/>
         <w:szCs w:val="16"/>
       </w:rPr>
-      <w:t xml:space="preserve">  eCRF 29: Teach-back - controle begrip patient </w:t>
+      <w:t xml:space="preserve">  eCRF 29: </w:t>
+    </w:r>
+    <w:proofErr w:type="spellStart"/>
+    <w:r>
+      <w:rPr>
+        <w:color w:val="59636E"/>
+        <w:sz w:val="16"/>
+        <w:szCs w:val="16"/>
+      </w:rPr>
+      <w:t>Teach</w:t>
+    </w:r>
+    <w:proofErr w:type="spellEnd"/>
+    <w:r>
+      <w:rPr>
+        <w:color w:val="59636E"/>
+        <w:sz w:val="16"/>
+        <w:szCs w:val="16"/>
+      </w:rPr>
+      <w:t xml:space="preserve">-back - controle begrip </w:t>
+    </w:r>
+    <w:proofErr w:type="spellStart"/>
+    <w:r>
+      <w:rPr>
+        <w:color w:val="59636E"/>
+        <w:sz w:val="16"/>
+        <w:szCs w:val="16"/>
+      </w:rPr>
+      <w:t>patient</w:t>
+    </w:r>
+    <w:proofErr w:type="spellEnd"/>
+    <w:r>
+      <w:rPr>
+        <w:color w:val="59636E"/>
+        <w:sz w:val="16"/>
+        <w:szCs w:val="16"/>
+      </w:rPr>
+      <w:t xml:space="preserve"> </w:t>
     </w:r>
     <w:proofErr w:type="gramStart"/>
     <w:r>
@@ -4276,7 +3983,7 @@
         <w:sz w:val="16"/>
         <w:szCs w:val="16"/>
       </w:rPr>
-      <w:t>·</w:t>
+      <w:t>·  Versie</w:t>
     </w:r>
     <w:proofErr w:type="gramEnd"/>
     <w:r>
@@ -4285,7 +3992,7 @@
         <w:sz w:val="16"/>
         <w:szCs w:val="16"/>
       </w:rPr>
-      <w:t xml:space="preserve">  Versie </w:t>
+      <w:t xml:space="preserve"> </w:t>
     </w:r>
     <w:proofErr w:type="gramStart"/>
     <w:r>
@@ -4296,8 +4003,9 @@
         <w:sz w:val="16"/>
         <w:szCs w:val="16"/>
       </w:rPr>
-      <w:t xml:space="preserve">[ </w:t>
+      <w:t>[ 1.0</w:t>
     </w:r>
+    <w:proofErr w:type="gramEnd"/>
     <w:r>
       <w:rPr>
         <w:i/>
@@ -4306,9 +4014,9 @@
         <w:sz w:val="16"/>
         <w:szCs w:val="16"/>
       </w:rPr>
-      <w:t>1.0</w:t>
+      <w:t xml:space="preserve"> </w:t>
     </w:r>
-    <w:proofErr w:type="gramEnd"/>
+    <w:proofErr w:type="gramStart"/>
     <w:r>
       <w:rPr>
         <w:i/>
@@ -4317,7 +4025,24 @@
         <w:sz w:val="16"/>
         <w:szCs w:val="16"/>
       </w:rPr>
-      <w:t xml:space="preserve"> </w:t>
+      <w:t>]</w:t>
+    </w:r>
+    <w:r>
+      <w:rPr>
+        <w:color w:val="59636E"/>
+        <w:sz w:val="16"/>
+        <w:szCs w:val="16"/>
+      </w:rPr>
+      <w:t xml:space="preserve">  ·</w:t>
+    </w:r>
+    <w:proofErr w:type="gramEnd"/>
+    <w:r>
+      <w:rPr>
+        <w:color w:val="59636E"/>
+        <w:sz w:val="16"/>
+        <w:szCs w:val="16"/>
+      </w:rPr>
+      <w:t xml:space="preserve">  </w:t>
     </w:r>
     <w:proofErr w:type="gramStart"/>
     <w:r>
@@ -4328,26 +4053,9 @@
         <w:sz w:val="16"/>
         <w:szCs w:val="16"/>
       </w:rPr>
-      <w:t>]</w:t>
-    </w:r>
-    <w:r>
-      <w:rPr>
-        <w:color w:val="59636E"/>
-        <w:sz w:val="16"/>
-        <w:szCs w:val="16"/>
-      </w:rPr>
-      <w:t xml:space="preserve">  ·</w:t>
+      <w:t>[ 27</w:t>
     </w:r>
     <w:proofErr w:type="gramEnd"/>
-    <w:r>
-      <w:rPr>
-        <w:color w:val="59636E"/>
-        <w:sz w:val="16"/>
-        <w:szCs w:val="16"/>
-      </w:rPr>
-      <w:t xml:space="preserve">  </w:t>
-    </w:r>
-    <w:proofErr w:type="gramStart"/>
     <w:r>
       <w:rPr>
         <w:i/>
@@ -4356,8 +4064,9 @@
         <w:sz w:val="16"/>
         <w:szCs w:val="16"/>
       </w:rPr>
-      <w:t xml:space="preserve">[ </w:t>
+      <w:t>/07/</w:t>
     </w:r>
+    <w:proofErr w:type="gramStart"/>
     <w:r>
       <w:rPr>
         <w:i/>
@@ -4366,39 +4075,7 @@
         <w:sz w:val="16"/>
         <w:szCs w:val="16"/>
       </w:rPr>
-      <w:t>27</w:t>
-    </w:r>
-    <w:proofErr w:type="gramEnd"/>
-    <w:r>
-      <w:rPr>
-        <w:i/>
-        <w:iCs/>
-        <w:color w:val="59636E"/>
-        <w:sz w:val="16"/>
-        <w:szCs w:val="16"/>
-      </w:rPr>
-      <w:t>/07/</w:t>
-    </w:r>
-    <w:proofErr w:type="gramStart"/>
-    <w:r>
-      <w:rPr>
-        <w:i/>
-        <w:iCs/>
-        <w:color w:val="59636E"/>
-        <w:sz w:val="16"/>
-        <w:szCs w:val="16"/>
-      </w:rPr>
-      <w:t>2026</w:t>
-    </w:r>
-    <w:r>
-      <w:rPr>
-        <w:i/>
-        <w:iCs/>
-        <w:color w:val="59636E"/>
-        <w:sz w:val="16"/>
-        <w:szCs w:val="16"/>
-      </w:rPr>
-      <w:t xml:space="preserve"> ]</w:t>
+      <w:t>2026 ]</w:t>
     </w:r>
     <w:proofErr w:type="gramEnd"/>
     <w:r>
@@ -4522,7 +4199,7 @@
 </file>
 
 <file path=word/footnotes.xml><?xml version="1.0" encoding="utf-8"?>
-<w:footnotes xmlns:wpc="http://schemas.microsoft.com/office/word/2010/wordprocessingCanvas" xmlns:cx="http://schemas.microsoft.com/office/drawing/2014/chartex" xmlns:cx1="http://schemas.microsoft.com/office/drawing/2015/9/8/chartex" xmlns:cx2="http://schemas.microsoft.com/office/drawing/2015/10/21/chartex" xmlns:cx3="http://schemas.microsoft.com/office/drawing/2016/5/9/chartex" xmlns:cx4="http://schemas.microsoft.com/office/drawing/2016/5/10/chartex" xmlns:cx5="http://schemas.microsoft.com/office/drawing/2016/5/11/chartex" xmlns:cx6="http://schemas.microsoft.com/office/drawing/2016/5/12/chartex" xmlns:cx7="http://schemas.microsoft.com/office/drawing/2016/5/13/chartex" xmlns:cx8="http://schemas.microsoft.com/office/drawing/2016/5/14/chartex" xmlns:mc="http://schemas.openxmlformats.org/markup-compatibility/2006" xmlns:aink="http://schemas.microsoft.com/office/drawing/2016/ink" xmlns:am3d="http://schemas.microsoft.com/office/drawing/2017/model3d" xmlns:o="urn:schemas-microsoft-com:office:office" xmlns:oel="http://schemas.microsoft.com/office/2019/extlst" xmlns:r="http://schemas.openxmlformats.org/officeDocument/2006/relationships" xmlns:m="http://schemas.openxmlformats.org/officeDocument/2006/math" xmlns:v="urn:schemas-microsoft-com:vml" xmlns:wp14="http://schemas.microsoft.com/office/word/2010/wordprocessingDrawing" xmlns:wp="http://schemas.openxmlformats.org/drawingml/2006/wordprocessingDrawing" xmlns:w10="urn:schemas-microsoft-com:office:word" xmlns:w="http://schemas.openxmlformats.org/wordprocessingml/2006/main" xmlns:w14="http://schemas.microsoft.com/office/word/2010/wordml" xmlns:w15="http://schemas.microsoft.com/office/word/2012/wordml" xmlns:w16cex="http://schemas.microsoft.com/office/word/2018/wordml/cex" xmlns:w16cid="http://schemas.microsoft.com/office/word/2016/wordml/cid" xmlns:w16="http://schemas.microsoft.com/office/word/2018/wordml" xmlns:w16du="http://schemas.microsoft.com/office/word/2023/wordml/word16du" xmlns:w16sdtdh="http://schemas.microsoft.com/office/word/2020/wordml/sdtdatahash" xmlns:w16sdtfl="http://schemas.microsoft.com/office/word/2024/wordml/sdtformatlock" xmlns:w16se="http://schemas.microsoft.com/office/word/2015/wordml/symex" xmlns:wpg="http://schemas.microsoft.com/office/word/2010/wordprocessingGroup" xmlns:wpi="http://schemas.microsoft.com/office/word/2010/wordprocessingInk" xmlns:wne="http://schemas.microsoft.com/office/word/2006/wordml" xmlns:wps="http://schemas.microsoft.com/office/word/2010/wordprocessingShape" mc:Ignorable="w14 w15 w16se w16cid w16 w16cex w16sdtdh w16sdtfl w16du wp14">
+<w:footnotes xmlns:wpc="http://schemas.microsoft.com/office/word/2010/wordprocessingCanvas" xmlns:cx="http://schemas.microsoft.com/office/drawing/2014/chartex" xmlns:cx1="http://schemas.microsoft.com/office/drawing/2015/9/8/chartex" xmlns:cx2="http://schemas.microsoft.com/office/drawing/2015/10/21/chartex" xmlns:cx3="http://schemas.microsoft.com/office/drawing/2016/5/9/chartex" xmlns:cx4="http://schemas.microsoft.com/office/drawing/2016/5/10/chartex" xmlns:cx5="http://schemas.microsoft.com/office/drawing/2016/5/11/chartex" xmlns:cx6="http://schemas.microsoft.com/office/drawing/2016/5/12/chartex" xmlns:cx7="http://schemas.microsoft.com/office/drawing/2016/5/13/chartex" xmlns:cx8="http://schemas.microsoft.com/office/drawing/2016/5/14/chartex" xmlns:mc="http://schemas.openxmlformats.org/markup-compatibility/2006" xmlns:aink="http://schemas.microsoft.com/office/drawing/2016/ink" xmlns:am3d="http://schemas.microsoft.com/office/drawing/2017/model3d" xmlns:o="urn:schemas-microsoft-com:office:office" xmlns:oel="http://schemas.microsoft.com/office/2019/extlst" xmlns:r="http://schemas.openxmlformats.org/officeDocument/2006/relationships" xmlns:m="http://schemas.openxmlformats.org/officeDocument/2006/math" xmlns:v="urn:schemas-microsoft-com:vml" xmlns:wp14="http://schemas.microsoft.com/office/word/2010/wordprocessingDrawing" xmlns:wp="http://schemas.openxmlformats.org/drawingml/2006/wordprocessingDrawing" xmlns:w10="urn:schemas-microsoft-com:office:word" xmlns:w="http://schemas.openxmlformats.org/wordprocessingml/2006/main" xmlns:w14="http://schemas.microsoft.com/office/word/2010/wordml" xmlns:w15="http://schemas.microsoft.com/office/word/2012/wordml" xmlns:w16cei="http://schemas.microsoft.com/office/word/2026/wordml/cei" xmlns:w16cex="http://schemas.microsoft.com/office/word/2018/wordml/cex" xmlns:w16cid="http://schemas.microsoft.com/office/word/2016/wordml/cid" xmlns:w16="http://schemas.microsoft.com/office/word/2018/wordml" xmlns:w16du="http://schemas.microsoft.com/office/word/2023/wordml/word16du" xmlns:w16sdtdh="http://schemas.microsoft.com/office/word/2020/wordml/sdtdatahash" xmlns:w16sdtfl="http://schemas.microsoft.com/office/word/2024/wordml/sdtformatlock" xmlns:w16se="http://schemas.microsoft.com/office/word/2015/wordml/symex" xmlns:wpg="http://schemas.microsoft.com/office/word/2010/wordprocessingGroup" xmlns:wpi="http://schemas.microsoft.com/office/word/2010/wordprocessingInk" xmlns:wne="http://schemas.microsoft.com/office/word/2006/wordml" xmlns:wps="http://schemas.microsoft.com/office/word/2010/wordprocessingShape" mc:Ignorable="w14 w15 w16se w16cid w16 w16cex w16sdtdh w16sdtfl w16du wp14">
   <w:footnote w:type="separator" w:id="-1">
     <w:p>
       <w:pPr>
@@ -4541,10 +4218,9 @@
 </file>
 
 <file path=word/header1.xml><?xml version="1.0" encoding="utf-8"?>
-<w:hdr xmlns:wpc="http://schemas.microsoft.com/office/word/2010/wordprocessingCanvas" xmlns:cx="http://schemas.microsoft.com/office/drawing/2014/chartex" xmlns:cx1="http://schemas.microsoft.com/office/drawing/2015/9/8/chartex" xmlns:cx2="http://schemas.microsoft.com/office/drawing/2015/10/21/chartex" xmlns:cx3="http://schemas.microsoft.com/office/drawing/2016/5/9/chartex" xmlns:cx4="http://schemas.microsoft.com/office/drawing/2016/5/10/chartex" xmlns:cx5="http://schemas.microsoft.com/office/drawing/2016/5/11/chartex" xmlns:cx6="http://schemas.microsoft.com/office/drawing/2016/5/12/chartex" xmlns:cx7="http://schemas.microsoft.com/office/drawing/2016/5/13/chartex" xmlns:cx8="http://schemas.microsoft.com/office/drawing/2016/5/14/chartex" xmlns:mc="http://schemas.openxmlformats.org/markup-compatibility/2006" xmlns:aink="http://schemas.microsoft.com/office/drawing/2016/ink" xmlns:am3d="http://schemas.microsoft.com/office/drawing/2017/model3d" xmlns:o="urn:schemas-microsoft-com:office:office" xmlns:oel="http://schemas.microsoft.com/office/2019/extlst" xmlns:r="http://schemas.openxmlformats.org/officeDocument/2006/relationships" xmlns:m="http://schemas.openxmlformats.org/officeDocument/2006/math" xmlns:v="urn:schemas-microsoft-com:vml" xmlns:wp14="http://schemas.microsoft.com/office/word/2010/wordprocessingDrawing" xmlns:wp="http://schemas.openxmlformats.org/drawingml/2006/wordprocessingDrawing" xmlns:w10="urn:schemas-microsoft-com:office:word" xmlns:w="http://schemas.openxmlformats.org/wordprocessingml/2006/main" xmlns:w14="http://schemas.microsoft.com/office/word/2010/wordml" xmlns:w15="http://schemas.microsoft.com/office/word/2012/wordml" xmlns:w16cex="http://schemas.microsoft.com/office/word/2018/wordml/cex" xmlns:w16cid="http://schemas.microsoft.com/office/word/2016/wordml/cid" xmlns:w16="http://schemas.microsoft.com/office/word/2018/wordml" xmlns:w16du="http://schemas.microsoft.com/office/word/2023/wordml/word16du" xmlns:w16sdtdh="http://schemas.microsoft.com/office/word/2020/wordml/sdtdatahash" xmlns:w16sdtfl="http://schemas.microsoft.com/office/word/2024/wordml/sdtformatlock" xmlns:w16se="http://schemas.microsoft.com/office/word/2015/wordml/symex" xmlns:wpg="http://schemas.microsoft.com/office/word/2010/wordprocessingGroup" xmlns:wpi="http://schemas.microsoft.com/office/word/2010/wordprocessingInk" xmlns:wne="http://schemas.microsoft.com/office/word/2006/wordml" xmlns:wps="http://schemas.microsoft.com/office/word/2010/wordprocessingShape" mc:Ignorable="w14 w15 w16se w16cid w16 w16cex w16sdtdh w16sdtfl w16du wp14">
+<w:hdr xmlns:wpc="http://schemas.microsoft.com/office/word/2010/wordprocessingCanvas" xmlns:cx="http://schemas.microsoft.com/office/drawing/2014/chartex" xmlns:cx1="http://schemas.microsoft.com/office/drawing/2015/9/8/chartex" xmlns:cx2="http://schemas.microsoft.com/office/drawing/2015/10/21/chartex" xmlns:cx3="http://schemas.microsoft.com/office/drawing/2016/5/9/chartex" xmlns:cx4="http://schemas.microsoft.com/office/drawing/2016/5/10/chartex" xmlns:cx5="http://schemas.microsoft.com/office/drawing/2016/5/11/chartex" xmlns:cx6="http://schemas.microsoft.com/office/drawing/2016/5/12/chartex" xmlns:cx7="http://schemas.microsoft.com/office/drawing/2016/5/13/chartex" xmlns:cx8="http://schemas.microsoft.com/office/drawing/2016/5/14/chartex" xmlns:mc="http://schemas.openxmlformats.org/markup-compatibility/2006" xmlns:aink="http://schemas.microsoft.com/office/drawing/2016/ink" xmlns:am3d="http://schemas.microsoft.com/office/drawing/2017/model3d" xmlns:o="urn:schemas-microsoft-com:office:office" xmlns:oel="http://schemas.microsoft.com/office/2019/extlst" xmlns:r="http://schemas.openxmlformats.org/officeDocument/2006/relationships" xmlns:m="http://schemas.openxmlformats.org/officeDocument/2006/math" xmlns:v="urn:schemas-microsoft-com:vml" xmlns:wp14="http://schemas.microsoft.com/office/word/2010/wordprocessingDrawing" xmlns:wp="http://schemas.openxmlformats.org/drawingml/2006/wordprocessingDrawing" xmlns:w10="urn:schemas-microsoft-com:office:word" xmlns:w="http://schemas.openxmlformats.org/wordprocessingml/2006/main" xmlns:w14="http://schemas.microsoft.com/office/word/2010/wordml" xmlns:w15="http://schemas.microsoft.com/office/word/2012/wordml" xmlns:w16cei="http://schemas.microsoft.com/office/word/2026/wordml/cei" xmlns:w16cex="http://schemas.microsoft.com/office/word/2018/wordml/cex" xmlns:w16cid="http://schemas.microsoft.com/office/word/2016/wordml/cid" xmlns:w16="http://schemas.microsoft.com/office/word/2018/wordml" xmlns:w16du="http://schemas.microsoft.com/office/word/2023/wordml/word16du" xmlns:w16sdtdh="http://schemas.microsoft.com/office/word/2020/wordml/sdtdatahash" xmlns:w16sdtfl="http://schemas.microsoft.com/office/word/2024/wordml/sdtformatlock" xmlns:w16se="http://schemas.microsoft.com/office/word/2015/wordml/symex" xmlns:wpg="http://schemas.microsoft.com/office/word/2010/wordprocessingGroup" xmlns:wpi="http://schemas.microsoft.com/office/word/2010/wordprocessingInk" xmlns:wne="http://schemas.microsoft.com/office/word/2006/wordml" xmlns:wps="http://schemas.microsoft.com/office/word/2010/wordprocessingShape" mc:Ignorable="w14 w15 w16se w16cid w16 w16cex w16sdtdh w16sdtfl w16du wp14">
   <w:p>
     <w:pPr>
-      <w:pStyle w:val="Koptekst"/>
       <w:jc w:val="right"/>
     </w:pPr>
     <w:r>
@@ -4588,7 +4264,7 @@
                   <pic:cNvPicPr/>
                 </pic:nvPicPr>
                 <pic:blipFill>
-                  <a:blip r:embed="rIdTplImgA">
+                  <a:blip r:embed="rId1">
                     <a:extLst>
                       <a:ext uri="{28A0092B-C50C-407E-A947-70E740481C1C}">
                         <a14:useLocalDpi xmlns:a14="http://schemas.microsoft.com/office/drawing/2010/main" val="0"/>
@@ -4640,7 +4316,7 @@
                   <pic:cNvPicPr/>
                 </pic:nvPicPr>
                 <pic:blipFill>
-                  <a:blip r:embed="rIdTplImgB">
+                  <a:blip r:embed="rId2">
                     <a:extLst>
                       <a:ext uri="{28A0092B-C50C-407E-A947-70E740481C1C}">
                         <a14:useLocalDpi xmlns:a14="http://schemas.microsoft.com/office/drawing/2010/main" val="0"/>
@@ -4671,7 +4347,7 @@
 </file>
 
 <file path=word/numbering.xml><?xml version="1.0" encoding="utf-8"?>
-<w:numbering xmlns:wpc="http://schemas.microsoft.com/office/word/2010/wordprocessingCanvas" xmlns:cx="http://schemas.microsoft.com/office/drawing/2014/chartex" xmlns:cx1="http://schemas.microsoft.com/office/drawing/2015/9/8/chartex" xmlns:cx2="http://schemas.microsoft.com/office/drawing/2015/10/21/chartex" xmlns:cx3="http://schemas.microsoft.com/office/drawing/2016/5/9/chartex" xmlns:cx4="http://schemas.microsoft.com/office/drawing/2016/5/10/chartex" xmlns:cx5="http://schemas.microsoft.com/office/drawing/2016/5/11/chartex" xmlns:cx6="http://schemas.microsoft.com/office/drawing/2016/5/12/chartex" xmlns:cx7="http://schemas.microsoft.com/office/drawing/2016/5/13/chartex" xmlns:cx8="http://schemas.microsoft.com/office/drawing/2016/5/14/chartex" xmlns:mc="http://schemas.openxmlformats.org/markup-compatibility/2006" xmlns:aink="http://schemas.microsoft.com/office/drawing/2016/ink" xmlns:am3d="http://schemas.microsoft.com/office/drawing/2017/model3d" xmlns:o="urn:schemas-microsoft-com:office:office" xmlns:oel="http://schemas.microsoft.com/office/2019/extlst" xmlns:r="http://schemas.openxmlformats.org/officeDocument/2006/relationships" xmlns:m="http://schemas.openxmlformats.org/officeDocument/2006/math" xmlns:v="urn:schemas-microsoft-com:vml" xmlns:wp14="http://schemas.microsoft.com/office/word/2010/wordprocessingDrawing" xmlns:wp="http://schemas.openxmlformats.org/drawingml/2006/wordprocessingDrawing" xmlns:w10="urn:schemas-microsoft-com:office:word" xmlns:w="http://schemas.openxmlformats.org/wordprocessingml/2006/main" xmlns:w14="http://schemas.microsoft.com/office/word/2010/wordml" xmlns:w15="http://schemas.microsoft.com/office/word/2012/wordml" xmlns:w16cex="http://schemas.microsoft.com/office/word/2018/wordml/cex" xmlns:w16cid="http://schemas.microsoft.com/office/word/2016/wordml/cid" xmlns:w16="http://schemas.microsoft.com/office/word/2018/wordml" xmlns:w16du="http://schemas.microsoft.com/office/word/2023/wordml/word16du" xmlns:w16sdtdh="http://schemas.microsoft.com/office/word/2020/wordml/sdtdatahash" xmlns:w16sdtfl="http://schemas.microsoft.com/office/word/2024/wordml/sdtformatlock" xmlns:w16se="http://schemas.microsoft.com/office/word/2015/wordml/symex" xmlns:wpg="http://schemas.microsoft.com/office/word/2010/wordprocessingGroup" xmlns:wpi="http://schemas.microsoft.com/office/word/2010/wordprocessingInk" xmlns:wne="http://schemas.microsoft.com/office/word/2006/wordml" xmlns:wps="http://schemas.microsoft.com/office/word/2010/wordprocessingShape" mc:Ignorable="w14 w15 w16se w16cid w16 w16cex w16sdtdh w16sdtfl w16du wp14">
+<w:numbering xmlns:wpc="http://schemas.microsoft.com/office/word/2010/wordprocessingCanvas" xmlns:cx="http://schemas.microsoft.com/office/drawing/2014/chartex" xmlns:cx1="http://schemas.microsoft.com/office/drawing/2015/9/8/chartex" xmlns:cx2="http://schemas.microsoft.com/office/drawing/2015/10/21/chartex" xmlns:cx3="http://schemas.microsoft.com/office/drawing/2016/5/9/chartex" xmlns:cx4="http://schemas.microsoft.com/office/drawing/2016/5/10/chartex" xmlns:cx5="http://schemas.microsoft.com/office/drawing/2016/5/11/chartex" xmlns:cx6="http://schemas.microsoft.com/office/drawing/2016/5/12/chartex" xmlns:cx7="http://schemas.microsoft.com/office/drawing/2016/5/13/chartex" xmlns:cx8="http://schemas.microsoft.com/office/drawing/2016/5/14/chartex" xmlns:mc="http://schemas.openxmlformats.org/markup-compatibility/2006" xmlns:aink="http://schemas.microsoft.com/office/drawing/2016/ink" xmlns:am3d="http://schemas.microsoft.com/office/drawing/2017/model3d" xmlns:o="urn:schemas-microsoft-com:office:office" xmlns:oel="http://schemas.microsoft.com/office/2019/extlst" xmlns:r="http://schemas.openxmlformats.org/officeDocument/2006/relationships" xmlns:m="http://schemas.openxmlformats.org/officeDocument/2006/math" xmlns:v="urn:schemas-microsoft-com:vml" xmlns:wp14="http://schemas.microsoft.com/office/word/2010/wordprocessingDrawing" xmlns:wp="http://schemas.openxmlformats.org/drawingml/2006/wordprocessingDrawing" xmlns:w10="urn:schemas-microsoft-com:office:word" xmlns:w="http://schemas.openxmlformats.org/wordprocessingml/2006/main" xmlns:w14="http://schemas.microsoft.com/office/word/2010/wordml" xmlns:w15="http://schemas.microsoft.com/office/word/2012/wordml" xmlns:w16cei="http://schemas.microsoft.com/office/word/2026/wordml/cei" xmlns:w16cex="http://schemas.microsoft.com/office/word/2018/wordml/cex" xmlns:w16cid="http://schemas.microsoft.com/office/word/2016/wordml/cid" xmlns:w16="http://schemas.microsoft.com/office/word/2018/wordml" xmlns:w16du="http://schemas.microsoft.com/office/word/2023/wordml/word16du" xmlns:w16sdtdh="http://schemas.microsoft.com/office/word/2020/wordml/sdtdatahash" xmlns:w16sdtfl="http://schemas.microsoft.com/office/word/2024/wordml/sdtformatlock" xmlns:w16se="http://schemas.microsoft.com/office/word/2015/wordml/symex" xmlns:wpg="http://schemas.microsoft.com/office/word/2010/wordprocessingGroup" xmlns:wpi="http://schemas.microsoft.com/office/word/2010/wordprocessingInk" xmlns:wne="http://schemas.microsoft.com/office/word/2006/wordml" xmlns:wps="http://schemas.microsoft.com/office/word/2010/wordprocessingShape" mc:Ignorable="w14 w15 w16se w16cid w16 w16cex w16sdtdh w16sdtfl w16du wp14">
   <w:abstractNum w:abstractNumId="0" w15:restartNumberingAfterBreak="0">
     <w:nsid w:val="03E752F1"/>
     <w:multiLevelType w:val="multilevel"/>
@@ -4688,7 +4364,7 @@
         <w:ind w:left="720" w:hanging="360"/>
       </w:pPr>
       <w:rPr>
-        <w:rFonts w:hint="default" w:ascii="Symbol" w:hAnsi="Symbol"/>
+        <w:rFonts w:ascii="Symbol" w:hAnsi="Symbol" w:hint="default"/>
         <w:sz w:val="20"/>
       </w:rPr>
     </w:lvl>
@@ -4704,7 +4380,7 @@
         <w:ind w:left="1440" w:hanging="360"/>
       </w:pPr>
       <w:rPr>
-        <w:rFonts w:hint="default" w:ascii="Courier New" w:hAnsi="Courier New"/>
+        <w:rFonts w:ascii="Courier New" w:hAnsi="Courier New" w:hint="default"/>
         <w:sz w:val="20"/>
       </w:rPr>
     </w:lvl>
@@ -4720,7 +4396,7 @@
         <w:ind w:left="2160" w:hanging="360"/>
       </w:pPr>
       <w:rPr>
-        <w:rFonts w:hint="default" w:ascii="Wingdings" w:hAnsi="Wingdings"/>
+        <w:rFonts w:ascii="Wingdings" w:hAnsi="Wingdings" w:hint="default"/>
         <w:sz w:val="20"/>
       </w:rPr>
     </w:lvl>
@@ -4736,7 +4412,7 @@
         <w:ind w:left="2880" w:hanging="360"/>
       </w:pPr>
       <w:rPr>
-        <w:rFonts w:hint="default" w:ascii="Wingdings" w:hAnsi="Wingdings"/>
+        <w:rFonts w:ascii="Wingdings" w:hAnsi="Wingdings" w:hint="default"/>
         <w:sz w:val="20"/>
       </w:rPr>
     </w:lvl>
@@ -4752,7 +4428,7 @@
         <w:ind w:left="3600" w:hanging="360"/>
       </w:pPr>
       <w:rPr>
-        <w:rFonts w:hint="default" w:ascii="Wingdings" w:hAnsi="Wingdings"/>
+        <w:rFonts w:ascii="Wingdings" w:hAnsi="Wingdings" w:hint="default"/>
         <w:sz w:val="20"/>
       </w:rPr>
     </w:lvl>
@@ -4768,7 +4444,7 @@
         <w:ind w:left="4320" w:hanging="360"/>
       </w:pPr>
       <w:rPr>
-        <w:rFonts w:hint="default" w:ascii="Wingdings" w:hAnsi="Wingdings"/>
+        <w:rFonts w:ascii="Wingdings" w:hAnsi="Wingdings" w:hint="default"/>
         <w:sz w:val="20"/>
       </w:rPr>
     </w:lvl>
@@ -4784,7 +4460,7 @@
         <w:ind w:left="5040" w:hanging="360"/>
       </w:pPr>
       <w:rPr>
-        <w:rFonts w:hint="default" w:ascii="Wingdings" w:hAnsi="Wingdings"/>
+        <w:rFonts w:ascii="Wingdings" w:hAnsi="Wingdings" w:hint="default"/>
         <w:sz w:val="20"/>
       </w:rPr>
     </w:lvl>
@@ -4800,7 +4476,7 @@
         <w:ind w:left="5760" w:hanging="360"/>
       </w:pPr>
       <w:rPr>
-        <w:rFonts w:hint="default" w:ascii="Wingdings" w:hAnsi="Wingdings"/>
+        <w:rFonts w:ascii="Wingdings" w:hAnsi="Wingdings" w:hint="default"/>
         <w:sz w:val="20"/>
       </w:rPr>
     </w:lvl>
@@ -4816,7 +4492,7 @@
         <w:ind w:left="6480" w:hanging="360"/>
       </w:pPr>
       <w:rPr>
-        <w:rFonts w:hint="default" w:ascii="Wingdings" w:hAnsi="Wingdings"/>
+        <w:rFonts w:ascii="Wingdings" w:hAnsi="Wingdings" w:hint="default"/>
         <w:sz w:val="20"/>
       </w:rPr>
     </w:lvl>
@@ -4834,7 +4510,7 @@
         <w:ind w:left="720" w:hanging="360"/>
       </w:pPr>
       <w:rPr>
-        <w:rFonts w:hint="default" w:ascii="Symbol" w:hAnsi="Symbol"/>
+        <w:rFonts w:ascii="Symbol" w:hAnsi="Symbol" w:hint="default"/>
       </w:rPr>
     </w:lvl>
     <w:lvl w:ilvl="1" w:tplc="04130003" w:tentative="1">
@@ -4846,7 +4522,7 @@
         <w:ind w:left="1440" w:hanging="360"/>
       </w:pPr>
       <w:rPr>
-        <w:rFonts w:hint="default" w:ascii="Courier New" w:hAnsi="Courier New" w:cs="Courier New"/>
+        <w:rFonts w:ascii="Courier New" w:hAnsi="Courier New" w:cs="Courier New" w:hint="default"/>
       </w:rPr>
     </w:lvl>
     <w:lvl w:ilvl="2" w:tplc="04130005" w:tentative="1">
@@ -4858,7 +4534,7 @@
         <w:ind w:left="2160" w:hanging="360"/>
       </w:pPr>
       <w:rPr>
-        <w:rFonts w:hint="default" w:ascii="Wingdings" w:hAnsi="Wingdings"/>
+        <w:rFonts w:ascii="Wingdings" w:hAnsi="Wingdings" w:hint="default"/>
       </w:rPr>
     </w:lvl>
     <w:lvl w:ilvl="3" w:tplc="04130001" w:tentative="1">
@@ -4870,7 +4546,7 @@
         <w:ind w:left="2880" w:hanging="360"/>
       </w:pPr>
       <w:rPr>
-        <w:rFonts w:hint="default" w:ascii="Symbol" w:hAnsi="Symbol"/>
+        <w:rFonts w:ascii="Symbol" w:hAnsi="Symbol" w:hint="default"/>
       </w:rPr>
     </w:lvl>
     <w:lvl w:ilvl="4" w:tplc="04130003" w:tentative="1">
@@ -4882,7 +4558,7 @@
         <w:ind w:left="3600" w:hanging="360"/>
       </w:pPr>
       <w:rPr>
-        <w:rFonts w:hint="default" w:ascii="Courier New" w:hAnsi="Courier New" w:cs="Courier New"/>
+        <w:rFonts w:ascii="Courier New" w:hAnsi="Courier New" w:cs="Courier New" w:hint="default"/>
       </w:rPr>
     </w:lvl>
     <w:lvl w:ilvl="5" w:tplc="04130005" w:tentative="1">
@@ -4894,7 +4570,7 @@
         <w:ind w:left="4320" w:hanging="360"/>
       </w:pPr>
       <w:rPr>
-        <w:rFonts w:hint="default" w:ascii="Wingdings" w:hAnsi="Wingdings"/>
+        <w:rFonts w:ascii="Wingdings" w:hAnsi="Wingdings" w:hint="default"/>
       </w:rPr>
     </w:lvl>
     <w:lvl w:ilvl="6" w:tplc="04130001" w:tentative="1">
@@ -4906,7 +4582,7 @@
         <w:ind w:left="5040" w:hanging="360"/>
       </w:pPr>
       <w:rPr>
-        <w:rFonts w:hint="default" w:ascii="Symbol" w:hAnsi="Symbol"/>
+        <w:rFonts w:ascii="Symbol" w:hAnsi="Symbol" w:hint="default"/>
       </w:rPr>
     </w:lvl>
     <w:lvl w:ilvl="7" w:tplc="04130003" w:tentative="1">
@@ -4918,7 +4594,7 @@
         <w:ind w:left="5760" w:hanging="360"/>
       </w:pPr>
       <w:rPr>
-        <w:rFonts w:hint="default" w:ascii="Courier New" w:hAnsi="Courier New" w:cs="Courier New"/>
+        <w:rFonts w:ascii="Courier New" w:hAnsi="Courier New" w:cs="Courier New" w:hint="default"/>
       </w:rPr>
     </w:lvl>
     <w:lvl w:ilvl="8" w:tplc="04130005" w:tentative="1">
@@ -4930,7 +4606,7 @@
         <w:ind w:left="6480" w:hanging="360"/>
       </w:pPr>
       <w:rPr>
-        <w:rFonts w:hint="default" w:ascii="Wingdings" w:hAnsi="Wingdings"/>
+        <w:rFonts w:ascii="Wingdings" w:hAnsi="Wingdings" w:hint="default"/>
       </w:rPr>
     </w:lvl>
   </w:abstractNum>
@@ -4950,7 +4626,7 @@
         <w:ind w:left="720" w:hanging="360"/>
       </w:pPr>
       <w:rPr>
-        <w:rFonts w:hint="default" w:ascii="Symbol" w:hAnsi="Symbol"/>
+        <w:rFonts w:ascii="Symbol" w:hAnsi="Symbol" w:hint="default"/>
         <w:sz w:val="20"/>
       </w:rPr>
     </w:lvl>
@@ -4966,7 +4642,7 @@
         <w:ind w:left="1440" w:hanging="360"/>
       </w:pPr>
       <w:rPr>
-        <w:rFonts w:hint="default" w:ascii="Courier New" w:hAnsi="Courier New"/>
+        <w:rFonts w:ascii="Courier New" w:hAnsi="Courier New" w:hint="default"/>
         <w:sz w:val="20"/>
       </w:rPr>
     </w:lvl>
@@ -4982,7 +4658,7 @@
         <w:ind w:left="2160" w:hanging="360"/>
       </w:pPr>
       <w:rPr>
-        <w:rFonts w:hint="default" w:ascii="Wingdings" w:hAnsi="Wingdings"/>
+        <w:rFonts w:ascii="Wingdings" w:hAnsi="Wingdings" w:hint="default"/>
         <w:sz w:val="20"/>
       </w:rPr>
     </w:lvl>
@@ -4998,7 +4674,7 @@
         <w:ind w:left="2880" w:hanging="360"/>
       </w:pPr>
       <w:rPr>
-        <w:rFonts w:hint="default" w:ascii="Wingdings" w:hAnsi="Wingdings"/>
+        <w:rFonts w:ascii="Wingdings" w:hAnsi="Wingdings" w:hint="default"/>
         <w:sz w:val="20"/>
       </w:rPr>
     </w:lvl>
@@ -5014,7 +4690,7 @@
         <w:ind w:left="3600" w:hanging="360"/>
       </w:pPr>
       <w:rPr>
-        <w:rFonts w:hint="default" w:ascii="Wingdings" w:hAnsi="Wingdings"/>
+        <w:rFonts w:ascii="Wingdings" w:hAnsi="Wingdings" w:hint="default"/>
         <w:sz w:val="20"/>
       </w:rPr>
     </w:lvl>
@@ -5030,7 +4706,7 @@
         <w:ind w:left="4320" w:hanging="360"/>
       </w:pPr>
       <w:rPr>
-        <w:rFonts w:hint="default" w:ascii="Wingdings" w:hAnsi="Wingdings"/>
+        <w:rFonts w:ascii="Wingdings" w:hAnsi="Wingdings" w:hint="default"/>
         <w:sz w:val="20"/>
       </w:rPr>
     </w:lvl>
@@ -5046,7 +4722,7 @@
         <w:ind w:left="5040" w:hanging="360"/>
       </w:pPr>
       <w:rPr>
-        <w:rFonts w:hint="default" w:ascii="Wingdings" w:hAnsi="Wingdings"/>
+        <w:rFonts w:ascii="Wingdings" w:hAnsi="Wingdings" w:hint="default"/>
         <w:sz w:val="20"/>
       </w:rPr>
     </w:lvl>
@@ -5062,7 +4738,7 @@
         <w:ind w:left="5760" w:hanging="360"/>
       </w:pPr>
       <w:rPr>
-        <w:rFonts w:hint="default" w:ascii="Wingdings" w:hAnsi="Wingdings"/>
+        <w:rFonts w:ascii="Wingdings" w:hAnsi="Wingdings" w:hint="default"/>
         <w:sz w:val="20"/>
       </w:rPr>
     </w:lvl>
@@ -5078,7 +4754,7 @@
         <w:ind w:left="6480" w:hanging="360"/>
       </w:pPr>
       <w:rPr>
-        <w:rFonts w:hint="default" w:ascii="Wingdings" w:hAnsi="Wingdings"/>
+        <w:rFonts w:ascii="Wingdings" w:hAnsi="Wingdings" w:hint="default"/>
         <w:sz w:val="20"/>
       </w:rPr>
     </w:lvl>
@@ -5099,7 +4775,7 @@
         <w:ind w:left="720" w:hanging="360"/>
       </w:pPr>
       <w:rPr>
-        <w:rFonts w:hint="default" w:ascii="Symbol" w:hAnsi="Symbol"/>
+        <w:rFonts w:ascii="Symbol" w:hAnsi="Symbol" w:hint="default"/>
         <w:sz w:val="20"/>
       </w:rPr>
     </w:lvl>
@@ -5115,7 +4791,7 @@
         <w:ind w:left="1440" w:hanging="360"/>
       </w:pPr>
       <w:rPr>
-        <w:rFonts w:hint="default" w:ascii="Courier New" w:hAnsi="Courier New"/>
+        <w:rFonts w:ascii="Courier New" w:hAnsi="Courier New" w:hint="default"/>
         <w:sz w:val="20"/>
       </w:rPr>
     </w:lvl>
@@ -5131,7 +4807,7 @@
         <w:ind w:left="2160" w:hanging="360"/>
       </w:pPr>
       <w:rPr>
-        <w:rFonts w:hint="default" w:ascii="Wingdings" w:hAnsi="Wingdings"/>
+        <w:rFonts w:ascii="Wingdings" w:hAnsi="Wingdings" w:hint="default"/>
         <w:sz w:val="20"/>
       </w:rPr>
     </w:lvl>
@@ -5147,7 +4823,7 @@
         <w:ind w:left="2880" w:hanging="360"/>
       </w:pPr>
       <w:rPr>
-        <w:rFonts w:hint="default" w:ascii="Wingdings" w:hAnsi="Wingdings"/>
+        <w:rFonts w:ascii="Wingdings" w:hAnsi="Wingdings" w:hint="default"/>
         <w:sz w:val="20"/>
       </w:rPr>
     </w:lvl>
@@ -5163,7 +4839,7 @@
         <w:ind w:left="3600" w:hanging="360"/>
       </w:pPr>
       <w:rPr>
-        <w:rFonts w:hint="default" w:ascii="Wingdings" w:hAnsi="Wingdings"/>
+        <w:rFonts w:ascii="Wingdings" w:hAnsi="Wingdings" w:hint="default"/>
         <w:sz w:val="20"/>
       </w:rPr>
     </w:lvl>
@@ -5179,7 +4855,7 @@
         <w:ind w:left="4320" w:hanging="360"/>
       </w:pPr>
       <w:rPr>
-        <w:rFonts w:hint="default" w:ascii="Wingdings" w:hAnsi="Wingdings"/>
+        <w:rFonts w:ascii="Wingdings" w:hAnsi="Wingdings" w:hint="default"/>
         <w:sz w:val="20"/>
       </w:rPr>
     </w:lvl>
@@ -5195,7 +4871,7 @@
         <w:ind w:left="5040" w:hanging="360"/>
       </w:pPr>
       <w:rPr>
-        <w:rFonts w:hint="default" w:ascii="Wingdings" w:hAnsi="Wingdings"/>
+        <w:rFonts w:ascii="Wingdings" w:hAnsi="Wingdings" w:hint="default"/>
         <w:sz w:val="20"/>
       </w:rPr>
     </w:lvl>
@@ -5211,7 +4887,7 @@
         <w:ind w:left="5760" w:hanging="360"/>
       </w:pPr>
       <w:rPr>
-        <w:rFonts w:hint="default" w:ascii="Wingdings" w:hAnsi="Wingdings"/>
+        <w:rFonts w:ascii="Wingdings" w:hAnsi="Wingdings" w:hint="default"/>
         <w:sz w:val="20"/>
       </w:rPr>
     </w:lvl>
@@ -5227,7 +4903,7 @@
         <w:ind w:left="6480" w:hanging="360"/>
       </w:pPr>
       <w:rPr>
-        <w:rFonts w:hint="default" w:ascii="Wingdings" w:hAnsi="Wingdings"/>
+        <w:rFonts w:ascii="Wingdings" w:hAnsi="Wingdings" w:hint="default"/>
         <w:sz w:val="20"/>
       </w:rPr>
     </w:lvl>
@@ -5248,7 +4924,7 @@
         <w:ind w:left="720" w:hanging="360"/>
       </w:pPr>
       <w:rPr>
-        <w:rFonts w:hint="default" w:ascii="Symbol" w:hAnsi="Symbol"/>
+        <w:rFonts w:ascii="Symbol" w:hAnsi="Symbol" w:hint="default"/>
         <w:sz w:val="20"/>
       </w:rPr>
     </w:lvl>
@@ -5264,7 +4940,7 @@
         <w:ind w:left="1440" w:hanging="360"/>
       </w:pPr>
       <w:rPr>
-        <w:rFonts w:hint="default" w:ascii="Courier New" w:hAnsi="Courier New"/>
+        <w:rFonts w:ascii="Courier New" w:hAnsi="Courier New" w:hint="default"/>
         <w:sz w:val="20"/>
       </w:rPr>
     </w:lvl>
@@ -5280,7 +4956,7 @@
         <w:ind w:left="2160" w:hanging="360"/>
       </w:pPr>
       <w:rPr>
-        <w:rFonts w:hint="default" w:ascii="Wingdings" w:hAnsi="Wingdings"/>
+        <w:rFonts w:ascii="Wingdings" w:hAnsi="Wingdings" w:hint="default"/>
         <w:sz w:val="20"/>
       </w:rPr>
     </w:lvl>
@@ -5296,7 +4972,7 @@
         <w:ind w:left="2880" w:hanging="360"/>
       </w:pPr>
       <w:rPr>
-        <w:rFonts w:hint="default" w:ascii="Wingdings" w:hAnsi="Wingdings"/>
+        <w:rFonts w:ascii="Wingdings" w:hAnsi="Wingdings" w:hint="default"/>
         <w:sz w:val="20"/>
       </w:rPr>
     </w:lvl>
@@ -5312,7 +4988,7 @@
         <w:ind w:left="3600" w:hanging="360"/>
       </w:pPr>
       <w:rPr>
-        <w:rFonts w:hint="default" w:ascii="Wingdings" w:hAnsi="Wingdings"/>
+        <w:rFonts w:ascii="Wingdings" w:hAnsi="Wingdings" w:hint="default"/>
         <w:sz w:val="20"/>
       </w:rPr>
     </w:lvl>
@@ -5328,7 +5004,7 @@
         <w:ind w:left="4320" w:hanging="360"/>
       </w:pPr>
       <w:rPr>
-        <w:rFonts w:hint="default" w:ascii="Wingdings" w:hAnsi="Wingdings"/>
+        <w:rFonts w:ascii="Wingdings" w:hAnsi="Wingdings" w:hint="default"/>
         <w:sz w:val="20"/>
       </w:rPr>
     </w:lvl>
@@ -5344,7 +5020,7 @@
         <w:ind w:left="5040" w:hanging="360"/>
       </w:pPr>
       <w:rPr>
-        <w:rFonts w:hint="default" w:ascii="Wingdings" w:hAnsi="Wingdings"/>
+        <w:rFonts w:ascii="Wingdings" w:hAnsi="Wingdings" w:hint="default"/>
         <w:sz w:val="20"/>
       </w:rPr>
     </w:lvl>
@@ -5360,7 +5036,7 @@
         <w:ind w:left="5760" w:hanging="360"/>
       </w:pPr>
       <w:rPr>
-        <w:rFonts w:hint="default" w:ascii="Wingdings" w:hAnsi="Wingdings"/>
+        <w:rFonts w:ascii="Wingdings" w:hAnsi="Wingdings" w:hint="default"/>
         <w:sz w:val="20"/>
       </w:rPr>
     </w:lvl>
@@ -5376,7 +5052,7 @@
         <w:ind w:left="6480" w:hanging="360"/>
       </w:pPr>
       <w:rPr>
-        <w:rFonts w:hint="default" w:ascii="Wingdings" w:hAnsi="Wingdings"/>
+        <w:rFonts w:ascii="Wingdings" w:hAnsi="Wingdings" w:hint="default"/>
         <w:sz w:val="20"/>
       </w:rPr>
     </w:lvl>
@@ -5397,7 +5073,7 @@
         <w:ind w:left="720" w:hanging="360"/>
       </w:pPr>
       <w:rPr>
-        <w:rFonts w:hint="default" w:ascii="Symbol" w:hAnsi="Symbol"/>
+        <w:rFonts w:ascii="Symbol" w:hAnsi="Symbol" w:hint="default"/>
         <w:sz w:val="20"/>
       </w:rPr>
     </w:lvl>
@@ -5413,7 +5089,7 @@
         <w:ind w:left="1440" w:hanging="360"/>
       </w:pPr>
       <w:rPr>
-        <w:rFonts w:hint="default" w:ascii="Courier New" w:hAnsi="Courier New"/>
+        <w:rFonts w:ascii="Courier New" w:hAnsi="Courier New" w:hint="default"/>
         <w:sz w:val="20"/>
       </w:rPr>
     </w:lvl>
@@ -5429,7 +5105,7 @@
         <w:ind w:left="2160" w:hanging="360"/>
       </w:pPr>
       <w:rPr>
-        <w:rFonts w:hint="default" w:ascii="Wingdings" w:hAnsi="Wingdings"/>
+        <w:rFonts w:ascii="Wingdings" w:hAnsi="Wingdings" w:hint="default"/>
         <w:sz w:val="20"/>
       </w:rPr>
     </w:lvl>
@@ -5445,7 +5121,7 @@
         <w:ind w:left="2880" w:hanging="360"/>
       </w:pPr>
       <w:rPr>
-        <w:rFonts w:hint="default" w:ascii="Wingdings" w:hAnsi="Wingdings"/>
+        <w:rFonts w:ascii="Wingdings" w:hAnsi="Wingdings" w:hint="default"/>
         <w:sz w:val="20"/>
       </w:rPr>
     </w:lvl>
@@ -5461,7 +5137,7 @@
         <w:ind w:left="3600" w:hanging="360"/>
       </w:pPr>
       <w:rPr>
-        <w:rFonts w:hint="default" w:ascii="Wingdings" w:hAnsi="Wingdings"/>
+        <w:rFonts w:ascii="Wingdings" w:hAnsi="Wingdings" w:hint="default"/>
         <w:sz w:val="20"/>
       </w:rPr>
     </w:lvl>
@@ -5477,7 +5153,7 @@
         <w:ind w:left="4320" w:hanging="360"/>
       </w:pPr>
       <w:rPr>
-        <w:rFonts w:hint="default" w:ascii="Wingdings" w:hAnsi="Wingdings"/>
+        <w:rFonts w:ascii="Wingdings" w:hAnsi="Wingdings" w:hint="default"/>
         <w:sz w:val="20"/>
       </w:rPr>
     </w:lvl>
@@ -5493,7 +5169,7 @@
         <w:ind w:left="5040" w:hanging="360"/>
       </w:pPr>
       <w:rPr>
-        <w:rFonts w:hint="default" w:ascii="Wingdings" w:hAnsi="Wingdings"/>
+        <w:rFonts w:ascii="Wingdings" w:hAnsi="Wingdings" w:hint="default"/>
         <w:sz w:val="20"/>
       </w:rPr>
     </w:lvl>
@@ -5509,7 +5185,7 @@
         <w:ind w:left="5760" w:hanging="360"/>
       </w:pPr>
       <w:rPr>
-        <w:rFonts w:hint="default" w:ascii="Wingdings" w:hAnsi="Wingdings"/>
+        <w:rFonts w:ascii="Wingdings" w:hAnsi="Wingdings" w:hint="default"/>
         <w:sz w:val="20"/>
       </w:rPr>
     </w:lvl>
@@ -5525,7 +5201,7 @@
         <w:ind w:left="6480" w:hanging="360"/>
       </w:pPr>
       <w:rPr>
-        <w:rFonts w:hint="default" w:ascii="Wingdings" w:hAnsi="Wingdings"/>
+        <w:rFonts w:ascii="Wingdings" w:hAnsi="Wingdings" w:hint="default"/>
         <w:sz w:val="20"/>
       </w:rPr>
     </w:lvl>
@@ -5546,7 +5222,7 @@
         <w:ind w:left="720" w:hanging="360"/>
       </w:pPr>
       <w:rPr>
-        <w:rFonts w:hint="default" w:ascii="Symbol" w:hAnsi="Symbol"/>
+        <w:rFonts w:ascii="Symbol" w:hAnsi="Symbol" w:hint="default"/>
         <w:sz w:val="20"/>
       </w:rPr>
     </w:lvl>
@@ -5562,7 +5238,7 @@
         <w:ind w:left="1440" w:hanging="360"/>
       </w:pPr>
       <w:rPr>
-        <w:rFonts w:hint="default" w:ascii="Courier New" w:hAnsi="Courier New"/>
+        <w:rFonts w:ascii="Courier New" w:hAnsi="Courier New" w:hint="default"/>
         <w:sz w:val="20"/>
       </w:rPr>
     </w:lvl>
@@ -5578,7 +5254,7 @@
         <w:ind w:left="2160" w:hanging="360"/>
       </w:pPr>
       <w:rPr>
-        <w:rFonts w:hint="default" w:ascii="Wingdings" w:hAnsi="Wingdings"/>
+        <w:rFonts w:ascii="Wingdings" w:hAnsi="Wingdings" w:hint="default"/>
         <w:sz w:val="20"/>
       </w:rPr>
     </w:lvl>
@@ -5594,7 +5270,7 @@
         <w:ind w:left="2880" w:hanging="360"/>
       </w:pPr>
       <w:rPr>
-        <w:rFonts w:hint="default" w:ascii="Wingdings" w:hAnsi="Wingdings"/>
+        <w:rFonts w:ascii="Wingdings" w:hAnsi="Wingdings" w:hint="default"/>
         <w:sz w:val="20"/>
       </w:rPr>
     </w:lvl>
@@ -5610,7 +5286,7 @@
         <w:ind w:left="3600" w:hanging="360"/>
       </w:pPr>
       <w:rPr>
-        <w:rFonts w:hint="default" w:ascii="Wingdings" w:hAnsi="Wingdings"/>
+        <w:rFonts w:ascii="Wingdings" w:hAnsi="Wingdings" w:hint="default"/>
         <w:sz w:val="20"/>
       </w:rPr>
     </w:lvl>
@@ -5626,7 +5302,7 @@
         <w:ind w:left="4320" w:hanging="360"/>
       </w:pPr>
       <w:rPr>
-        <w:rFonts w:hint="default" w:ascii="Wingdings" w:hAnsi="Wingdings"/>
+        <w:rFonts w:ascii="Wingdings" w:hAnsi="Wingdings" w:hint="default"/>
         <w:sz w:val="20"/>
       </w:rPr>
     </w:lvl>
@@ -5642,7 +5318,7 @@
         <w:ind w:left="5040" w:hanging="360"/>
       </w:pPr>
       <w:rPr>
-        <w:rFonts w:hint="default" w:ascii="Wingdings" w:hAnsi="Wingdings"/>
+        <w:rFonts w:ascii="Wingdings" w:hAnsi="Wingdings" w:hint="default"/>
         <w:sz w:val="20"/>
       </w:rPr>
     </w:lvl>
@@ -5658,7 +5334,7 @@
         <w:ind w:left="5760" w:hanging="360"/>
       </w:pPr>
       <w:rPr>
-        <w:rFonts w:hint="default" w:ascii="Wingdings" w:hAnsi="Wingdings"/>
+        <w:rFonts w:ascii="Wingdings" w:hAnsi="Wingdings" w:hint="default"/>
         <w:sz w:val="20"/>
       </w:rPr>
     </w:lvl>
@@ -5674,7 +5350,7 @@
         <w:ind w:left="6480" w:hanging="360"/>
       </w:pPr>
       <w:rPr>
-        <w:rFonts w:hint="default" w:ascii="Wingdings" w:hAnsi="Wingdings"/>
+        <w:rFonts w:ascii="Wingdings" w:hAnsi="Wingdings" w:hint="default"/>
         <w:sz w:val="20"/>
       </w:rPr>
     </w:lvl>
@@ -5784,7 +5460,7 @@
         <w:ind w:left="720" w:hanging="360"/>
       </w:pPr>
       <w:rPr>
-        <w:rFonts w:hint="default" w:ascii="Symbol" w:hAnsi="Symbol"/>
+        <w:rFonts w:ascii="Symbol" w:hAnsi="Symbol" w:hint="default"/>
         <w:sz w:val="20"/>
       </w:rPr>
     </w:lvl>
@@ -5800,7 +5476,7 @@
         <w:ind w:left="1440" w:hanging="360"/>
       </w:pPr>
       <w:rPr>
-        <w:rFonts w:hint="default" w:ascii="Courier New" w:hAnsi="Courier New"/>
+        <w:rFonts w:ascii="Courier New" w:hAnsi="Courier New" w:hint="default"/>
         <w:sz w:val="20"/>
       </w:rPr>
     </w:lvl>
@@ -5816,7 +5492,7 @@
         <w:ind w:left="2160" w:hanging="360"/>
       </w:pPr>
       <w:rPr>
-        <w:rFonts w:hint="default" w:ascii="Wingdings" w:hAnsi="Wingdings"/>
+        <w:rFonts w:ascii="Wingdings" w:hAnsi="Wingdings" w:hint="default"/>
         <w:sz w:val="20"/>
       </w:rPr>
     </w:lvl>
@@ -5832,7 +5508,7 @@
         <w:ind w:left="2880" w:hanging="360"/>
       </w:pPr>
       <w:rPr>
-        <w:rFonts w:hint="default" w:ascii="Wingdings" w:hAnsi="Wingdings"/>
+        <w:rFonts w:ascii="Wingdings" w:hAnsi="Wingdings" w:hint="default"/>
         <w:sz w:val="20"/>
       </w:rPr>
     </w:lvl>
@@ -5848,7 +5524,7 @@
         <w:ind w:left="3600" w:hanging="360"/>
       </w:pPr>
       <w:rPr>
-        <w:rFonts w:hint="default" w:ascii="Wingdings" w:hAnsi="Wingdings"/>
+        <w:rFonts w:ascii="Wingdings" w:hAnsi="Wingdings" w:hint="default"/>
         <w:sz w:val="20"/>
       </w:rPr>
     </w:lvl>
@@ -5864,7 +5540,7 @@
         <w:ind w:left="4320" w:hanging="360"/>
       </w:pPr>
       <w:rPr>
-        <w:rFonts w:hint="default" w:ascii="Wingdings" w:hAnsi="Wingdings"/>
+        <w:rFonts w:ascii="Wingdings" w:hAnsi="Wingdings" w:hint="default"/>
         <w:sz w:val="20"/>
       </w:rPr>
     </w:lvl>
@@ -5880,7 +5556,7 @@
         <w:ind w:left="5040" w:hanging="360"/>
       </w:pPr>
       <w:rPr>
-        <w:rFonts w:hint="default" w:ascii="Wingdings" w:hAnsi="Wingdings"/>
+        <w:rFonts w:ascii="Wingdings" w:hAnsi="Wingdings" w:hint="default"/>
         <w:sz w:val="20"/>
       </w:rPr>
     </w:lvl>
@@ -5896,7 +5572,7 @@
         <w:ind w:left="5760" w:hanging="360"/>
       </w:pPr>
       <w:rPr>
-        <w:rFonts w:hint="default" w:ascii="Wingdings" w:hAnsi="Wingdings"/>
+        <w:rFonts w:ascii="Wingdings" w:hAnsi="Wingdings" w:hint="default"/>
         <w:sz w:val="20"/>
       </w:rPr>
     </w:lvl>
@@ -5912,7 +5588,7 @@
         <w:ind w:left="6480" w:hanging="360"/>
       </w:pPr>
       <w:rPr>
-        <w:rFonts w:hint="default" w:ascii="Wingdings" w:hAnsi="Wingdings"/>
+        <w:rFonts w:ascii="Wingdings" w:hAnsi="Wingdings" w:hint="default"/>
         <w:sz w:val="20"/>
       </w:rPr>
     </w:lvl>
@@ -5933,7 +5609,7 @@
         <w:ind w:left="720" w:hanging="360"/>
       </w:pPr>
       <w:rPr>
-        <w:rFonts w:hint="default" w:ascii="Symbol" w:hAnsi="Symbol"/>
+        <w:rFonts w:ascii="Symbol" w:hAnsi="Symbol" w:hint="default"/>
         <w:sz w:val="20"/>
       </w:rPr>
     </w:lvl>
@@ -5949,7 +5625,7 @@
         <w:ind w:left="1440" w:hanging="360"/>
       </w:pPr>
       <w:rPr>
-        <w:rFonts w:hint="default" w:ascii="Courier New" w:hAnsi="Courier New"/>
+        <w:rFonts w:ascii="Courier New" w:hAnsi="Courier New" w:hint="default"/>
         <w:sz w:val="20"/>
       </w:rPr>
     </w:lvl>
@@ -5965,7 +5641,7 @@
         <w:ind w:left="2160" w:hanging="360"/>
       </w:pPr>
       <w:rPr>
-        <w:rFonts w:hint="default" w:ascii="Wingdings" w:hAnsi="Wingdings"/>
+        <w:rFonts w:ascii="Wingdings" w:hAnsi="Wingdings" w:hint="default"/>
         <w:sz w:val="20"/>
       </w:rPr>
     </w:lvl>
@@ -5981,7 +5657,7 @@
         <w:ind w:left="2880" w:hanging="360"/>
       </w:pPr>
       <w:rPr>
-        <w:rFonts w:hint="default" w:ascii="Wingdings" w:hAnsi="Wingdings"/>
+        <w:rFonts w:ascii="Wingdings" w:hAnsi="Wingdings" w:hint="default"/>
         <w:sz w:val="20"/>
       </w:rPr>
     </w:lvl>
@@ -5997,7 +5673,7 @@
         <w:ind w:left="3600" w:hanging="360"/>
       </w:pPr>
       <w:rPr>
-        <w:rFonts w:hint="default" w:ascii="Wingdings" w:hAnsi="Wingdings"/>
+        <w:rFonts w:ascii="Wingdings" w:hAnsi="Wingdings" w:hint="default"/>
         <w:sz w:val="20"/>
       </w:rPr>
     </w:lvl>
@@ -6013,7 +5689,7 @@
         <w:ind w:left="4320" w:hanging="360"/>
       </w:pPr>
       <w:rPr>
-        <w:rFonts w:hint="default" w:ascii="Wingdings" w:hAnsi="Wingdings"/>
+        <w:rFonts w:ascii="Wingdings" w:hAnsi="Wingdings" w:hint="default"/>
         <w:sz w:val="20"/>
       </w:rPr>
     </w:lvl>
@@ -6029,7 +5705,7 @@
         <w:ind w:left="5040" w:hanging="360"/>
       </w:pPr>
       <w:rPr>
-        <w:rFonts w:hint="default" w:ascii="Wingdings" w:hAnsi="Wingdings"/>
+        <w:rFonts w:ascii="Wingdings" w:hAnsi="Wingdings" w:hint="default"/>
         <w:sz w:val="20"/>
       </w:rPr>
     </w:lvl>
@@ -6045,7 +5721,7 @@
         <w:ind w:left="5760" w:hanging="360"/>
       </w:pPr>
       <w:rPr>
-        <w:rFonts w:hint="default" w:ascii="Wingdings" w:hAnsi="Wingdings"/>
+        <w:rFonts w:ascii="Wingdings" w:hAnsi="Wingdings" w:hint="default"/>
         <w:sz w:val="20"/>
       </w:rPr>
     </w:lvl>
@@ -6061,7 +5737,7 @@
         <w:ind w:left="6480" w:hanging="360"/>
       </w:pPr>
       <w:rPr>
-        <w:rFonts w:hint="default" w:ascii="Wingdings" w:hAnsi="Wingdings"/>
+        <w:rFonts w:ascii="Wingdings" w:hAnsi="Wingdings" w:hint="default"/>
         <w:sz w:val="20"/>
       </w:rPr>
     </w:lvl>
@@ -6082,7 +5758,7 @@
         <w:ind w:left="720" w:hanging="360"/>
       </w:pPr>
       <w:rPr>
-        <w:rFonts w:hint="default" w:ascii="Symbol" w:hAnsi="Symbol"/>
+        <w:rFonts w:ascii="Symbol" w:hAnsi="Symbol" w:hint="default"/>
         <w:sz w:val="20"/>
       </w:rPr>
     </w:lvl>
@@ -6098,7 +5774,7 @@
         <w:ind w:left="1440" w:hanging="360"/>
       </w:pPr>
       <w:rPr>
-        <w:rFonts w:hint="default" w:ascii="Courier New" w:hAnsi="Courier New"/>
+        <w:rFonts w:ascii="Courier New" w:hAnsi="Courier New" w:hint="default"/>
         <w:sz w:val="20"/>
       </w:rPr>
     </w:lvl>
@@ -6114,7 +5790,7 @@
         <w:ind w:left="2160" w:hanging="360"/>
       </w:pPr>
       <w:rPr>
-        <w:rFonts w:hint="default" w:ascii="Wingdings" w:hAnsi="Wingdings"/>
+        <w:rFonts w:ascii="Wingdings" w:hAnsi="Wingdings" w:hint="default"/>
         <w:sz w:val="20"/>
       </w:rPr>
     </w:lvl>
@@ -6130,7 +5806,7 @@
         <w:ind w:left="2880" w:hanging="360"/>
       </w:pPr>
       <w:rPr>
-        <w:rFonts w:hint="default" w:ascii="Wingdings" w:hAnsi="Wingdings"/>
+        <w:rFonts w:ascii="Wingdings" w:hAnsi="Wingdings" w:hint="default"/>
         <w:sz w:val="20"/>
       </w:rPr>
     </w:lvl>
@@ -6146,7 +5822,7 @@
         <w:ind w:left="3600" w:hanging="360"/>
       </w:pPr>
       <w:rPr>
-        <w:rFonts w:hint="default" w:ascii="Wingdings" w:hAnsi="Wingdings"/>
+        <w:rFonts w:ascii="Wingdings" w:hAnsi="Wingdings" w:hint="default"/>
         <w:sz w:val="20"/>
       </w:rPr>
     </w:lvl>
@@ -6162,7 +5838,7 @@
         <w:ind w:left="4320" w:hanging="360"/>
       </w:pPr>
       <w:rPr>
-        <w:rFonts w:hint="default" w:ascii="Wingdings" w:hAnsi="Wingdings"/>
+        <w:rFonts w:ascii="Wingdings" w:hAnsi="Wingdings" w:hint="default"/>
         <w:sz w:val="20"/>
       </w:rPr>
     </w:lvl>
@@ -6178,7 +5854,7 @@
         <w:ind w:left="5040" w:hanging="360"/>
       </w:pPr>
       <w:rPr>
-        <w:rFonts w:hint="default" w:ascii="Wingdings" w:hAnsi="Wingdings"/>
+        <w:rFonts w:ascii="Wingdings" w:hAnsi="Wingdings" w:hint="default"/>
         <w:sz w:val="20"/>
       </w:rPr>
     </w:lvl>
@@ -6194,7 +5870,7 @@
         <w:ind w:left="5760" w:hanging="360"/>
       </w:pPr>
       <w:rPr>
-        <w:rFonts w:hint="default" w:ascii="Wingdings" w:hAnsi="Wingdings"/>
+        <w:rFonts w:ascii="Wingdings" w:hAnsi="Wingdings" w:hint="default"/>
         <w:sz w:val="20"/>
       </w:rPr>
     </w:lvl>
@@ -6210,7 +5886,7 @@
         <w:ind w:left="6480" w:hanging="360"/>
       </w:pPr>
       <w:rPr>
-        <w:rFonts w:hint="default" w:ascii="Wingdings" w:hAnsi="Wingdings"/>
+        <w:rFonts w:ascii="Wingdings" w:hAnsi="Wingdings" w:hint="default"/>
         <w:sz w:val="20"/>
       </w:rPr>
     </w:lvl>
@@ -6231,7 +5907,7 @@
         <w:ind w:left="720" w:hanging="360"/>
       </w:pPr>
       <w:rPr>
-        <w:rFonts w:hint="default" w:ascii="Symbol" w:hAnsi="Symbol"/>
+        <w:rFonts w:ascii="Symbol" w:hAnsi="Symbol" w:hint="default"/>
         <w:sz w:val="20"/>
       </w:rPr>
     </w:lvl>
@@ -6247,7 +5923,7 @@
         <w:ind w:left="1440" w:hanging="360"/>
       </w:pPr>
       <w:rPr>
-        <w:rFonts w:hint="default" w:ascii="Courier New" w:hAnsi="Courier New"/>
+        <w:rFonts w:ascii="Courier New" w:hAnsi="Courier New" w:hint="default"/>
         <w:sz w:val="20"/>
       </w:rPr>
     </w:lvl>
@@ -6263,7 +5939,7 @@
         <w:ind w:left="2160" w:hanging="360"/>
       </w:pPr>
       <w:rPr>
-        <w:rFonts w:hint="default" w:ascii="Wingdings" w:hAnsi="Wingdings"/>
+        <w:rFonts w:ascii="Wingdings" w:hAnsi="Wingdings" w:hint="default"/>
         <w:sz w:val="20"/>
       </w:rPr>
     </w:lvl>
@@ -6279,7 +5955,7 @@
         <w:ind w:left="2880" w:hanging="360"/>
       </w:pPr>
       <w:rPr>
-        <w:rFonts w:hint="default" w:ascii="Wingdings" w:hAnsi="Wingdings"/>
+        <w:rFonts w:ascii="Wingdings" w:hAnsi="Wingdings" w:hint="default"/>
         <w:sz w:val="20"/>
       </w:rPr>
     </w:lvl>
@@ -6295,7 +5971,7 @@
         <w:ind w:left="3600" w:hanging="360"/>
       </w:pPr>
       <w:rPr>
-        <w:rFonts w:hint="default" w:ascii="Wingdings" w:hAnsi="Wingdings"/>
+        <w:rFonts w:ascii="Wingdings" w:hAnsi="Wingdings" w:hint="default"/>
         <w:sz w:val="20"/>
       </w:rPr>
     </w:lvl>
@@ -6311,7 +5987,7 @@
         <w:ind w:left="4320" w:hanging="360"/>
       </w:pPr>
       <w:rPr>
-        <w:rFonts w:hint="default" w:ascii="Wingdings" w:hAnsi="Wingdings"/>
+        <w:rFonts w:ascii="Wingdings" w:hAnsi="Wingdings" w:hint="default"/>
         <w:sz w:val="20"/>
       </w:rPr>
     </w:lvl>
@@ -6327,7 +6003,7 @@
         <w:ind w:left="5040" w:hanging="360"/>
       </w:pPr>
       <w:rPr>
-        <w:rFonts w:hint="default" w:ascii="Wingdings" w:hAnsi="Wingdings"/>
+        <w:rFonts w:ascii="Wingdings" w:hAnsi="Wingdings" w:hint="default"/>
         <w:sz w:val="20"/>
       </w:rPr>
     </w:lvl>
@@ -6343,7 +6019,7 @@
         <w:ind w:left="5760" w:hanging="360"/>
       </w:pPr>
       <w:rPr>
-        <w:rFonts w:hint="default" w:ascii="Wingdings" w:hAnsi="Wingdings"/>
+        <w:rFonts w:ascii="Wingdings" w:hAnsi="Wingdings" w:hint="default"/>
         <w:sz w:val="20"/>
       </w:rPr>
     </w:lvl>
@@ -6359,7 +6035,7 @@
         <w:ind w:left="6480" w:hanging="360"/>
       </w:pPr>
       <w:rPr>
-        <w:rFonts w:hint="default" w:ascii="Wingdings" w:hAnsi="Wingdings"/>
+        <w:rFonts w:ascii="Wingdings" w:hAnsi="Wingdings" w:hint="default"/>
         <w:sz w:val="20"/>
       </w:rPr>
     </w:lvl>
@@ -6380,7 +6056,7 @@
         <w:ind w:left="720" w:hanging="360"/>
       </w:pPr>
       <w:rPr>
-        <w:rFonts w:hint="default" w:ascii="Symbol" w:hAnsi="Symbol"/>
+        <w:rFonts w:ascii="Symbol" w:hAnsi="Symbol" w:hint="default"/>
         <w:sz w:val="20"/>
       </w:rPr>
     </w:lvl>
@@ -6396,7 +6072,7 @@
         <w:ind w:left="1440" w:hanging="360"/>
       </w:pPr>
       <w:rPr>
-        <w:rFonts w:hint="default" w:ascii="Courier New" w:hAnsi="Courier New"/>
+        <w:rFonts w:ascii="Courier New" w:hAnsi="Courier New" w:hint="default"/>
         <w:sz w:val="20"/>
       </w:rPr>
     </w:lvl>
@@ -6412,7 +6088,7 @@
         <w:ind w:left="2160" w:hanging="360"/>
       </w:pPr>
       <w:rPr>
-        <w:rFonts w:hint="default" w:ascii="Wingdings" w:hAnsi="Wingdings"/>
+        <w:rFonts w:ascii="Wingdings" w:hAnsi="Wingdings" w:hint="default"/>
         <w:sz w:val="20"/>
       </w:rPr>
     </w:lvl>
@@ -6428,7 +6104,7 @@
         <w:ind w:left="2880" w:hanging="360"/>
       </w:pPr>
       <w:rPr>
-        <w:rFonts w:hint="default" w:ascii="Wingdings" w:hAnsi="Wingdings"/>
+        <w:rFonts w:ascii="Wingdings" w:hAnsi="Wingdings" w:hint="default"/>
         <w:sz w:val="20"/>
       </w:rPr>
     </w:lvl>
@@ -6444,7 +6120,7 @@
         <w:ind w:left="3600" w:hanging="360"/>
       </w:pPr>
       <w:rPr>
-        <w:rFonts w:hint="default" w:ascii="Wingdings" w:hAnsi="Wingdings"/>
+        <w:rFonts w:ascii="Wingdings" w:hAnsi="Wingdings" w:hint="default"/>
         <w:sz w:val="20"/>
       </w:rPr>
     </w:lvl>
@@ -6460,7 +6136,7 @@
         <w:ind w:left="4320" w:hanging="360"/>
       </w:pPr>
       <w:rPr>
-        <w:rFonts w:hint="default" w:ascii="Wingdings" w:hAnsi="Wingdings"/>
+        <w:rFonts w:ascii="Wingdings" w:hAnsi="Wingdings" w:hint="default"/>
         <w:sz w:val="20"/>
       </w:rPr>
     </w:lvl>
@@ -6476,7 +6152,7 @@
         <w:ind w:left="5040" w:hanging="360"/>
       </w:pPr>
       <w:rPr>
-        <w:rFonts w:hint="default" w:ascii="Wingdings" w:hAnsi="Wingdings"/>
+        <w:rFonts w:ascii="Wingdings" w:hAnsi="Wingdings" w:hint="default"/>
         <w:sz w:val="20"/>
       </w:rPr>
     </w:lvl>
@@ -6492,7 +6168,7 @@
         <w:ind w:left="5760" w:hanging="360"/>
       </w:pPr>
       <w:rPr>
-        <w:rFonts w:hint="default" w:ascii="Wingdings" w:hAnsi="Wingdings"/>
+        <w:rFonts w:ascii="Wingdings" w:hAnsi="Wingdings" w:hint="default"/>
         <w:sz w:val="20"/>
       </w:rPr>
     </w:lvl>
@@ -6508,7 +6184,7 @@
         <w:ind w:left="6480" w:hanging="360"/>
       </w:pPr>
       <w:rPr>
-        <w:rFonts w:hint="default" w:ascii="Wingdings" w:hAnsi="Wingdings"/>
+        <w:rFonts w:ascii="Wingdings" w:hAnsi="Wingdings" w:hint="default"/>
         <w:sz w:val="20"/>
       </w:rPr>
     </w:lvl>
@@ -6529,7 +6205,7 @@
         <w:ind w:left="720" w:hanging="360"/>
       </w:pPr>
       <w:rPr>
-        <w:rFonts w:hint="default" w:ascii="Symbol" w:hAnsi="Symbol"/>
+        <w:rFonts w:ascii="Symbol" w:hAnsi="Symbol" w:hint="default"/>
         <w:sz w:val="20"/>
       </w:rPr>
     </w:lvl>
@@ -6545,7 +6221,7 @@
         <w:ind w:left="1440" w:hanging="360"/>
       </w:pPr>
       <w:rPr>
-        <w:rFonts w:hint="default" w:ascii="Courier New" w:hAnsi="Courier New"/>
+        <w:rFonts w:ascii="Courier New" w:hAnsi="Courier New" w:hint="default"/>
         <w:sz w:val="20"/>
       </w:rPr>
     </w:lvl>
@@ -6561,7 +6237,7 @@
         <w:ind w:left="2160" w:hanging="360"/>
       </w:pPr>
       <w:rPr>
-        <w:rFonts w:hint="default" w:ascii="Wingdings" w:hAnsi="Wingdings"/>
+        <w:rFonts w:ascii="Wingdings" w:hAnsi="Wingdings" w:hint="default"/>
         <w:sz w:val="20"/>
       </w:rPr>
     </w:lvl>
@@ -6577,7 +6253,7 @@
         <w:ind w:left="2880" w:hanging="360"/>
       </w:pPr>
       <w:rPr>
-        <w:rFonts w:hint="default" w:ascii="Wingdings" w:hAnsi="Wingdings"/>
+        <w:rFonts w:ascii="Wingdings" w:hAnsi="Wingdings" w:hint="default"/>
         <w:sz w:val="20"/>
       </w:rPr>
     </w:lvl>
@@ -6593,7 +6269,7 @@
         <w:ind w:left="3600" w:hanging="360"/>
       </w:pPr>
       <w:rPr>
-        <w:rFonts w:hint="default" w:ascii="Wingdings" w:hAnsi="Wingdings"/>
+        <w:rFonts w:ascii="Wingdings" w:hAnsi="Wingdings" w:hint="default"/>
         <w:sz w:val="20"/>
       </w:rPr>
     </w:lvl>
@@ -6609,7 +6285,7 @@
         <w:ind w:left="4320" w:hanging="360"/>
       </w:pPr>
       <w:rPr>
-        <w:rFonts w:hint="default" w:ascii="Wingdings" w:hAnsi="Wingdings"/>
+        <w:rFonts w:ascii="Wingdings" w:hAnsi="Wingdings" w:hint="default"/>
         <w:sz w:val="20"/>
       </w:rPr>
     </w:lvl>
@@ -6625,7 +6301,7 @@
         <w:ind w:left="5040" w:hanging="360"/>
       </w:pPr>
       <w:rPr>
-        <w:rFonts w:hint="default" w:ascii="Wingdings" w:hAnsi="Wingdings"/>
+        <w:rFonts w:ascii="Wingdings" w:hAnsi="Wingdings" w:hint="default"/>
         <w:sz w:val="20"/>
       </w:rPr>
     </w:lvl>
@@ -6641,7 +6317,7 @@
         <w:ind w:left="5760" w:hanging="360"/>
       </w:pPr>
       <w:rPr>
-        <w:rFonts w:hint="default" w:ascii="Wingdings" w:hAnsi="Wingdings"/>
+        <w:rFonts w:ascii="Wingdings" w:hAnsi="Wingdings" w:hint="default"/>
         <w:sz w:val="20"/>
       </w:rPr>
     </w:lvl>
@@ -6657,7 +6333,7 @@
         <w:ind w:left="6480" w:hanging="360"/>
       </w:pPr>
       <w:rPr>
-        <w:rFonts w:hint="default" w:ascii="Wingdings" w:hAnsi="Wingdings"/>
+        <w:rFonts w:ascii="Wingdings" w:hAnsi="Wingdings" w:hint="default"/>
         <w:sz w:val="20"/>
       </w:rPr>
     </w:lvl>
@@ -6678,7 +6354,7 @@
         <w:ind w:left="720" w:hanging="360"/>
       </w:pPr>
       <w:rPr>
-        <w:rFonts w:hint="default" w:ascii="Symbol" w:hAnsi="Symbol"/>
+        <w:rFonts w:ascii="Symbol" w:hAnsi="Symbol" w:hint="default"/>
         <w:sz w:val="20"/>
       </w:rPr>
     </w:lvl>
@@ -6694,7 +6370,7 @@
         <w:ind w:left="1440" w:hanging="360"/>
       </w:pPr>
       <w:rPr>
-        <w:rFonts w:hint="default" w:ascii="Courier New" w:hAnsi="Courier New"/>
+        <w:rFonts w:ascii="Courier New" w:hAnsi="Courier New" w:hint="default"/>
         <w:sz w:val="20"/>
       </w:rPr>
     </w:lvl>
@@ -6710,7 +6386,7 @@
         <w:ind w:left="2160" w:hanging="360"/>
       </w:pPr>
       <w:rPr>
-        <w:rFonts w:hint="default" w:ascii="Wingdings" w:hAnsi="Wingdings"/>
+        <w:rFonts w:ascii="Wingdings" w:hAnsi="Wingdings" w:hint="default"/>
         <w:sz w:val="20"/>
       </w:rPr>
     </w:lvl>
@@ -6726,7 +6402,7 @@
         <w:ind w:left="2880" w:hanging="360"/>
       </w:pPr>
       <w:rPr>
-        <w:rFonts w:hint="default" w:ascii="Wingdings" w:hAnsi="Wingdings"/>
+        <w:rFonts w:ascii="Wingdings" w:hAnsi="Wingdings" w:hint="default"/>
         <w:sz w:val="20"/>
       </w:rPr>
     </w:lvl>
@@ -6742,7 +6418,7 @@
         <w:ind w:left="3600" w:hanging="360"/>
       </w:pPr>
       <w:rPr>
-        <w:rFonts w:hint="default" w:ascii="Wingdings" w:hAnsi="Wingdings"/>
+        <w:rFonts w:ascii="Wingdings" w:hAnsi="Wingdings" w:hint="default"/>
         <w:sz w:val="20"/>
       </w:rPr>
     </w:lvl>
@@ -6758,7 +6434,7 @@
         <w:ind w:left="4320" w:hanging="360"/>
       </w:pPr>
       <w:rPr>
-        <w:rFonts w:hint="default" w:ascii="Wingdings" w:hAnsi="Wingdings"/>
+        <w:rFonts w:ascii="Wingdings" w:hAnsi="Wingdings" w:hint="default"/>
         <w:sz w:val="20"/>
       </w:rPr>
     </w:lvl>
@@ -6774,7 +6450,7 @@
         <w:ind w:left="5040" w:hanging="360"/>
       </w:pPr>
       <w:rPr>
-        <w:rFonts w:hint="default" w:ascii="Wingdings" w:hAnsi="Wingdings"/>
+        <w:rFonts w:ascii="Wingdings" w:hAnsi="Wingdings" w:hint="default"/>
         <w:sz w:val="20"/>
       </w:rPr>
     </w:lvl>
@@ -6790,7 +6466,7 @@
         <w:ind w:left="5760" w:hanging="360"/>
       </w:pPr>
       <w:rPr>
-        <w:rFonts w:hint="default" w:ascii="Wingdings" w:hAnsi="Wingdings"/>
+        <w:rFonts w:ascii="Wingdings" w:hAnsi="Wingdings" w:hint="default"/>
         <w:sz w:val="20"/>
       </w:rPr>
     </w:lvl>
@@ -6806,7 +6482,7 @@
         <w:ind w:left="6480" w:hanging="360"/>
       </w:pPr>
       <w:rPr>
-        <w:rFonts w:hint="default" w:ascii="Wingdings" w:hAnsi="Wingdings"/>
+        <w:rFonts w:ascii="Wingdings" w:hAnsi="Wingdings" w:hint="default"/>
         <w:sz w:val="20"/>
       </w:rPr>
     </w:lvl>
@@ -6824,7 +6500,7 @@
         <w:ind w:left="360" w:hanging="360"/>
       </w:pPr>
       <w:rPr>
-        <w:rFonts w:hint="default" w:ascii="Symbol" w:hAnsi="Symbol"/>
+        <w:rFonts w:ascii="Symbol" w:hAnsi="Symbol" w:hint="default"/>
       </w:rPr>
     </w:lvl>
     <w:lvl w:ilvl="1" w:tplc="08130003" w:tentative="1">
@@ -6836,7 +6512,7 @@
         <w:ind w:left="1080" w:hanging="360"/>
       </w:pPr>
       <w:rPr>
-        <w:rFonts w:hint="default" w:ascii="Courier New" w:hAnsi="Courier New" w:cs="Courier New"/>
+        <w:rFonts w:ascii="Courier New" w:hAnsi="Courier New" w:cs="Courier New" w:hint="default"/>
       </w:rPr>
     </w:lvl>
     <w:lvl w:ilvl="2" w:tplc="08130005" w:tentative="1">
@@ -6848,7 +6524,7 @@
         <w:ind w:left="1800" w:hanging="360"/>
       </w:pPr>
       <w:rPr>
-        <w:rFonts w:hint="default" w:ascii="Wingdings" w:hAnsi="Wingdings"/>
+        <w:rFonts w:ascii="Wingdings" w:hAnsi="Wingdings" w:hint="default"/>
       </w:rPr>
     </w:lvl>
     <w:lvl w:ilvl="3" w:tplc="08130001" w:tentative="1">
@@ -6860,7 +6536,7 @@
         <w:ind w:left="2520" w:hanging="360"/>
       </w:pPr>
       <w:rPr>
-        <w:rFonts w:hint="default" w:ascii="Symbol" w:hAnsi="Symbol"/>
+        <w:rFonts w:ascii="Symbol" w:hAnsi="Symbol" w:hint="default"/>
       </w:rPr>
     </w:lvl>
     <w:lvl w:ilvl="4" w:tplc="08130003" w:tentative="1">
@@ -6872,7 +6548,7 @@
         <w:ind w:left="3240" w:hanging="360"/>
       </w:pPr>
       <w:rPr>
-        <w:rFonts w:hint="default" w:ascii="Courier New" w:hAnsi="Courier New" w:cs="Courier New"/>
+        <w:rFonts w:ascii="Courier New" w:hAnsi="Courier New" w:cs="Courier New" w:hint="default"/>
       </w:rPr>
     </w:lvl>
     <w:lvl w:ilvl="5" w:tplc="08130005" w:tentative="1">
@@ -6884,7 +6560,7 @@
         <w:ind w:left="3960" w:hanging="360"/>
       </w:pPr>
       <w:rPr>
-        <w:rFonts w:hint="default" w:ascii="Wingdings" w:hAnsi="Wingdings"/>
+        <w:rFonts w:ascii="Wingdings" w:hAnsi="Wingdings" w:hint="default"/>
       </w:rPr>
     </w:lvl>
     <w:lvl w:ilvl="6" w:tplc="08130001" w:tentative="1">
@@ -6896,7 +6572,7 @@
         <w:ind w:left="4680" w:hanging="360"/>
       </w:pPr>
       <w:rPr>
-        <w:rFonts w:hint="default" w:ascii="Symbol" w:hAnsi="Symbol"/>
+        <w:rFonts w:ascii="Symbol" w:hAnsi="Symbol" w:hint="default"/>
       </w:rPr>
     </w:lvl>
     <w:lvl w:ilvl="7" w:tplc="08130003" w:tentative="1">
@@ -6908,7 +6584,7 @@
         <w:ind w:left="5400" w:hanging="360"/>
       </w:pPr>
       <w:rPr>
-        <w:rFonts w:hint="default" w:ascii="Courier New" w:hAnsi="Courier New" w:cs="Courier New"/>
+        <w:rFonts w:ascii="Courier New" w:hAnsi="Courier New" w:cs="Courier New" w:hint="default"/>
       </w:rPr>
     </w:lvl>
     <w:lvl w:ilvl="8" w:tplc="08130005" w:tentative="1">
@@ -6920,7 +6596,7 @@
         <w:ind w:left="6120" w:hanging="360"/>
       </w:pPr>
       <w:rPr>
-        <w:rFonts w:hint="default" w:ascii="Wingdings" w:hAnsi="Wingdings"/>
+        <w:rFonts w:ascii="Wingdings" w:hAnsi="Wingdings" w:hint="default"/>
       </w:rPr>
     </w:lvl>
   </w:abstractNum>
@@ -7233,7 +6909,7 @@
         <w:ind w:left="720" w:hanging="360"/>
       </w:pPr>
       <w:rPr>
-        <w:rFonts w:hint="default" w:ascii="Symbol" w:hAnsi="Symbol"/>
+        <w:rFonts w:ascii="Symbol" w:hAnsi="Symbol" w:hint="default"/>
         <w:sz w:val="20"/>
       </w:rPr>
     </w:lvl>
@@ -7249,7 +6925,7 @@
         <w:ind w:left="1440" w:hanging="360"/>
       </w:pPr>
       <w:rPr>
-        <w:rFonts w:hint="default" w:ascii="Courier New" w:hAnsi="Courier New"/>
+        <w:rFonts w:ascii="Courier New" w:hAnsi="Courier New" w:hint="default"/>
         <w:sz w:val="20"/>
       </w:rPr>
     </w:lvl>
@@ -7265,7 +6941,7 @@
         <w:ind w:left="2160" w:hanging="360"/>
       </w:pPr>
       <w:rPr>
-        <w:rFonts w:hint="default" w:ascii="Wingdings" w:hAnsi="Wingdings"/>
+        <w:rFonts w:ascii="Wingdings" w:hAnsi="Wingdings" w:hint="default"/>
         <w:sz w:val="20"/>
       </w:rPr>
     </w:lvl>
@@ -7281,7 +6957,7 @@
         <w:ind w:left="2880" w:hanging="360"/>
       </w:pPr>
       <w:rPr>
-        <w:rFonts w:hint="default" w:ascii="Wingdings" w:hAnsi="Wingdings"/>
+        <w:rFonts w:ascii="Wingdings" w:hAnsi="Wingdings" w:hint="default"/>
         <w:sz w:val="20"/>
       </w:rPr>
     </w:lvl>
@@ -7297,7 +6973,7 @@
         <w:ind w:left="3600" w:hanging="360"/>
       </w:pPr>
       <w:rPr>
-        <w:rFonts w:hint="default" w:ascii="Wingdings" w:hAnsi="Wingdings"/>
+        <w:rFonts w:ascii="Wingdings" w:hAnsi="Wingdings" w:hint="default"/>
         <w:sz w:val="20"/>
       </w:rPr>
     </w:lvl>
@@ -7313,7 +6989,7 @@
         <w:ind w:left="4320" w:hanging="360"/>
       </w:pPr>
       <w:rPr>
-        <w:rFonts w:hint="default" w:ascii="Wingdings" w:hAnsi="Wingdings"/>
+        <w:rFonts w:ascii="Wingdings" w:hAnsi="Wingdings" w:hint="default"/>
         <w:sz w:val="20"/>
       </w:rPr>
     </w:lvl>
@@ -7329,7 +7005,7 @@
         <w:ind w:left="5040" w:hanging="360"/>
       </w:pPr>
       <w:rPr>
-        <w:rFonts w:hint="default" w:ascii="Wingdings" w:hAnsi="Wingdings"/>
+        <w:rFonts w:ascii="Wingdings" w:hAnsi="Wingdings" w:hint="default"/>
         <w:sz w:val="20"/>
       </w:rPr>
     </w:lvl>
@@ -7345,7 +7021,7 @@
         <w:ind w:left="5760" w:hanging="360"/>
       </w:pPr>
       <w:rPr>
-        <w:rFonts w:hint="default" w:ascii="Wingdings" w:hAnsi="Wingdings"/>
+        <w:rFonts w:ascii="Wingdings" w:hAnsi="Wingdings" w:hint="default"/>
         <w:sz w:val="20"/>
       </w:rPr>
     </w:lvl>
@@ -7361,7 +7037,7 @@
         <w:ind w:left="6480" w:hanging="360"/>
       </w:pPr>
       <w:rPr>
-        <w:rFonts w:hint="default" w:ascii="Wingdings" w:hAnsi="Wingdings"/>
+        <w:rFonts w:ascii="Wingdings" w:hAnsi="Wingdings" w:hint="default"/>
         <w:sz w:val="20"/>
       </w:rPr>
     </w:lvl>
@@ -7382,7 +7058,7 @@
         <w:ind w:left="720" w:hanging="360"/>
       </w:pPr>
       <w:rPr>
-        <w:rFonts w:hint="default" w:ascii="Symbol" w:hAnsi="Symbol"/>
+        <w:rFonts w:ascii="Symbol" w:hAnsi="Symbol" w:hint="default"/>
         <w:sz w:val="20"/>
       </w:rPr>
     </w:lvl>
@@ -7398,7 +7074,7 @@
         <w:ind w:left="1440" w:hanging="360"/>
       </w:pPr>
       <w:rPr>
-        <w:rFonts w:hint="default" w:ascii="Courier New" w:hAnsi="Courier New"/>
+        <w:rFonts w:ascii="Courier New" w:hAnsi="Courier New" w:hint="default"/>
         <w:sz w:val="20"/>
       </w:rPr>
     </w:lvl>
@@ -7414,7 +7090,7 @@
         <w:ind w:left="2160" w:hanging="360"/>
       </w:pPr>
       <w:rPr>
-        <w:rFonts w:hint="default" w:ascii="Wingdings" w:hAnsi="Wingdings"/>
+        <w:rFonts w:ascii="Wingdings" w:hAnsi="Wingdings" w:hint="default"/>
         <w:sz w:val="20"/>
       </w:rPr>
     </w:lvl>
@@ -7430,7 +7106,7 @@
         <w:ind w:left="2880" w:hanging="360"/>
       </w:pPr>
       <w:rPr>
-        <w:rFonts w:hint="default" w:ascii="Wingdings" w:hAnsi="Wingdings"/>
+        <w:rFonts w:ascii="Wingdings" w:hAnsi="Wingdings" w:hint="default"/>
         <w:sz w:val="20"/>
       </w:rPr>
     </w:lvl>
@@ -7446,7 +7122,7 @@
         <w:ind w:left="3600" w:hanging="360"/>
       </w:pPr>
       <w:rPr>
-        <w:rFonts w:hint="default" w:ascii="Wingdings" w:hAnsi="Wingdings"/>
+        <w:rFonts w:ascii="Wingdings" w:hAnsi="Wingdings" w:hint="default"/>
         <w:sz w:val="20"/>
       </w:rPr>
     </w:lvl>
@@ -7462,7 +7138,7 @@
         <w:ind w:left="4320" w:hanging="360"/>
       </w:pPr>
       <w:rPr>
-        <w:rFonts w:hint="default" w:ascii="Wingdings" w:hAnsi="Wingdings"/>
+        <w:rFonts w:ascii="Wingdings" w:hAnsi="Wingdings" w:hint="default"/>
         <w:sz w:val="20"/>
       </w:rPr>
     </w:lvl>
@@ -7478,7 +7154,7 @@
         <w:ind w:left="5040" w:hanging="360"/>
       </w:pPr>
       <w:rPr>
-        <w:rFonts w:hint="default" w:ascii="Wingdings" w:hAnsi="Wingdings"/>
+        <w:rFonts w:ascii="Wingdings" w:hAnsi="Wingdings" w:hint="default"/>
         <w:sz w:val="20"/>
       </w:rPr>
     </w:lvl>
@@ -7494,7 +7170,7 @@
         <w:ind w:left="5760" w:hanging="360"/>
       </w:pPr>
       <w:rPr>
-        <w:rFonts w:hint="default" w:ascii="Wingdings" w:hAnsi="Wingdings"/>
+        <w:rFonts w:ascii="Wingdings" w:hAnsi="Wingdings" w:hint="default"/>
         <w:sz w:val="20"/>
       </w:rPr>
     </w:lvl>
@@ -7510,7 +7186,7 @@
         <w:ind w:left="6480" w:hanging="360"/>
       </w:pPr>
       <w:rPr>
-        <w:rFonts w:hint="default" w:ascii="Wingdings" w:hAnsi="Wingdings"/>
+        <w:rFonts w:ascii="Wingdings" w:hAnsi="Wingdings" w:hint="default"/>
         <w:sz w:val="20"/>
       </w:rPr>
     </w:lvl>
@@ -7531,7 +7207,7 @@
         <w:ind w:left="720" w:hanging="360"/>
       </w:pPr>
       <w:rPr>
-        <w:rFonts w:hint="default" w:ascii="Symbol" w:hAnsi="Symbol"/>
+        <w:rFonts w:ascii="Symbol" w:hAnsi="Symbol" w:hint="default"/>
         <w:sz w:val="20"/>
       </w:rPr>
     </w:lvl>
@@ -7547,7 +7223,7 @@
         <w:ind w:left="1440" w:hanging="360"/>
       </w:pPr>
       <w:rPr>
-        <w:rFonts w:hint="default" w:ascii="Courier New" w:hAnsi="Courier New"/>
+        <w:rFonts w:ascii="Courier New" w:hAnsi="Courier New" w:hint="default"/>
         <w:sz w:val="20"/>
       </w:rPr>
     </w:lvl>
@@ -7563,7 +7239,7 @@
         <w:ind w:left="2160" w:hanging="360"/>
       </w:pPr>
       <w:rPr>
-        <w:rFonts w:hint="default" w:ascii="Wingdings" w:hAnsi="Wingdings"/>
+        <w:rFonts w:ascii="Wingdings" w:hAnsi="Wingdings" w:hint="default"/>
         <w:sz w:val="20"/>
       </w:rPr>
     </w:lvl>
@@ -7579,7 +7255,7 @@
         <w:ind w:left="2880" w:hanging="360"/>
       </w:pPr>
       <w:rPr>
-        <w:rFonts w:hint="default" w:ascii="Wingdings" w:hAnsi="Wingdings"/>
+        <w:rFonts w:ascii="Wingdings" w:hAnsi="Wingdings" w:hint="default"/>
         <w:sz w:val="20"/>
       </w:rPr>
     </w:lvl>
@@ -7595,7 +7271,7 @@
         <w:ind w:left="3600" w:hanging="360"/>
       </w:pPr>
       <w:rPr>
-        <w:rFonts w:hint="default" w:ascii="Wingdings" w:hAnsi="Wingdings"/>
+        <w:rFonts w:ascii="Wingdings" w:hAnsi="Wingdings" w:hint="default"/>
         <w:sz w:val="20"/>
       </w:rPr>
     </w:lvl>
@@ -7611,7 +7287,7 @@
         <w:ind w:left="4320" w:hanging="360"/>
       </w:pPr>
       <w:rPr>
-        <w:rFonts w:hint="default" w:ascii="Wingdings" w:hAnsi="Wingdings"/>
+        <w:rFonts w:ascii="Wingdings" w:hAnsi="Wingdings" w:hint="default"/>
         <w:sz w:val="20"/>
       </w:rPr>
     </w:lvl>
@@ -7627,7 +7303,7 @@
         <w:ind w:left="5040" w:hanging="360"/>
       </w:pPr>
       <w:rPr>
-        <w:rFonts w:hint="default" w:ascii="Wingdings" w:hAnsi="Wingdings"/>
+        <w:rFonts w:ascii="Wingdings" w:hAnsi="Wingdings" w:hint="default"/>
         <w:sz w:val="20"/>
       </w:rPr>
     </w:lvl>
@@ -7643,7 +7319,7 @@
         <w:ind w:left="5760" w:hanging="360"/>
       </w:pPr>
       <w:rPr>
-        <w:rFonts w:hint="default" w:ascii="Wingdings" w:hAnsi="Wingdings"/>
+        <w:rFonts w:ascii="Wingdings" w:hAnsi="Wingdings" w:hint="default"/>
         <w:sz w:val="20"/>
       </w:rPr>
     </w:lvl>
@@ -7659,7 +7335,7 @@
         <w:ind w:left="6480" w:hanging="360"/>
       </w:pPr>
       <w:rPr>
-        <w:rFonts w:hint="default" w:ascii="Wingdings" w:hAnsi="Wingdings"/>
+        <w:rFonts w:ascii="Wingdings" w:hAnsi="Wingdings" w:hint="default"/>
         <w:sz w:val="20"/>
       </w:rPr>
     </w:lvl>
@@ -7769,7 +7445,7 @@
         <w:ind w:left="720" w:hanging="360"/>
       </w:pPr>
       <w:rPr>
-        <w:rFonts w:hint="default" w:ascii="Symbol" w:hAnsi="Symbol"/>
+        <w:rFonts w:ascii="Symbol" w:hAnsi="Symbol" w:hint="default"/>
         <w:sz w:val="20"/>
       </w:rPr>
     </w:lvl>
@@ -7785,7 +7461,7 @@
         <w:ind w:left="1440" w:hanging="360"/>
       </w:pPr>
       <w:rPr>
-        <w:rFonts w:hint="default" w:ascii="Courier New" w:hAnsi="Courier New"/>
+        <w:rFonts w:ascii="Courier New" w:hAnsi="Courier New" w:hint="default"/>
         <w:sz w:val="20"/>
       </w:rPr>
     </w:lvl>
@@ -7801,7 +7477,7 @@
         <w:ind w:left="2160" w:hanging="360"/>
       </w:pPr>
       <w:rPr>
-        <w:rFonts w:hint="default" w:ascii="Wingdings" w:hAnsi="Wingdings"/>
+        <w:rFonts w:ascii="Wingdings" w:hAnsi="Wingdings" w:hint="default"/>
         <w:sz w:val="20"/>
       </w:rPr>
     </w:lvl>
@@ -7817,7 +7493,7 @@
         <w:ind w:left="2880" w:hanging="360"/>
       </w:pPr>
       <w:rPr>
-        <w:rFonts w:hint="default" w:ascii="Wingdings" w:hAnsi="Wingdings"/>
+        <w:rFonts w:ascii="Wingdings" w:hAnsi="Wingdings" w:hint="default"/>
         <w:sz w:val="20"/>
       </w:rPr>
     </w:lvl>
@@ -7833,7 +7509,7 @@
         <w:ind w:left="3600" w:hanging="360"/>
       </w:pPr>
       <w:rPr>
-        <w:rFonts w:hint="default" w:ascii="Wingdings" w:hAnsi="Wingdings"/>
+        <w:rFonts w:ascii="Wingdings" w:hAnsi="Wingdings" w:hint="default"/>
         <w:sz w:val="20"/>
       </w:rPr>
     </w:lvl>
@@ -7849,7 +7525,7 @@
         <w:ind w:left="4320" w:hanging="360"/>
       </w:pPr>
       <w:rPr>
-        <w:rFonts w:hint="default" w:ascii="Wingdings" w:hAnsi="Wingdings"/>
+        <w:rFonts w:ascii="Wingdings" w:hAnsi="Wingdings" w:hint="default"/>
         <w:sz w:val="20"/>
       </w:rPr>
     </w:lvl>
@@ -7865,7 +7541,7 @@
         <w:ind w:left="5040" w:hanging="360"/>
       </w:pPr>
       <w:rPr>
-        <w:rFonts w:hint="default" w:ascii="Wingdings" w:hAnsi="Wingdings"/>
+        <w:rFonts w:ascii="Wingdings" w:hAnsi="Wingdings" w:hint="default"/>
         <w:sz w:val="20"/>
       </w:rPr>
     </w:lvl>
@@ -7881,7 +7557,7 @@
         <w:ind w:left="5760" w:hanging="360"/>
       </w:pPr>
       <w:rPr>
-        <w:rFonts w:hint="default" w:ascii="Wingdings" w:hAnsi="Wingdings"/>
+        <w:rFonts w:ascii="Wingdings" w:hAnsi="Wingdings" w:hint="default"/>
         <w:sz w:val="20"/>
       </w:rPr>
     </w:lvl>
@@ -7897,7 +7573,7 @@
         <w:ind w:left="6480" w:hanging="360"/>
       </w:pPr>
       <w:rPr>
-        <w:rFonts w:hint="default" w:ascii="Wingdings" w:hAnsi="Wingdings"/>
+        <w:rFonts w:ascii="Wingdings" w:hAnsi="Wingdings" w:hint="default"/>
         <w:sz w:val="20"/>
       </w:rPr>
     </w:lvl>
@@ -7918,7 +7594,7 @@
         <w:ind w:left="360" w:hanging="360"/>
       </w:pPr>
       <w:rPr>
-        <w:rFonts w:hint="default" w:ascii="Symbol" w:hAnsi="Symbol"/>
+        <w:rFonts w:ascii="Symbol" w:hAnsi="Symbol" w:hint="default"/>
         <w:sz w:val="20"/>
       </w:rPr>
     </w:lvl>
@@ -7934,7 +7610,7 @@
         <w:ind w:left="1080" w:hanging="360"/>
       </w:pPr>
       <w:rPr>
-        <w:rFonts w:hint="default" w:ascii="Courier New" w:hAnsi="Courier New"/>
+        <w:rFonts w:ascii="Courier New" w:hAnsi="Courier New" w:hint="default"/>
         <w:sz w:val="20"/>
       </w:rPr>
     </w:lvl>
@@ -7950,7 +7626,7 @@
         <w:ind w:left="1800" w:hanging="360"/>
       </w:pPr>
       <w:rPr>
-        <w:rFonts w:hint="default" w:ascii="Wingdings" w:hAnsi="Wingdings"/>
+        <w:rFonts w:ascii="Wingdings" w:hAnsi="Wingdings" w:hint="default"/>
         <w:sz w:val="20"/>
       </w:rPr>
     </w:lvl>
@@ -7966,7 +7642,7 @@
         <w:ind w:left="2520" w:hanging="360"/>
       </w:pPr>
       <w:rPr>
-        <w:rFonts w:hint="default" w:ascii="Wingdings" w:hAnsi="Wingdings"/>
+        <w:rFonts w:ascii="Wingdings" w:hAnsi="Wingdings" w:hint="default"/>
         <w:sz w:val="20"/>
       </w:rPr>
     </w:lvl>
@@ -7982,7 +7658,7 @@
         <w:ind w:left="3240" w:hanging="360"/>
       </w:pPr>
       <w:rPr>
-        <w:rFonts w:hint="default" w:ascii="Wingdings" w:hAnsi="Wingdings"/>
+        <w:rFonts w:ascii="Wingdings" w:hAnsi="Wingdings" w:hint="default"/>
         <w:sz w:val="20"/>
       </w:rPr>
     </w:lvl>
@@ -7998,7 +7674,7 @@
         <w:ind w:left="3960" w:hanging="360"/>
       </w:pPr>
       <w:rPr>
-        <w:rFonts w:hint="default" w:ascii="Wingdings" w:hAnsi="Wingdings"/>
+        <w:rFonts w:ascii="Wingdings" w:hAnsi="Wingdings" w:hint="default"/>
         <w:sz w:val="20"/>
       </w:rPr>
     </w:lvl>
@@ -8014,7 +7690,7 @@
         <w:ind w:left="4680" w:hanging="360"/>
       </w:pPr>
       <w:rPr>
-        <w:rFonts w:hint="default" w:ascii="Wingdings" w:hAnsi="Wingdings"/>
+        <w:rFonts w:ascii="Wingdings" w:hAnsi="Wingdings" w:hint="default"/>
         <w:sz w:val="20"/>
       </w:rPr>
     </w:lvl>
@@ -8030,7 +7706,7 @@
         <w:ind w:left="5400" w:hanging="360"/>
       </w:pPr>
       <w:rPr>
-        <w:rFonts w:hint="default" w:ascii="Wingdings" w:hAnsi="Wingdings"/>
+        <w:rFonts w:ascii="Wingdings" w:hAnsi="Wingdings" w:hint="default"/>
         <w:sz w:val="20"/>
       </w:rPr>
     </w:lvl>
@@ -8046,7 +7722,7 @@
         <w:ind w:left="6120" w:hanging="360"/>
       </w:pPr>
       <w:rPr>
-        <w:rFonts w:hint="default" w:ascii="Wingdings" w:hAnsi="Wingdings"/>
+        <w:rFonts w:ascii="Wingdings" w:hAnsi="Wingdings" w:hint="default"/>
         <w:sz w:val="20"/>
       </w:rPr>
     </w:lvl>
@@ -8067,7 +7743,7 @@
         <w:ind w:left="720" w:hanging="360"/>
       </w:pPr>
       <w:rPr>
-        <w:rFonts w:hint="default" w:ascii="Symbol" w:hAnsi="Symbol"/>
+        <w:rFonts w:ascii="Symbol" w:hAnsi="Symbol" w:hint="default"/>
         <w:sz w:val="20"/>
       </w:rPr>
     </w:lvl>
@@ -8083,7 +7759,7 @@
         <w:ind w:left="1440" w:hanging="360"/>
       </w:pPr>
       <w:rPr>
-        <w:rFonts w:hint="default" w:ascii="Courier New" w:hAnsi="Courier New"/>
+        <w:rFonts w:ascii="Courier New" w:hAnsi="Courier New" w:hint="default"/>
         <w:sz w:val="20"/>
       </w:rPr>
     </w:lvl>
@@ -8099,7 +7775,7 @@
         <w:ind w:left="2160" w:hanging="360"/>
       </w:pPr>
       <w:rPr>
-        <w:rFonts w:hint="default" w:ascii="Wingdings" w:hAnsi="Wingdings"/>
+        <w:rFonts w:ascii="Wingdings" w:hAnsi="Wingdings" w:hint="default"/>
         <w:sz w:val="20"/>
       </w:rPr>
     </w:lvl>
@@ -8115,7 +7791,7 @@
         <w:ind w:left="2880" w:hanging="360"/>
       </w:pPr>
       <w:rPr>
-        <w:rFonts w:hint="default" w:ascii="Wingdings" w:hAnsi="Wingdings"/>
+        <w:rFonts w:ascii="Wingdings" w:hAnsi="Wingdings" w:hint="default"/>
         <w:sz w:val="20"/>
       </w:rPr>
     </w:lvl>
@@ -8131,7 +7807,7 @@
         <w:ind w:left="3600" w:hanging="360"/>
       </w:pPr>
       <w:rPr>
-        <w:rFonts w:hint="default" w:ascii="Wingdings" w:hAnsi="Wingdings"/>
+        <w:rFonts w:ascii="Wingdings" w:hAnsi="Wingdings" w:hint="default"/>
         <w:sz w:val="20"/>
       </w:rPr>
     </w:lvl>
@@ -8147,7 +7823,7 @@
         <w:ind w:left="4320" w:hanging="360"/>
       </w:pPr>
       <w:rPr>
-        <w:rFonts w:hint="default" w:ascii="Wingdings" w:hAnsi="Wingdings"/>
+        <w:rFonts w:ascii="Wingdings" w:hAnsi="Wingdings" w:hint="default"/>
         <w:sz w:val="20"/>
       </w:rPr>
     </w:lvl>
@@ -8163,7 +7839,7 @@
         <w:ind w:left="5040" w:hanging="360"/>
       </w:pPr>
       <w:rPr>
-        <w:rFonts w:hint="default" w:ascii="Wingdings" w:hAnsi="Wingdings"/>
+        <w:rFonts w:ascii="Wingdings" w:hAnsi="Wingdings" w:hint="default"/>
         <w:sz w:val="20"/>
       </w:rPr>
     </w:lvl>
@@ -8179,7 +7855,7 @@
         <w:ind w:left="5760" w:hanging="360"/>
       </w:pPr>
       <w:rPr>
-        <w:rFonts w:hint="default" w:ascii="Wingdings" w:hAnsi="Wingdings"/>
+        <w:rFonts w:ascii="Wingdings" w:hAnsi="Wingdings" w:hint="default"/>
         <w:sz w:val="20"/>
       </w:rPr>
     </w:lvl>
@@ -8195,7 +7871,7 @@
         <w:ind w:left="6480" w:hanging="360"/>
       </w:pPr>
       <w:rPr>
-        <w:rFonts w:hint="default" w:ascii="Wingdings" w:hAnsi="Wingdings"/>
+        <w:rFonts w:ascii="Wingdings" w:hAnsi="Wingdings" w:hint="default"/>
         <w:sz w:val="20"/>
       </w:rPr>
     </w:lvl>
@@ -8216,7 +7892,7 @@
         <w:ind w:left="720" w:hanging="360"/>
       </w:pPr>
       <w:rPr>
-        <w:rFonts w:hint="default" w:ascii="Symbol" w:hAnsi="Symbol"/>
+        <w:rFonts w:ascii="Symbol" w:hAnsi="Symbol" w:hint="default"/>
         <w:sz w:val="20"/>
       </w:rPr>
     </w:lvl>
@@ -8249,7 +7925,7 @@
         <w:ind w:left="2160" w:hanging="360"/>
       </w:pPr>
       <w:rPr>
-        <w:rFonts w:hint="default" w:ascii="Wingdings" w:hAnsi="Wingdings"/>
+        <w:rFonts w:ascii="Wingdings" w:hAnsi="Wingdings" w:hint="default"/>
         <w:sz w:val="20"/>
       </w:rPr>
     </w:lvl>
@@ -8265,7 +7941,7 @@
         <w:ind w:left="2880" w:hanging="360"/>
       </w:pPr>
       <w:rPr>
-        <w:rFonts w:hint="default" w:ascii="Wingdings" w:hAnsi="Wingdings"/>
+        <w:rFonts w:ascii="Wingdings" w:hAnsi="Wingdings" w:hint="default"/>
         <w:sz w:val="20"/>
       </w:rPr>
     </w:lvl>
@@ -8281,7 +7957,7 @@
         <w:ind w:left="3600" w:hanging="360"/>
       </w:pPr>
       <w:rPr>
-        <w:rFonts w:hint="default" w:ascii="Wingdings" w:hAnsi="Wingdings"/>
+        <w:rFonts w:ascii="Wingdings" w:hAnsi="Wingdings" w:hint="default"/>
         <w:sz w:val="20"/>
       </w:rPr>
     </w:lvl>
@@ -8297,7 +7973,7 @@
         <w:ind w:left="4320" w:hanging="360"/>
       </w:pPr>
       <w:rPr>
-        <w:rFonts w:hint="default" w:ascii="Wingdings" w:hAnsi="Wingdings"/>
+        <w:rFonts w:ascii="Wingdings" w:hAnsi="Wingdings" w:hint="default"/>
         <w:sz w:val="20"/>
       </w:rPr>
     </w:lvl>
@@ -8313,7 +7989,7 @@
         <w:ind w:left="5040" w:hanging="360"/>
       </w:pPr>
       <w:rPr>
-        <w:rFonts w:hint="default" w:ascii="Wingdings" w:hAnsi="Wingdings"/>
+        <w:rFonts w:ascii="Wingdings" w:hAnsi="Wingdings" w:hint="default"/>
         <w:sz w:val="20"/>
       </w:rPr>
     </w:lvl>
@@ -8329,7 +8005,7 @@
         <w:ind w:left="5760" w:hanging="360"/>
       </w:pPr>
       <w:rPr>
-        <w:rFonts w:hint="default" w:ascii="Wingdings" w:hAnsi="Wingdings"/>
+        <w:rFonts w:ascii="Wingdings" w:hAnsi="Wingdings" w:hint="default"/>
         <w:sz w:val="20"/>
       </w:rPr>
     </w:lvl>
@@ -8345,7 +8021,7 @@
         <w:ind w:left="6480" w:hanging="360"/>
       </w:pPr>
       <w:rPr>
-        <w:rFonts w:hint="default" w:ascii="Wingdings" w:hAnsi="Wingdings"/>
+        <w:rFonts w:ascii="Wingdings" w:hAnsi="Wingdings" w:hint="default"/>
         <w:sz w:val="20"/>
       </w:rPr>
     </w:lvl>
@@ -8479,7 +8155,7 @@
         <w:ind w:left="720" w:hanging="360"/>
       </w:pPr>
       <w:rPr>
-        <w:rFonts w:hint="default" w:ascii="Symbol" w:hAnsi="Symbol"/>
+        <w:rFonts w:ascii="Symbol" w:hAnsi="Symbol" w:hint="default"/>
         <w:sz w:val="20"/>
       </w:rPr>
     </w:lvl>
@@ -8495,7 +8171,7 @@
         <w:ind w:left="1440" w:hanging="360"/>
       </w:pPr>
       <w:rPr>
-        <w:rFonts w:hint="default" w:ascii="Courier New" w:hAnsi="Courier New"/>
+        <w:rFonts w:ascii="Courier New" w:hAnsi="Courier New" w:hint="default"/>
         <w:sz w:val="20"/>
       </w:rPr>
     </w:lvl>
@@ -8511,7 +8187,7 @@
         <w:ind w:left="2160" w:hanging="360"/>
       </w:pPr>
       <w:rPr>
-        <w:rFonts w:hint="default" w:ascii="Wingdings" w:hAnsi="Wingdings"/>
+        <w:rFonts w:ascii="Wingdings" w:hAnsi="Wingdings" w:hint="default"/>
         <w:sz w:val="20"/>
       </w:rPr>
     </w:lvl>
@@ -8527,7 +8203,7 @@
         <w:ind w:left="2880" w:hanging="360"/>
       </w:pPr>
       <w:rPr>
-        <w:rFonts w:hint="default" w:ascii="Wingdings" w:hAnsi="Wingdings"/>
+        <w:rFonts w:ascii="Wingdings" w:hAnsi="Wingdings" w:hint="default"/>
         <w:sz w:val="20"/>
       </w:rPr>
     </w:lvl>
@@ -8543,7 +8219,7 @@
         <w:ind w:left="3600" w:hanging="360"/>
       </w:pPr>
       <w:rPr>
-        <w:rFonts w:hint="default" w:ascii="Wingdings" w:hAnsi="Wingdings"/>
+        <w:rFonts w:ascii="Wingdings" w:hAnsi="Wingdings" w:hint="default"/>
         <w:sz w:val="20"/>
       </w:rPr>
     </w:lvl>
@@ -8559,7 +8235,7 @@
         <w:ind w:left="4320" w:hanging="360"/>
       </w:pPr>
       <w:rPr>
-        <w:rFonts w:hint="default" w:ascii="Wingdings" w:hAnsi="Wingdings"/>
+        <w:rFonts w:ascii="Wingdings" w:hAnsi="Wingdings" w:hint="default"/>
         <w:sz w:val="20"/>
       </w:rPr>
     </w:lvl>
@@ -8575,7 +8251,7 @@
         <w:ind w:left="5040" w:hanging="360"/>
       </w:pPr>
       <w:rPr>
-        <w:rFonts w:hint="default" w:ascii="Wingdings" w:hAnsi="Wingdings"/>
+        <w:rFonts w:ascii="Wingdings" w:hAnsi="Wingdings" w:hint="default"/>
         <w:sz w:val="20"/>
       </w:rPr>
     </w:lvl>
@@ -8591,7 +8267,7 @@
         <w:ind w:left="5760" w:hanging="360"/>
       </w:pPr>
       <w:rPr>
-        <w:rFonts w:hint="default" w:ascii="Wingdings" w:hAnsi="Wingdings"/>
+        <w:rFonts w:ascii="Wingdings" w:hAnsi="Wingdings" w:hint="default"/>
         <w:sz w:val="20"/>
       </w:rPr>
     </w:lvl>
@@ -8607,7 +8283,7 @@
         <w:ind w:left="6480" w:hanging="360"/>
       </w:pPr>
       <w:rPr>
-        <w:rFonts w:hint="default" w:ascii="Wingdings" w:hAnsi="Wingdings"/>
+        <w:rFonts w:ascii="Wingdings" w:hAnsi="Wingdings" w:hint="default"/>
         <w:sz w:val="20"/>
       </w:rPr>
     </w:lvl>
@@ -8741,7 +8417,7 @@
         <w:ind w:left="360" w:hanging="360"/>
       </w:pPr>
       <w:rPr>
-        <w:rFonts w:hint="default" w:ascii="Symbol" w:hAnsi="Symbol"/>
+        <w:rFonts w:ascii="Symbol" w:hAnsi="Symbol" w:hint="default"/>
         <w:sz w:val="20"/>
       </w:rPr>
     </w:lvl>
@@ -8757,7 +8433,7 @@
         <w:ind w:left="1080" w:hanging="360"/>
       </w:pPr>
       <w:rPr>
-        <w:rFonts w:hint="default" w:ascii="Courier New" w:hAnsi="Courier New"/>
+        <w:rFonts w:ascii="Courier New" w:hAnsi="Courier New" w:hint="default"/>
         <w:sz w:val="20"/>
       </w:rPr>
     </w:lvl>
@@ -8773,7 +8449,7 @@
         <w:ind w:left="1800" w:hanging="360"/>
       </w:pPr>
       <w:rPr>
-        <w:rFonts w:hint="default" w:ascii="Wingdings" w:hAnsi="Wingdings"/>
+        <w:rFonts w:ascii="Wingdings" w:hAnsi="Wingdings" w:hint="default"/>
         <w:sz w:val="20"/>
       </w:rPr>
     </w:lvl>
@@ -8789,7 +8465,7 @@
         <w:ind w:left="2520" w:hanging="360"/>
       </w:pPr>
       <w:rPr>
-        <w:rFonts w:hint="default" w:ascii="Wingdings" w:hAnsi="Wingdings"/>
+        <w:rFonts w:ascii="Wingdings" w:hAnsi="Wingdings" w:hint="default"/>
         <w:sz w:val="20"/>
       </w:rPr>
     </w:lvl>
@@ -8805,7 +8481,7 @@
         <w:ind w:left="3240" w:hanging="360"/>
       </w:pPr>
       <w:rPr>
-        <w:rFonts w:hint="default" w:ascii="Wingdings" w:hAnsi="Wingdings"/>
+        <w:rFonts w:ascii="Wingdings" w:hAnsi="Wingdings" w:hint="default"/>
         <w:sz w:val="20"/>
       </w:rPr>
     </w:lvl>
@@ -8821,7 +8497,7 @@
         <w:ind w:left="3960" w:hanging="360"/>
       </w:pPr>
       <w:rPr>
-        <w:rFonts w:hint="default" w:ascii="Wingdings" w:hAnsi="Wingdings"/>
+        <w:rFonts w:ascii="Wingdings" w:hAnsi="Wingdings" w:hint="default"/>
         <w:sz w:val="20"/>
       </w:rPr>
     </w:lvl>
@@ -8837,7 +8513,7 @@
         <w:ind w:left="4680" w:hanging="360"/>
       </w:pPr>
       <w:rPr>
-        <w:rFonts w:hint="default" w:ascii="Wingdings" w:hAnsi="Wingdings"/>
+        <w:rFonts w:ascii="Wingdings" w:hAnsi="Wingdings" w:hint="default"/>
         <w:sz w:val="20"/>
       </w:rPr>
     </w:lvl>
@@ -8853,7 +8529,7 @@
         <w:ind w:left="5400" w:hanging="360"/>
       </w:pPr>
       <w:rPr>
-        <w:rFonts w:hint="default" w:ascii="Wingdings" w:hAnsi="Wingdings"/>
+        <w:rFonts w:ascii="Wingdings" w:hAnsi="Wingdings" w:hint="default"/>
         <w:sz w:val="20"/>
       </w:rPr>
     </w:lvl>
@@ -8869,7 +8545,7 @@
         <w:ind w:left="6120" w:hanging="360"/>
       </w:pPr>
       <w:rPr>
-        <w:rFonts w:hint="default" w:ascii="Wingdings" w:hAnsi="Wingdings"/>
+        <w:rFonts w:ascii="Wingdings" w:hAnsi="Wingdings" w:hint="default"/>
         <w:sz w:val="20"/>
       </w:rPr>
     </w:lvl>
@@ -8967,15 +8643,18 @@
   <w:num w:numId="31" w16cid:durableId="2020040108">
     <w:abstractNumId w:val="24"/>
   </w:num>
+  <w:num w:numId="32" w16cid:durableId="1114404777">
+    <w:abstractNumId w:val="9"/>
+  </w:num>
 </w:numbering>
 </file>
 
 <file path=word/styles.xml><?xml version="1.0" encoding="utf-8"?>
-<w:styles xmlns:wp14="http://schemas.microsoft.com/office/word/2010/wordprocessingDrawing" xmlns:mc="http://schemas.openxmlformats.org/markup-compatibility/2006" xmlns:r="http://schemas.openxmlformats.org/officeDocument/2006/relationships" xmlns:w="http://schemas.openxmlformats.org/wordprocessingml/2006/main" xmlns:w14="http://schemas.microsoft.com/office/word/2010/wordml" xmlns:w15="http://schemas.microsoft.com/office/word/2012/wordml" xmlns:w16cex="http://schemas.microsoft.com/office/word/2018/wordml/cex" xmlns:w16cid="http://schemas.microsoft.com/office/word/2016/wordml/cid" xmlns:w16="http://schemas.microsoft.com/office/word/2018/wordml" xmlns:w16du="http://schemas.microsoft.com/office/word/2023/wordml/word16du" xmlns:w16sdtdh="http://schemas.microsoft.com/office/word/2020/wordml/sdtdatahash" xmlns:w16sdtfl="http://schemas.microsoft.com/office/word/2024/wordml/sdtformatlock" xmlns:w16se="http://schemas.microsoft.com/office/word/2015/wordml/symex" mc:Ignorable="w14 w15 w16se w16cid w16 w16cex w16sdtdh w16sdtfl w16du wp14">
+<w:styles xmlns:mc="http://schemas.openxmlformats.org/markup-compatibility/2006" xmlns:r="http://schemas.openxmlformats.org/officeDocument/2006/relationships" xmlns:w="http://schemas.openxmlformats.org/wordprocessingml/2006/main" xmlns:w14="http://schemas.microsoft.com/office/word/2010/wordml" xmlns:w15="http://schemas.microsoft.com/office/word/2012/wordml" xmlns:w16cex="http://schemas.microsoft.com/office/word/2018/wordml/cex" xmlns:w16cid="http://schemas.microsoft.com/office/word/2016/wordml/cid" xmlns:w16="http://schemas.microsoft.com/office/word/2018/wordml" xmlns:w16du="http://schemas.microsoft.com/office/word/2023/wordml/word16du" xmlns:w16sdtdh="http://schemas.microsoft.com/office/word/2020/wordml/sdtdatahash" xmlns:w16sdtfl="http://schemas.microsoft.com/office/word/2024/wordml/sdtformatlock" xmlns:w16se="http://schemas.microsoft.com/office/word/2015/wordml/symex" mc:Ignorable="w14 w15 w16se w16cid w16 w16cex w16sdtdh w16sdtfl w16du">
   <w:docDefaults>
     <w:rPrDefault>
       <w:rPr>
-        <w:rFonts w:asciiTheme="minorHAnsi" w:hAnsiTheme="minorHAnsi" w:eastAsiaTheme="minorHAnsi" w:cstheme="minorBidi"/>
+        <w:rFonts w:asciiTheme="minorHAnsi" w:eastAsiaTheme="minorHAnsi" w:hAnsiTheme="minorHAnsi" w:cstheme="minorBidi"/>
         <w:kern w:val="2"/>
         <w:sz w:val="24"/>
         <w:szCs w:val="24"/>
@@ -8992,14 +8671,14 @@
   <w:latentStyles w:defLockedState="0" w:defUIPriority="99" w:defSemiHidden="0" w:defUnhideWhenUsed="0" w:defQFormat="0" w:count="376">
     <w:lsdException w:name="Normal" w:uiPriority="0" w:qFormat="1"/>
     <w:lsdException w:name="heading 1" w:uiPriority="0" w:qFormat="1"/>
-    <w:lsdException w:name="heading 2" w:uiPriority="9" w:semiHidden="1" w:unhideWhenUsed="1" w:qFormat="1"/>
-    <w:lsdException w:name="heading 3" w:uiPriority="9" w:semiHidden="1" w:unhideWhenUsed="1" w:qFormat="1"/>
-    <w:lsdException w:name="heading 4" w:uiPriority="9" w:semiHidden="1" w:unhideWhenUsed="1" w:qFormat="1"/>
-    <w:lsdException w:name="heading 5" w:uiPriority="9" w:semiHidden="1" w:unhideWhenUsed="1" w:qFormat="1"/>
-    <w:lsdException w:name="heading 6" w:uiPriority="9" w:semiHidden="1" w:unhideWhenUsed="1" w:qFormat="1"/>
-    <w:lsdException w:name="heading 7" w:uiPriority="9" w:semiHidden="1" w:unhideWhenUsed="1" w:qFormat="1"/>
-    <w:lsdException w:name="heading 8" w:uiPriority="9" w:semiHidden="1" w:unhideWhenUsed="1" w:qFormat="1"/>
-    <w:lsdException w:name="heading 9" w:uiPriority="9" w:semiHidden="1" w:unhideWhenUsed="1" w:qFormat="1"/>
+    <w:lsdException w:name="heading 2" w:semiHidden="1" w:uiPriority="9" w:unhideWhenUsed="1" w:qFormat="1"/>
+    <w:lsdException w:name="heading 3" w:semiHidden="1" w:uiPriority="9" w:unhideWhenUsed="1" w:qFormat="1"/>
+    <w:lsdException w:name="heading 4" w:semiHidden="1" w:uiPriority="9" w:unhideWhenUsed="1" w:qFormat="1"/>
+    <w:lsdException w:name="heading 5" w:semiHidden="1" w:uiPriority="9" w:unhideWhenUsed="1" w:qFormat="1"/>
+    <w:lsdException w:name="heading 6" w:semiHidden="1" w:uiPriority="9" w:unhideWhenUsed="1" w:qFormat="1"/>
+    <w:lsdException w:name="heading 7" w:semiHidden="1" w:uiPriority="9" w:unhideWhenUsed="1" w:qFormat="1"/>
+    <w:lsdException w:name="heading 8" w:semiHidden="1" w:uiPriority="9" w:unhideWhenUsed="1" w:qFormat="1"/>
+    <w:lsdException w:name="heading 9" w:semiHidden="1" w:uiPriority="9" w:unhideWhenUsed="1" w:qFormat="1"/>
     <w:lsdException w:name="index 1" w:semiHidden="1" w:unhideWhenUsed="1"/>
     <w:lsdException w:name="index 2" w:semiHidden="1" w:unhideWhenUsed="1"/>
     <w:lsdException w:name="index 3" w:semiHidden="1" w:unhideWhenUsed="1"/>
@@ -9009,22 +8688,22 @@
     <w:lsdException w:name="index 7" w:semiHidden="1" w:unhideWhenUsed="1"/>
     <w:lsdException w:name="index 8" w:semiHidden="1" w:unhideWhenUsed="1"/>
     <w:lsdException w:name="index 9" w:semiHidden="1" w:unhideWhenUsed="1"/>
-    <w:lsdException w:name="toc 1" w:uiPriority="39" w:semiHidden="1" w:unhideWhenUsed="1"/>
-    <w:lsdException w:name="toc 2" w:uiPriority="39" w:semiHidden="1" w:unhideWhenUsed="1"/>
-    <w:lsdException w:name="toc 3" w:uiPriority="39" w:semiHidden="1" w:unhideWhenUsed="1"/>
-    <w:lsdException w:name="toc 4" w:uiPriority="39" w:semiHidden="1" w:unhideWhenUsed="1"/>
-    <w:lsdException w:name="toc 5" w:uiPriority="39" w:semiHidden="1" w:unhideWhenUsed="1"/>
-    <w:lsdException w:name="toc 6" w:uiPriority="39" w:semiHidden="1" w:unhideWhenUsed="1"/>
-    <w:lsdException w:name="toc 7" w:uiPriority="39" w:semiHidden="1" w:unhideWhenUsed="1"/>
-    <w:lsdException w:name="toc 8" w:uiPriority="39" w:semiHidden="1" w:unhideWhenUsed="1"/>
-    <w:lsdException w:name="toc 9" w:uiPriority="39" w:semiHidden="1" w:unhideWhenUsed="1"/>
+    <w:lsdException w:name="toc 1" w:semiHidden="1" w:uiPriority="39" w:unhideWhenUsed="1"/>
+    <w:lsdException w:name="toc 2" w:semiHidden="1" w:uiPriority="39" w:unhideWhenUsed="1"/>
+    <w:lsdException w:name="toc 3" w:semiHidden="1" w:uiPriority="39" w:unhideWhenUsed="1"/>
+    <w:lsdException w:name="toc 4" w:semiHidden="1" w:uiPriority="39" w:unhideWhenUsed="1"/>
+    <w:lsdException w:name="toc 5" w:semiHidden="1" w:uiPriority="39" w:unhideWhenUsed="1"/>
+    <w:lsdException w:name="toc 6" w:semiHidden="1" w:uiPriority="39" w:unhideWhenUsed="1"/>
+    <w:lsdException w:name="toc 7" w:semiHidden="1" w:uiPriority="39" w:unhideWhenUsed="1"/>
+    <w:lsdException w:name="toc 8" w:semiHidden="1" w:uiPriority="39" w:unhideWhenUsed="1"/>
+    <w:lsdException w:name="toc 9" w:semiHidden="1" w:uiPriority="39" w:unhideWhenUsed="1"/>
     <w:lsdException w:name="Normal Indent" w:semiHidden="1" w:unhideWhenUsed="1"/>
     <w:lsdException w:name="footnote text" w:semiHidden="1" w:unhideWhenUsed="1"/>
     <w:lsdException w:name="annotation text" w:semiHidden="1" w:unhideWhenUsed="1"/>
     <w:lsdException w:name="header" w:semiHidden="1" w:unhideWhenUsed="1"/>
     <w:lsdException w:name="footer" w:semiHidden="1" w:unhideWhenUsed="1"/>
     <w:lsdException w:name="index heading" w:semiHidden="1" w:unhideWhenUsed="1"/>
-    <w:lsdException w:name="caption" w:uiPriority="35" w:semiHidden="1" w:unhideWhenUsed="1" w:qFormat="1"/>
+    <w:lsdException w:name="caption" w:semiHidden="1" w:uiPriority="35" w:unhideWhenUsed="1" w:qFormat="1"/>
     <w:lsdException w:name="table of figures" w:semiHidden="1" w:unhideWhenUsed="1"/>
     <w:lsdException w:name="envelope address" w:semiHidden="1" w:unhideWhenUsed="1"/>
     <w:lsdException w:name="envelope return" w:semiHidden="1" w:unhideWhenUsed="1"/>
@@ -9055,7 +8734,7 @@
     <w:lsdException w:name="Title" w:uiPriority="10" w:qFormat="1"/>
     <w:lsdException w:name="Closing" w:semiHidden="1" w:unhideWhenUsed="1"/>
     <w:lsdException w:name="Signature" w:semiHidden="1" w:unhideWhenUsed="1"/>
-    <w:lsdException w:name="Default Paragraph Font" w:uiPriority="1" w:semiHidden="1" w:unhideWhenUsed="1"/>
+    <w:lsdException w:name="Default Paragraph Font" w:semiHidden="1" w:uiPriority="1" w:unhideWhenUsed="1"/>
     <w:lsdException w:name="Body Text" w:semiHidden="1" w:unhideWhenUsed="1"/>
     <w:lsdException w:name="Body Text Indent" w:semiHidden="1" w:unhideWhenUsed="1"/>
     <w:lsdException w:name="List Continue" w:semiHidden="1" w:unhideWhenUsed="1"/>
@@ -9255,8 +8934,8 @@
     <w:lsdException w:name="Subtle Reference" w:uiPriority="31" w:qFormat="1"/>
     <w:lsdException w:name="Intense Reference" w:uiPriority="32" w:qFormat="1"/>
     <w:lsdException w:name="Book Title" w:uiPriority="33" w:qFormat="1"/>
-    <w:lsdException w:name="Bibliography" w:uiPriority="37" w:semiHidden="1" w:unhideWhenUsed="1"/>
-    <w:lsdException w:name="TOC Heading" w:uiPriority="39" w:semiHidden="1" w:unhideWhenUsed="1" w:qFormat="1"/>
+    <w:lsdException w:name="Bibliography" w:semiHidden="1" w:uiPriority="37" w:unhideWhenUsed="1"/>
+    <w:lsdException w:name="TOC Heading" w:semiHidden="1" w:uiPriority="39" w:unhideWhenUsed="1" w:qFormat="1"/>
     <w:lsdException w:name="Plain Table 1" w:uiPriority="41"/>
     <w:lsdException w:name="Plain Table 2" w:uiPriority="42"/>
     <w:lsdException w:name="Plain Table 3" w:uiPriority="43"/>
@@ -9367,7 +9046,7 @@
     <w:lsdException w:name="Unresolved Mention" w:semiHidden="1" w:unhideWhenUsed="1"/>
     <w:lsdException w:name="Smart Link" w:semiHidden="1" w:unhideWhenUsed="1"/>
   </w:latentStyles>
-  <w:style w:type="paragraph" w:styleId="Normal" w:default="1">
+  <w:style w:type="paragraph" w:default="1" w:styleId="Standaard">
     <w:name w:val="Normal"/>
     <w:qFormat/>
     <w:rsid w:val="00C22F06"/>
@@ -9375,16 +9054,16 @@
       <w:spacing w:line="259" w:lineRule="auto"/>
     </w:pPr>
     <w:rPr>
-      <w:rFonts w:ascii="Arial" w:hAnsi="Arial" w:eastAsia="Arial" w:cs="Arial"/>
+      <w:rFonts w:ascii="Arial" w:eastAsia="Arial" w:hAnsi="Arial" w:cs="Arial"/>
       <w:sz w:val="22"/>
       <w:szCs w:val="22"/>
     </w:rPr>
   </w:style>
-  <w:style w:type="paragraph" w:styleId="Heading1">
+  <w:style w:type="paragraph" w:styleId="Kop1">
     <w:name w:val="heading 1"/>
-    <w:basedOn w:val="Normal"/>
-    <w:next w:val="Normal"/>
-    <w:link w:val="Heading1Char"/>
+    <w:basedOn w:val="Standaard"/>
+    <w:next w:val="Standaard"/>
+    <w:link w:val="Kop1Char"/>
     <w:qFormat/>
     <w:rsid w:val="003539DF"/>
     <w:pPr>
@@ -9394,17 +9073,17 @@
       <w:outlineLvl w:val="0"/>
     </w:pPr>
     <w:rPr>
-      <w:rFonts w:asciiTheme="majorHAnsi" w:hAnsiTheme="majorHAnsi" w:eastAsiaTheme="majorEastAsia" w:cstheme="majorBidi"/>
+      <w:rFonts w:asciiTheme="majorHAnsi" w:eastAsiaTheme="majorEastAsia" w:hAnsiTheme="majorHAnsi" w:cstheme="majorBidi"/>
       <w:color w:val="0F4761" w:themeColor="accent1" w:themeShade="BF"/>
       <w:sz w:val="40"/>
       <w:szCs w:val="40"/>
     </w:rPr>
   </w:style>
-  <w:style w:type="paragraph" w:styleId="Heading2">
+  <w:style w:type="paragraph" w:styleId="Kop2">
     <w:name w:val="heading 2"/>
-    <w:basedOn w:val="Normal"/>
-    <w:next w:val="Normal"/>
-    <w:link w:val="Heading2Char"/>
+    <w:basedOn w:val="Standaard"/>
+    <w:next w:val="Standaard"/>
+    <w:link w:val="Kop2Char"/>
     <w:uiPriority w:val="9"/>
     <w:unhideWhenUsed/>
     <w:qFormat/>
@@ -9416,17 +9095,17 @@
       <w:outlineLvl w:val="1"/>
     </w:pPr>
     <w:rPr>
-      <w:rFonts w:asciiTheme="majorHAnsi" w:hAnsiTheme="majorHAnsi" w:eastAsiaTheme="majorEastAsia" w:cstheme="majorBidi"/>
+      <w:rFonts w:asciiTheme="majorHAnsi" w:eastAsiaTheme="majorEastAsia" w:hAnsiTheme="majorHAnsi" w:cstheme="majorBidi"/>
       <w:color w:val="0F4761" w:themeColor="accent1" w:themeShade="BF"/>
       <w:sz w:val="32"/>
       <w:szCs w:val="32"/>
     </w:rPr>
   </w:style>
-  <w:style w:type="paragraph" w:styleId="Heading3">
+  <w:style w:type="paragraph" w:styleId="Kop3">
     <w:name w:val="heading 3"/>
-    <w:basedOn w:val="Normal"/>
-    <w:next w:val="Normal"/>
-    <w:link w:val="Heading3Char"/>
+    <w:basedOn w:val="Standaard"/>
+    <w:next w:val="Standaard"/>
+    <w:link w:val="Kop3Char"/>
     <w:uiPriority w:val="9"/>
     <w:semiHidden/>
     <w:unhideWhenUsed/>
@@ -9445,11 +9124,11 @@
       <w:szCs w:val="28"/>
     </w:rPr>
   </w:style>
-  <w:style w:type="paragraph" w:styleId="Heading4">
+  <w:style w:type="paragraph" w:styleId="Kop4">
     <w:name w:val="heading 4"/>
-    <w:basedOn w:val="Normal"/>
-    <w:next w:val="Normal"/>
-    <w:link w:val="Heading4Char"/>
+    <w:basedOn w:val="Standaard"/>
+    <w:next w:val="Standaard"/>
+    <w:link w:val="Kop4Char"/>
     <w:uiPriority w:val="9"/>
     <w:semiHidden/>
     <w:unhideWhenUsed/>
@@ -9468,11 +9147,11 @@
       <w:color w:val="0F4761" w:themeColor="accent1" w:themeShade="BF"/>
     </w:rPr>
   </w:style>
-  <w:style w:type="paragraph" w:styleId="Heading5">
+  <w:style w:type="paragraph" w:styleId="Kop5">
     <w:name w:val="heading 5"/>
-    <w:basedOn w:val="Normal"/>
-    <w:next w:val="Normal"/>
-    <w:link w:val="Heading5Char"/>
+    <w:basedOn w:val="Standaard"/>
+    <w:next w:val="Standaard"/>
+    <w:link w:val="Kop5Char"/>
     <w:uiPriority w:val="9"/>
     <w:semiHidden/>
     <w:unhideWhenUsed/>
@@ -9489,11 +9168,11 @@
       <w:color w:val="0F4761" w:themeColor="accent1" w:themeShade="BF"/>
     </w:rPr>
   </w:style>
-  <w:style w:type="paragraph" w:styleId="Heading6">
+  <w:style w:type="paragraph" w:styleId="Kop6">
     <w:name w:val="heading 6"/>
-    <w:basedOn w:val="Normal"/>
-    <w:next w:val="Normal"/>
-    <w:link w:val="Heading6Char"/>
+    <w:basedOn w:val="Standaard"/>
+    <w:next w:val="Standaard"/>
+    <w:link w:val="Kop6Char"/>
     <w:uiPriority w:val="9"/>
     <w:semiHidden/>
     <w:unhideWhenUsed/>
@@ -9512,11 +9191,11 @@
       <w:color w:val="595959" w:themeColor="text1" w:themeTint="A6"/>
     </w:rPr>
   </w:style>
-  <w:style w:type="paragraph" w:styleId="Heading7">
+  <w:style w:type="paragraph" w:styleId="Kop7">
     <w:name w:val="heading 7"/>
-    <w:basedOn w:val="Normal"/>
-    <w:next w:val="Normal"/>
-    <w:link w:val="Heading7Char"/>
+    <w:basedOn w:val="Standaard"/>
+    <w:next w:val="Standaard"/>
+    <w:link w:val="Kop7Char"/>
     <w:uiPriority w:val="9"/>
     <w:semiHidden/>
     <w:unhideWhenUsed/>
@@ -9533,11 +9212,11 @@
       <w:color w:val="595959" w:themeColor="text1" w:themeTint="A6"/>
     </w:rPr>
   </w:style>
-  <w:style w:type="paragraph" w:styleId="Heading8">
+  <w:style w:type="paragraph" w:styleId="Kop8">
     <w:name w:val="heading 8"/>
-    <w:basedOn w:val="Normal"/>
-    <w:next w:val="Normal"/>
-    <w:link w:val="Heading8Char"/>
+    <w:basedOn w:val="Standaard"/>
+    <w:next w:val="Standaard"/>
+    <w:link w:val="Kop8Char"/>
     <w:uiPriority w:val="9"/>
     <w:semiHidden/>
     <w:unhideWhenUsed/>
@@ -9556,11 +9235,11 @@
       <w:color w:val="272727" w:themeColor="text1" w:themeTint="D8"/>
     </w:rPr>
   </w:style>
-  <w:style w:type="paragraph" w:styleId="Heading9">
+  <w:style w:type="paragraph" w:styleId="Kop9">
     <w:name w:val="heading 9"/>
-    <w:basedOn w:val="Normal"/>
-    <w:next w:val="Normal"/>
-    <w:link w:val="Heading9Char"/>
+    <w:basedOn w:val="Standaard"/>
+    <w:next w:val="Standaard"/>
+    <w:link w:val="Kop9Char"/>
     <w:uiPriority w:val="9"/>
     <w:semiHidden/>
     <w:unhideWhenUsed/>
@@ -9577,12 +9256,13 @@
       <w:color w:val="272727" w:themeColor="text1" w:themeTint="D8"/>
     </w:rPr>
   </w:style>
-  <w:style w:type="character" w:styleId="DefaultParagraphFont" w:default="1">
+  <w:style w:type="character" w:default="1" w:styleId="Standaardalinea-lettertype">
     <w:name w:val="Default Paragraph Font"/>
     <w:uiPriority w:val="1"/>
+    <w:semiHidden/>
     <w:unhideWhenUsed/>
   </w:style>
-  <w:style w:type="table" w:styleId="TableNormal" w:default="1">
+  <w:style w:type="table" w:default="1" w:styleId="Standaardtabel">
     <w:name w:val="Normal Table"/>
     <w:uiPriority w:val="99"/>
     <w:semiHidden/>
@@ -9597,41 +9277,41 @@
       </w:tblCellMar>
     </w:tblPr>
   </w:style>
-  <w:style w:type="numbering" w:styleId="NoList" w:default="1">
+  <w:style w:type="numbering" w:default="1" w:styleId="Geenlijst">
     <w:name w:val="No List"/>
     <w:uiPriority w:val="99"/>
     <w:semiHidden/>
     <w:unhideWhenUsed/>
   </w:style>
-  <w:style w:type="character" w:styleId="Heading1Char" w:customStyle="1">
-    <w:name w:val="Heading 1 Char"/>
-    <w:basedOn w:val="DefaultParagraphFont"/>
-    <w:link w:val="Heading1"/>
+  <w:style w:type="character" w:customStyle="1" w:styleId="Kop1Char">
+    <w:name w:val="Kop 1 Char"/>
+    <w:basedOn w:val="Standaardalinea-lettertype"/>
+    <w:link w:val="Kop1"/>
     <w:rsid w:val="003539DF"/>
     <w:rPr>
-      <w:rFonts w:asciiTheme="majorHAnsi" w:hAnsiTheme="majorHAnsi" w:eastAsiaTheme="majorEastAsia" w:cstheme="majorBidi"/>
+      <w:rFonts w:asciiTheme="majorHAnsi" w:eastAsiaTheme="majorEastAsia" w:hAnsiTheme="majorHAnsi" w:cstheme="majorBidi"/>
       <w:color w:val="0F4761" w:themeColor="accent1" w:themeShade="BF"/>
       <w:sz w:val="40"/>
       <w:szCs w:val="40"/>
     </w:rPr>
   </w:style>
-  <w:style w:type="character" w:styleId="Heading2Char" w:customStyle="1">
-    <w:name w:val="Heading 2 Char"/>
-    <w:basedOn w:val="DefaultParagraphFont"/>
-    <w:link w:val="Heading2"/>
+  <w:style w:type="character" w:customStyle="1" w:styleId="Kop2Char">
+    <w:name w:val="Kop 2 Char"/>
+    <w:basedOn w:val="Standaardalinea-lettertype"/>
+    <w:link w:val="Kop2"/>
     <w:uiPriority w:val="9"/>
     <w:rsid w:val="003539DF"/>
     <w:rPr>
-      <w:rFonts w:asciiTheme="majorHAnsi" w:hAnsiTheme="majorHAnsi" w:eastAsiaTheme="majorEastAsia" w:cstheme="majorBidi"/>
+      <w:rFonts w:asciiTheme="majorHAnsi" w:eastAsiaTheme="majorEastAsia" w:hAnsiTheme="majorHAnsi" w:cstheme="majorBidi"/>
       <w:color w:val="0F4761" w:themeColor="accent1" w:themeShade="BF"/>
       <w:sz w:val="32"/>
       <w:szCs w:val="32"/>
     </w:rPr>
   </w:style>
-  <w:style w:type="character" w:styleId="Heading3Char" w:customStyle="1">
-    <w:name w:val="Heading 3 Char"/>
-    <w:basedOn w:val="DefaultParagraphFont"/>
-    <w:link w:val="Heading3"/>
+  <w:style w:type="character" w:customStyle="1" w:styleId="Kop3Char">
+    <w:name w:val="Kop 3 Char"/>
+    <w:basedOn w:val="Standaardalinea-lettertype"/>
+    <w:link w:val="Kop3"/>
     <w:uiPriority w:val="9"/>
     <w:semiHidden/>
     <w:rsid w:val="003539DF"/>
@@ -9642,10 +9322,10 @@
       <w:szCs w:val="28"/>
     </w:rPr>
   </w:style>
-  <w:style w:type="character" w:styleId="Heading4Char" w:customStyle="1">
-    <w:name w:val="Heading 4 Char"/>
-    <w:basedOn w:val="DefaultParagraphFont"/>
-    <w:link w:val="Heading4"/>
+  <w:style w:type="character" w:customStyle="1" w:styleId="Kop4Char">
+    <w:name w:val="Kop 4 Char"/>
+    <w:basedOn w:val="Standaardalinea-lettertype"/>
+    <w:link w:val="Kop4"/>
     <w:uiPriority w:val="9"/>
     <w:semiHidden/>
     <w:rsid w:val="003539DF"/>
@@ -9656,10 +9336,10 @@
       <w:color w:val="0F4761" w:themeColor="accent1" w:themeShade="BF"/>
     </w:rPr>
   </w:style>
-  <w:style w:type="character" w:styleId="Heading5Char" w:customStyle="1">
-    <w:name w:val="Heading 5 Char"/>
-    <w:basedOn w:val="DefaultParagraphFont"/>
-    <w:link w:val="Heading5"/>
+  <w:style w:type="character" w:customStyle="1" w:styleId="Kop5Char">
+    <w:name w:val="Kop 5 Char"/>
+    <w:basedOn w:val="Standaardalinea-lettertype"/>
+    <w:link w:val="Kop5"/>
     <w:uiPriority w:val="9"/>
     <w:semiHidden/>
     <w:rsid w:val="003539DF"/>
@@ -9668,10 +9348,10 @@
       <w:color w:val="0F4761" w:themeColor="accent1" w:themeShade="BF"/>
     </w:rPr>
   </w:style>
-  <w:style w:type="character" w:styleId="Heading6Char" w:customStyle="1">
-    <w:name w:val="Heading 6 Char"/>
-    <w:basedOn w:val="DefaultParagraphFont"/>
-    <w:link w:val="Heading6"/>
+  <w:style w:type="character" w:customStyle="1" w:styleId="Kop6Char">
+    <w:name w:val="Kop 6 Char"/>
+    <w:basedOn w:val="Standaardalinea-lettertype"/>
+    <w:link w:val="Kop6"/>
     <w:uiPriority w:val="9"/>
     <w:semiHidden/>
     <w:rsid w:val="003539DF"/>
@@ -9682,10 +9362,10 @@
       <w:color w:val="595959" w:themeColor="text1" w:themeTint="A6"/>
     </w:rPr>
   </w:style>
-  <w:style w:type="character" w:styleId="Heading7Char" w:customStyle="1">
-    <w:name w:val="Heading 7 Char"/>
-    <w:basedOn w:val="DefaultParagraphFont"/>
-    <w:link w:val="Heading7"/>
+  <w:style w:type="character" w:customStyle="1" w:styleId="Kop7Char">
+    <w:name w:val="Kop 7 Char"/>
+    <w:basedOn w:val="Standaardalinea-lettertype"/>
+    <w:link w:val="Kop7"/>
     <w:uiPriority w:val="9"/>
     <w:semiHidden/>
     <w:rsid w:val="003539DF"/>
@@ -9694,10 +9374,10 @@
       <w:color w:val="595959" w:themeColor="text1" w:themeTint="A6"/>
     </w:rPr>
   </w:style>
-  <w:style w:type="character" w:styleId="Heading8Char" w:customStyle="1">
-    <w:name w:val="Heading 8 Char"/>
-    <w:basedOn w:val="DefaultParagraphFont"/>
-    <w:link w:val="Heading8"/>
+  <w:style w:type="character" w:customStyle="1" w:styleId="Kop8Char">
+    <w:name w:val="Kop 8 Char"/>
+    <w:basedOn w:val="Standaardalinea-lettertype"/>
+    <w:link w:val="Kop8"/>
     <w:uiPriority w:val="9"/>
     <w:semiHidden/>
     <w:rsid w:val="003539DF"/>
@@ -9708,10 +9388,10 @@
       <w:color w:val="272727" w:themeColor="text1" w:themeTint="D8"/>
     </w:rPr>
   </w:style>
-  <w:style w:type="character" w:styleId="Heading9Char" w:customStyle="1">
-    <w:name w:val="Heading 9 Char"/>
-    <w:basedOn w:val="DefaultParagraphFont"/>
-    <w:link w:val="Heading9"/>
+  <w:style w:type="character" w:customStyle="1" w:styleId="Kop9Char">
+    <w:name w:val="Kop 9 Char"/>
+    <w:basedOn w:val="Standaardalinea-lettertype"/>
+    <w:link w:val="Kop9"/>
     <w:uiPriority w:val="9"/>
     <w:semiHidden/>
     <w:rsid w:val="003539DF"/>
@@ -9720,11 +9400,11 @@
       <w:color w:val="272727" w:themeColor="text1" w:themeTint="D8"/>
     </w:rPr>
   </w:style>
-  <w:style w:type="paragraph" w:styleId="Title">
+  <w:style w:type="paragraph" w:styleId="Titel">
     <w:name w:val="Title"/>
-    <w:basedOn w:val="Normal"/>
-    <w:next w:val="Normal"/>
-    <w:link w:val="TitleChar"/>
+    <w:basedOn w:val="Standaard"/>
+    <w:next w:val="Standaard"/>
+    <w:link w:val="TitelChar"/>
     <w:uiPriority w:val="10"/>
     <w:qFormat/>
     <w:rsid w:val="003539DF"/>
@@ -9733,32 +9413,32 @@
       <w:contextualSpacing/>
     </w:pPr>
     <w:rPr>
-      <w:rFonts w:asciiTheme="majorHAnsi" w:hAnsiTheme="majorHAnsi" w:eastAsiaTheme="majorEastAsia" w:cstheme="majorBidi"/>
+      <w:rFonts w:asciiTheme="majorHAnsi" w:eastAsiaTheme="majorEastAsia" w:hAnsiTheme="majorHAnsi" w:cstheme="majorBidi"/>
       <w:spacing w:val="-10"/>
       <w:kern w:val="28"/>
       <w:sz w:val="56"/>
       <w:szCs w:val="56"/>
     </w:rPr>
   </w:style>
-  <w:style w:type="character" w:styleId="TitleChar" w:customStyle="1">
-    <w:name w:val="Title Char"/>
-    <w:basedOn w:val="DefaultParagraphFont"/>
-    <w:link w:val="Title"/>
+  <w:style w:type="character" w:customStyle="1" w:styleId="TitelChar">
+    <w:name w:val="Titel Char"/>
+    <w:basedOn w:val="Standaardalinea-lettertype"/>
+    <w:link w:val="Titel"/>
     <w:uiPriority w:val="10"/>
     <w:rsid w:val="003539DF"/>
     <w:rPr>
-      <w:rFonts w:asciiTheme="majorHAnsi" w:hAnsiTheme="majorHAnsi" w:eastAsiaTheme="majorEastAsia" w:cstheme="majorBidi"/>
+      <w:rFonts w:asciiTheme="majorHAnsi" w:eastAsiaTheme="majorEastAsia" w:hAnsiTheme="majorHAnsi" w:cstheme="majorBidi"/>
       <w:spacing w:val="-10"/>
       <w:kern w:val="28"/>
       <w:sz w:val="56"/>
       <w:szCs w:val="56"/>
     </w:rPr>
   </w:style>
-  <w:style w:type="paragraph" w:styleId="Subtitle">
+  <w:style w:type="paragraph" w:styleId="Ondertitel">
     <w:name w:val="Subtitle"/>
-    <w:basedOn w:val="Normal"/>
-    <w:next w:val="Normal"/>
-    <w:link w:val="SubtitleChar"/>
+    <w:basedOn w:val="Standaard"/>
+    <w:next w:val="Standaard"/>
+    <w:link w:val="OndertitelChar"/>
     <w:uiPriority w:val="11"/>
     <w:qFormat/>
     <w:rsid w:val="003539DF"/>
@@ -9775,10 +9455,10 @@
       <w:szCs w:val="28"/>
     </w:rPr>
   </w:style>
-  <w:style w:type="character" w:styleId="SubtitleChar" w:customStyle="1">
-    <w:name w:val="Subtitle Char"/>
-    <w:basedOn w:val="DefaultParagraphFont"/>
-    <w:link w:val="Subtitle"/>
+  <w:style w:type="character" w:customStyle="1" w:styleId="OndertitelChar">
+    <w:name w:val="Ondertitel Char"/>
+    <w:basedOn w:val="Standaardalinea-lettertype"/>
+    <w:link w:val="Ondertitel"/>
     <w:uiPriority w:val="11"/>
     <w:rsid w:val="003539DF"/>
     <w:rPr>
@@ -9789,11 +9469,11 @@
       <w:szCs w:val="28"/>
     </w:rPr>
   </w:style>
-  <w:style w:type="paragraph" w:styleId="Quote">
+  <w:style w:type="paragraph" w:styleId="Citaat">
     <w:name w:val="Quote"/>
-    <w:basedOn w:val="Normal"/>
-    <w:next w:val="Normal"/>
-    <w:link w:val="QuoteChar"/>
+    <w:basedOn w:val="Standaard"/>
+    <w:next w:val="Standaard"/>
+    <w:link w:val="CitaatChar"/>
     <w:uiPriority w:val="29"/>
     <w:qFormat/>
     <w:rsid w:val="003539DF"/>
@@ -9807,10 +9487,10 @@
       <w:color w:val="404040" w:themeColor="text1" w:themeTint="BF"/>
     </w:rPr>
   </w:style>
-  <w:style w:type="character" w:styleId="QuoteChar" w:customStyle="1">
-    <w:name w:val="Quote Char"/>
-    <w:basedOn w:val="DefaultParagraphFont"/>
-    <w:link w:val="Quote"/>
+  <w:style w:type="character" w:customStyle="1" w:styleId="CitaatChar">
+    <w:name w:val="Citaat Char"/>
+    <w:basedOn w:val="Standaardalinea-lettertype"/>
+    <w:link w:val="Citaat"/>
     <w:uiPriority w:val="29"/>
     <w:rsid w:val="003539DF"/>
     <w:rPr>
@@ -9819,10 +9499,10 @@
       <w:color w:val="404040" w:themeColor="text1" w:themeTint="BF"/>
     </w:rPr>
   </w:style>
-  <w:style w:type="paragraph" w:styleId="ListParagraph">
+  <w:style w:type="paragraph" w:styleId="Lijstalinea">
     <w:name w:val="List Paragraph"/>
-    <w:basedOn w:val="Normal"/>
-    <w:link w:val="ListParagraphChar"/>
+    <w:basedOn w:val="Standaard"/>
+    <w:link w:val="LijstalineaChar"/>
     <w:uiPriority w:val="34"/>
     <w:qFormat/>
     <w:rsid w:val="003539DF"/>
@@ -9831,9 +9511,9 @@
       <w:contextualSpacing/>
     </w:pPr>
   </w:style>
-  <w:style w:type="character" w:styleId="IntenseEmphasis">
+  <w:style w:type="character" w:styleId="Intensievebenadrukking">
     <w:name w:val="Intense Emphasis"/>
-    <w:basedOn w:val="DefaultParagraphFont"/>
+    <w:basedOn w:val="Standaardalinea-lettertype"/>
     <w:uiPriority w:val="21"/>
     <w:qFormat/>
     <w:rsid w:val="003539DF"/>
@@ -9843,18 +9523,18 @@
       <w:color w:val="0F4761" w:themeColor="accent1" w:themeShade="BF"/>
     </w:rPr>
   </w:style>
-  <w:style w:type="paragraph" w:styleId="IntenseQuote">
+  <w:style w:type="paragraph" w:styleId="Duidelijkcitaat">
     <w:name w:val="Intense Quote"/>
-    <w:basedOn w:val="Normal"/>
-    <w:next w:val="Normal"/>
-    <w:link w:val="IntenseQuoteChar"/>
+    <w:basedOn w:val="Standaard"/>
+    <w:next w:val="Standaard"/>
+    <w:link w:val="DuidelijkcitaatChar"/>
     <w:uiPriority w:val="30"/>
     <w:qFormat/>
     <w:rsid w:val="003539DF"/>
     <w:pPr>
       <w:pBdr>
-        <w:top w:val="single" w:color="0F4761" w:themeColor="accent1" w:themeShade="BF" w:sz="4" w:space="10"/>
-        <w:bottom w:val="single" w:color="0F4761" w:themeColor="accent1" w:themeShade="BF" w:sz="4" w:space="10"/>
+        <w:top w:val="single" w:sz="4" w:space="10" w:color="0F4761" w:themeColor="accent1" w:themeShade="BF"/>
+        <w:bottom w:val="single" w:sz="4" w:space="10" w:color="0F4761" w:themeColor="accent1" w:themeShade="BF"/>
       </w:pBdr>
       <w:spacing w:before="360" w:after="360"/>
       <w:ind w:left="864" w:right="864"/>
@@ -9866,10 +9546,10 @@
       <w:color w:val="0F4761" w:themeColor="accent1" w:themeShade="BF"/>
     </w:rPr>
   </w:style>
-  <w:style w:type="character" w:styleId="IntenseQuoteChar" w:customStyle="1">
-    <w:name w:val="Intense Quote Char"/>
-    <w:basedOn w:val="DefaultParagraphFont"/>
-    <w:link w:val="IntenseQuote"/>
+  <w:style w:type="character" w:customStyle="1" w:styleId="DuidelijkcitaatChar">
+    <w:name w:val="Duidelijk citaat Char"/>
+    <w:basedOn w:val="Standaardalinea-lettertype"/>
+    <w:link w:val="Duidelijkcitaat"/>
     <w:uiPriority w:val="30"/>
     <w:rsid w:val="003539DF"/>
     <w:rPr>
@@ -9878,9 +9558,9 @@
       <w:color w:val="0F4761" w:themeColor="accent1" w:themeShade="BF"/>
     </w:rPr>
   </w:style>
-  <w:style w:type="character" w:styleId="IntenseReference">
+  <w:style w:type="character" w:styleId="Intensieveverwijzing">
     <w:name w:val="Intense Reference"/>
-    <w:basedOn w:val="DefaultParagraphFont"/>
+    <w:basedOn w:val="Standaardalinea-lettertype"/>
     <w:uiPriority w:val="32"/>
     <w:qFormat/>
     <w:rsid w:val="003539DF"/>
@@ -9892,17 +9572,17 @@
       <w:spacing w:val="5"/>
     </w:rPr>
   </w:style>
-  <w:style w:type="character" w:styleId="ListParagraphChar" w:customStyle="1">
-    <w:name w:val="List Paragraph Char"/>
-    <w:basedOn w:val="DefaultParagraphFont"/>
-    <w:link w:val="ListParagraph"/>
+  <w:style w:type="character" w:customStyle="1" w:styleId="LijstalineaChar">
+    <w:name w:val="Lijstalinea Char"/>
+    <w:basedOn w:val="Standaardalinea-lettertype"/>
+    <w:link w:val="Lijstalinea"/>
     <w:uiPriority w:val="34"/>
     <w:qFormat/>
     <w:rsid w:val="00C22F06"/>
   </w:style>
-  <w:style w:type="table" w:styleId="TableGrid">
+  <w:style w:type="table" w:styleId="Tabelraster">
     <w:name w:val="Table Grid"/>
-    <w:basedOn w:val="TableNormal"/>
+    <w:basedOn w:val="Standaardtabel"/>
     <w:uiPriority w:val="39"/>
     <w:rsid w:val="00C22F06"/>
     <w:pPr>
@@ -9914,19 +9594,19 @@
     </w:rPr>
     <w:tblPr>
       <w:tblBorders>
-        <w:top w:val="single" w:color="auto" w:sz="4" w:space="0"/>
-        <w:left w:val="single" w:color="auto" w:sz="4" w:space="0"/>
-        <w:bottom w:val="single" w:color="auto" w:sz="4" w:space="0"/>
-        <w:right w:val="single" w:color="auto" w:sz="4" w:space="0"/>
-        <w:insideH w:val="single" w:color="auto" w:sz="4" w:space="0"/>
-        <w:insideV w:val="single" w:color="auto" w:sz="4" w:space="0"/>
+        <w:top w:val="single" w:sz="4" w:space="0" w:color="auto"/>
+        <w:left w:val="single" w:sz="4" w:space="0" w:color="auto"/>
+        <w:bottom w:val="single" w:sz="4" w:space="0" w:color="auto"/>
+        <w:right w:val="single" w:sz="4" w:space="0" w:color="auto"/>
+        <w:insideH w:val="single" w:sz="4" w:space="0" w:color="auto"/>
+        <w:insideV w:val="single" w:sz="4" w:space="0" w:color="auto"/>
       </w:tblBorders>
     </w:tblPr>
   </w:style>
-  <w:style w:type="paragraph" w:styleId="Header">
+  <w:style w:type="paragraph" w:styleId="Koptekst">
     <w:name w:val="header"/>
-    <w:basedOn w:val="Normal"/>
-    <w:link w:val="HeaderChar"/>
+    <w:basedOn w:val="Standaard"/>
+    <w:link w:val="KoptekstChar"/>
     <w:uiPriority w:val="99"/>
     <w:unhideWhenUsed/>
     <w:rsid w:val="00F65961"/>
@@ -9938,10 +9618,10 @@
       <w:spacing w:after="0" w:line="240" w:lineRule="auto"/>
     </w:pPr>
   </w:style>
-  <w:style w:type="character" w:styleId="HeaderChar" w:customStyle="1">
-    <w:name w:val="Header Char"/>
-    <w:basedOn w:val="DefaultParagraphFont"/>
-    <w:link w:val="Header"/>
+  <w:style w:type="character" w:customStyle="1" w:styleId="KoptekstChar">
+    <w:name w:val="Koptekst Char"/>
+    <w:basedOn w:val="Standaardalinea-lettertype"/>
+    <w:link w:val="Koptekst"/>
     <w:uiPriority w:val="99"/>
     <w:rsid w:val="00F65961"/>
     <w:rPr>
@@ -9950,10 +9630,10 @@
       <w:lang w:val="en-GB"/>
     </w:rPr>
   </w:style>
-  <w:style w:type="paragraph" w:styleId="Footer">
+  <w:style w:type="paragraph" w:styleId="Voettekst">
     <w:name w:val="footer"/>
-    <w:basedOn w:val="Normal"/>
-    <w:link w:val="FooterChar"/>
+    <w:basedOn w:val="Standaard"/>
+    <w:link w:val="VoettekstChar"/>
     <w:uiPriority w:val="99"/>
     <w:unhideWhenUsed/>
     <w:rsid w:val="00F65961"/>
@@ -9965,10 +9645,10 @@
       <w:spacing w:after="0" w:line="240" w:lineRule="auto"/>
     </w:pPr>
   </w:style>
-  <w:style w:type="character" w:styleId="FooterChar" w:customStyle="1">
-    <w:name w:val="Footer Char"/>
-    <w:basedOn w:val="DefaultParagraphFont"/>
-    <w:link w:val="Footer"/>
+  <w:style w:type="character" w:customStyle="1" w:styleId="VoettekstChar">
+    <w:name w:val="Voettekst Char"/>
+    <w:basedOn w:val="Standaardalinea-lettertype"/>
+    <w:link w:val="Voettekst"/>
     <w:uiPriority w:val="99"/>
     <w:rsid w:val="00F65961"/>
     <w:rPr>
@@ -9977,9 +9657,9 @@
       <w:lang w:val="en-GB"/>
     </w:rPr>
   </w:style>
-  <w:style w:type="character" w:styleId="CommentReference">
+  <w:style w:type="character" w:customStyle="1" w:styleId="CommentReference">
     <w:name w:val="Comment Reference"/>
-    <w:basedOn w:val="DefaultParagraphFont"/>
+    <w:basedOn w:val="Standaardalinea-lettertype"/>
     <w:uiPriority w:val="99"/>
     <w:semiHidden/>
     <w:unhideWhenUsed/>
@@ -9989,9 +9669,9 @@
       <w:szCs w:val="16"/>
     </w:rPr>
   </w:style>
-  <w:style w:type="paragraph" w:styleId="CommentText">
+  <w:style w:type="paragraph" w:customStyle="1" w:styleId="CommentText">
     <w:name w:val="Comment Text"/>
-    <w:basedOn w:val="Normal"/>
+    <w:basedOn w:val="Standaard"/>
     <w:link w:val="CommentTextChar"/>
     <w:uiPriority w:val="99"/>
     <w:unhideWhenUsed/>
@@ -10005,9 +9685,9 @@
       <w:lang w:val="en-GB"/>
     </w:rPr>
   </w:style>
-  <w:style w:type="character" w:styleId="CommentTextChar" w:customStyle="1">
+  <w:style w:type="character" w:customStyle="1" w:styleId="CommentTextChar">
     <w:name w:val="Comment Text Char"/>
-    <w:basedOn w:val="DefaultParagraphFont"/>
+    <w:basedOn w:val="Standaardalinea-lettertype"/>
     <w:link w:val="CommentText"/>
     <w:uiPriority w:val="99"/>
     <w:rsid w:val="002C3698"/>
@@ -10019,7 +9699,7 @@
   </w:style>
   <w:style w:type="character" w:styleId="Hyperlink">
     <w:name w:val="Hyperlink"/>
-    <w:basedOn w:val="DefaultParagraphFont"/>
+    <w:basedOn w:val="Standaardalinea-lettertype"/>
     <w:uiPriority w:val="99"/>
     <w:unhideWhenUsed/>
     <w:rsid w:val="007E4F29"/>
@@ -10028,9 +9708,9 @@
       <w:u w:val="single"/>
     </w:rPr>
   </w:style>
-  <w:style w:type="paragraph" w:styleId="CoverBold" w:customStyle="1">
+  <w:style w:type="paragraph" w:customStyle="1" w:styleId="CoverBold">
     <w:name w:val="CoverBold"/>
-    <w:basedOn w:val="Normal"/>
+    <w:basedOn w:val="Standaard"/>
     <w:link w:val="CoverBoldChar"/>
     <w:rsid w:val="007E4F29"/>
     <w:pPr>
@@ -10043,7 +9723,7 @@
       <w:jc w:val="both"/>
     </w:pPr>
     <w:rPr>
-      <w:rFonts w:ascii="Arial" w:hAnsi="Arial" w:eastAsia="Times New Roman" w:cs="Arial"/>
+      <w:rFonts w:eastAsia="Times New Roman"/>
       <w:b/>
       <w:kern w:val="0"/>
       <w:sz w:val="28"/>
@@ -10052,12 +9732,12 @@
       <w14:ligatures w14:val="none"/>
     </w:rPr>
   </w:style>
-  <w:style w:type="character" w:styleId="CoverBoldChar" w:customStyle="1">
+  <w:style w:type="character" w:customStyle="1" w:styleId="CoverBoldChar">
     <w:name w:val="CoverBold Char"/>
     <w:link w:val="CoverBold"/>
     <w:rsid w:val="007E4F29"/>
     <w:rPr>
-      <w:rFonts w:ascii="Arial" w:hAnsi="Arial" w:eastAsia="Times New Roman" w:cs="Arial"/>
+      <w:rFonts w:ascii="Arial" w:eastAsia="Times New Roman" w:hAnsi="Arial" w:cs="Arial"/>
       <w:b/>
       <w:kern w:val="0"/>
       <w:sz w:val="28"/>
@@ -10066,9 +9746,9 @@
       <w14:ligatures w14:val="none"/>
     </w:rPr>
   </w:style>
-  <w:style w:type="paragraph" w:styleId="TableParagraph" w:customStyle="1">
+  <w:style w:type="paragraph" w:customStyle="1" w:styleId="TableParagraph">
     <w:name w:val="Table Paragraph"/>
-    <w:basedOn w:val="Normal"/>
+    <w:basedOn w:val="Standaard"/>
     <w:uiPriority w:val="1"/>
     <w:qFormat/>
     <w:rsid w:val="007E4F29"/>
@@ -10077,15 +9757,15 @@
       <w:spacing w:after="0" w:line="240" w:lineRule="auto"/>
     </w:pPr>
     <w:rPr>
-      <w:rFonts w:ascii="Calibri" w:hAnsi="Calibri" w:eastAsia="Calibri" w:cs="Times New Roman"/>
+      <w:rFonts w:ascii="Calibri" w:eastAsia="Calibri" w:hAnsi="Calibri" w:cs="Times New Roman"/>
       <w:kern w:val="0"/>
       <w:lang w:val="en-US"/>
       <w14:ligatures w14:val="none"/>
     </w:rPr>
   </w:style>
-  <w:style w:type="table" w:styleId="Vragenlijst" w:customStyle="1">
+  <w:style w:type="table" w:customStyle="1" w:styleId="Vragenlijst">
     <w:name w:val="Vragenlijst"/>
-    <w:basedOn w:val="TableNormal"/>
+    <w:basedOn w:val="Standaardtabel"/>
     <w:uiPriority w:val="99"/>
     <w:rsid w:val="007E4F29"/>
     <w:pPr>
@@ -10120,9 +9800,9 @@
       </w:tcPr>
     </w:tblStylePr>
   </w:style>
-  <w:style w:type="table" w:styleId="Stijl1" w:customStyle="1">
+  <w:style w:type="table" w:customStyle="1" w:styleId="Stijl1">
     <w:name w:val="Stijl1"/>
-    <w:basedOn w:val="TableNormal"/>
+    <w:basedOn w:val="Standaardtabel"/>
     <w:uiPriority w:val="99"/>
     <w:rsid w:val="007E4F29"/>
     <w:pPr>
@@ -10148,16 +9828,16 @@
       </w:tcPr>
     </w:tblStylePr>
   </w:style>
-  <w:style w:type="paragraph" w:styleId="EndNoteBibliography" w:customStyle="1">
+  <w:style w:type="paragraph" w:customStyle="1" w:styleId="EndNoteBibliography">
     <w:name w:val="EndNote Bibliography"/>
-    <w:basedOn w:val="Normal"/>
+    <w:basedOn w:val="Standaard"/>
     <w:link w:val="EndNoteBibliographyChar"/>
     <w:rsid w:val="007E4F29"/>
     <w:pPr>
       <w:spacing w:after="0" w:line="240" w:lineRule="auto"/>
     </w:pPr>
     <w:rPr>
-      <w:rFonts w:ascii="Univers" w:hAnsi="Univers" w:eastAsia="Times New Roman" w:cs="Times New Roman"/>
+      <w:rFonts w:ascii="Univers" w:eastAsia="Times New Roman" w:hAnsi="Univers" w:cs="Times New Roman"/>
       <w:noProof/>
       <w:kern w:val="0"/>
       <w:sz w:val="20"/>
@@ -10166,13 +9846,13 @@
       <w14:ligatures w14:val="none"/>
     </w:rPr>
   </w:style>
-  <w:style w:type="character" w:styleId="EndNoteBibliographyChar" w:customStyle="1">
+  <w:style w:type="character" w:customStyle="1" w:styleId="EndNoteBibliographyChar">
     <w:name w:val="EndNote Bibliography Char"/>
-    <w:basedOn w:val="DefaultParagraphFont"/>
+    <w:basedOn w:val="Standaardalinea-lettertype"/>
     <w:link w:val="EndNoteBibliography"/>
     <w:rsid w:val="007E4F29"/>
     <w:rPr>
-      <w:rFonts w:ascii="Univers" w:hAnsi="Univers" w:eastAsia="Times New Roman" w:cs="Times New Roman"/>
+      <w:rFonts w:ascii="Univers" w:eastAsia="Times New Roman" w:hAnsi="Univers" w:cs="Times New Roman"/>
       <w:noProof/>
       <w:kern w:val="0"/>
       <w:sz w:val="20"/>
@@ -10181,11 +9861,43 @@
       <w14:ligatures w14:val="none"/>
     </w:rPr>
   </w:style>
+  <w:style w:type="paragraph" w:customStyle="1" w:styleId="Stijl2">
+    <w:name w:val="Stijl2"/>
+    <w:basedOn w:val="Standaard"/>
+    <w:link w:val="Stijl2Char"/>
+    <w:qFormat/>
+    <w:rsid w:val="00CB3A2F"/>
+    <w:pPr>
+      <w:spacing w:after="120" w:line="360" w:lineRule="auto"/>
+      <w:jc w:val="center"/>
+    </w:pPr>
+    <w:rPr>
+      <w:b/>
+      <w:bCs/>
+      <w:color w:val="123A5F"/>
+      <w:sz w:val="28"/>
+      <w:szCs w:val="28"/>
+    </w:rPr>
+  </w:style>
+  <w:style w:type="character" w:customStyle="1" w:styleId="Stijl2Char">
+    <w:name w:val="Stijl2 Char"/>
+    <w:basedOn w:val="Standaardalinea-lettertype"/>
+    <w:link w:val="Stijl2"/>
+    <w:rsid w:val="00CB3A2F"/>
+    <w:rPr>
+      <w:rFonts w:ascii="Arial" w:eastAsia="Arial" w:hAnsi="Arial" w:cs="Arial"/>
+      <w:b/>
+      <w:bCs/>
+      <w:color w:val="123A5F"/>
+      <w:sz w:val="28"/>
+      <w:szCs w:val="28"/>
+    </w:rPr>
+  </w:style>
 </w:styles>
 </file>
 
 <file path=word/theme/theme1.xml><?xml version="1.0" encoding="utf-8"?>
-<a:theme xmlns:a="http://schemas.openxmlformats.org/drawingml/2006/main" xmlns:thm15="http://schemas.microsoft.com/office/thememl/2012/main" name="Office Theme">
+<a:theme xmlns:a="http://schemas.openxmlformats.org/drawingml/2006/main" name="Office Theme">
   <a:themeElements>
     <a:clrScheme name="Office">
       <a:dk1>
@@ -10500,6 +10212,12 @@
 </file>
 
 <file path=customXml/item1.xml><?xml version="1.0" encoding="utf-8"?>
+<p:properties xmlns:p="http://schemas.microsoft.com/office/2006/metadata/properties" xmlns:xsi="http://www.w3.org/2001/XMLSchema-instance" xmlns:pc="http://schemas.microsoft.com/office/infopath/2007/PartnerControls">
+  <documentManagement/>
+</p:properties>
+</file>
+
+<file path=customXml/item2.xml><?xml version="1.0" encoding="utf-8"?>
 <ct:contentTypeSchema xmlns:ct="http://schemas.microsoft.com/office/2006/metadata/contentType" xmlns:ma="http://schemas.microsoft.com/office/2006/metadata/properties/metaAttributes" ct:_="" ma:_="" ma:contentTypeName="Document" ma:contentTypeID="0x010100F1B33D7B57FFEC4BB77B5001C5B93838" ma:contentTypeVersion="6" ma:contentTypeDescription="Een nieuw document maken." ma:contentTypeScope="" ma:versionID="59579db12405a868ad0e92c5e4f74ae1">
   <xsd:schema xmlns:xsd="http://www.w3.org/2001/XMLSchema" xmlns:xs="http://www.w3.org/2001/XMLSchema" xmlns:p="http://schemas.microsoft.com/office/2006/metadata/properties" xmlns:ns2="f44e6bd5-09db-4117-8b15-adf399208dc6" targetNamespace="http://schemas.microsoft.com/office/2006/metadata/properties" ma:root="true" ma:fieldsID="98cf673e6ff17a9b7a889e3f7df574b2" ns2:_="">
     <xsd:import namespace="f44e6bd5-09db-4117-8b15-adf399208dc6"/>
@@ -10655,7 +10373,7 @@
 </ct:contentTypeSchema>
 </file>
 
-<file path=customXml/item2.xml><?xml version="1.0" encoding="utf-8"?>
+<file path=customXml/item3.xml><?xml version="1.0" encoding="utf-8"?>
 <?mso-contentType ?>
 <FormTemplates xmlns="http://schemas.microsoft.com/sharepoint/v3/contenttype/forms">
   <Display>DocumentLibraryForm</Display>
@@ -10664,20 +10382,37 @@
 </FormTemplates>
 </file>
 
-<file path=customXml/item3.xml><?xml version="1.0" encoding="utf-8"?>
-<p:properties xmlns:p="http://schemas.microsoft.com/office/2006/metadata/properties" xmlns:xsi="http://www.w3.org/2001/XMLSchema-instance" xmlns:pc="http://schemas.microsoft.com/office/infopath/2007/PartnerControls">
-  <documentManagement/>
-</p:properties>
-</file>
-
 <file path=customXml/itemProps1.xml><?xml version="1.0" encoding="utf-8"?>
-<ds:datastoreItem xmlns:ds="http://schemas.openxmlformats.org/officeDocument/2006/customXml" ds:itemID="{B96DDD17-B286-424C-861F-63A310B6984A}"/>
+<ds:datastoreItem xmlns:ds="http://schemas.openxmlformats.org/officeDocument/2006/customXml" ds:itemID="{A1FD731A-913B-4CD7-8A3E-477DA14D09EC}">
+  <ds:schemaRefs>
+    <ds:schemaRef ds:uri="http://schemas.microsoft.com/office/2006/metadata/properties"/>
+    <ds:schemaRef ds:uri="http://schemas.microsoft.com/office/infopath/2007/PartnerControls"/>
+  </ds:schemaRefs>
+</ds:datastoreItem>
 </file>
 
 <file path=customXml/itemProps2.xml><?xml version="1.0" encoding="utf-8"?>
-<ds:datastoreItem xmlns:ds="http://schemas.openxmlformats.org/officeDocument/2006/customXml" ds:itemID="{978DD90E-7989-4AA1-9169-18B7898265E4}"/>
+<ds:datastoreItem xmlns:ds="http://schemas.openxmlformats.org/officeDocument/2006/customXml" ds:itemID="{B96DDD17-B286-424C-861F-63A310B6984A}">
+  <ds:schemaRefs>
+    <ds:schemaRef ds:uri="http://schemas.microsoft.com/office/2006/metadata/contentType"/>
+    <ds:schemaRef ds:uri="http://schemas.microsoft.com/office/2006/metadata/properties/metaAttributes"/>
+    <ds:schemaRef ds:uri="http://www.w3.org/2001/XMLSchema"/>
+    <ds:schemaRef ds:uri="http://schemas.microsoft.com/office/2006/metadata/properties"/>
+    <ds:schemaRef ds:uri="f44e6bd5-09db-4117-8b15-adf399208dc6"/>
+    <ds:schemaRef ds:uri="http://schemas.microsoft.com/office/2006/documentManagement/types"/>
+    <ds:schemaRef ds:uri="http://schemas.microsoft.com/office/infopath/2007/PartnerControls"/>
+    <ds:schemaRef ds:uri="http://schemas.openxmlformats.org/package/2006/metadata/core-properties"/>
+    <ds:schemaRef ds:uri="http://purl.org/dc/elements/1.1/"/>
+    <ds:schemaRef ds:uri="http://purl.org/dc/terms/"/>
+    <ds:schemaRef ds:uri="http://schemas.microsoft.com/internal/obd"/>
+  </ds:schemaRefs>
+</ds:datastoreItem>
 </file>
 
 <file path=customXml/itemProps3.xml><?xml version="1.0" encoding="utf-8"?>
-<ds:datastoreItem xmlns:ds="http://schemas.openxmlformats.org/officeDocument/2006/customXml" ds:itemID="{A1FD731A-913B-4CD7-8A3E-477DA14D09EC}"/>
+<ds:datastoreItem xmlns:ds="http://schemas.openxmlformats.org/officeDocument/2006/customXml" ds:itemID="{978DD90E-7989-4AA1-9169-18B7898265E4}">
+  <ds:schemaRefs>
+    <ds:schemaRef ds:uri="http://schemas.microsoft.com/sharepoint/v3/contenttype/forms"/>
+  </ds:schemaRefs>
+</ds:datastoreItem>
 </file>